--- a/assets/pdf/CV-Yanghonghui Chen.docx
+++ b/assets/pdf/CV-Yanghonghui Chen.docx
@@ -18,7 +18,8 @@
         <w:tblLook w:val="04A0" w:firstRow="1" w:lastRow="0" w:firstColumn="1" w:lastColumn="0" w:noHBand="0" w:noVBand="1"/>
       </w:tblPr>
       <w:tblGrid>
-        <w:gridCol w:w="6091"/>
+        <w:gridCol w:w="5667"/>
+        <w:gridCol w:w="424"/>
         <w:gridCol w:w="992"/>
         <w:gridCol w:w="1328"/>
         <w:gridCol w:w="94"/>
@@ -32,7 +33,7 @@
         <w:tc>
           <w:tcPr>
             <w:tcW w:w="11335" w:type="dxa"/>
-            <w:gridSpan w:val="9"/>
+            <w:gridSpan w:val="10"/>
             <w:tcBorders>
               <w:top w:val="nil"/>
               <w:left w:val="nil"/>
@@ -68,7 +69,7 @@
               <w:ind w:left="0" w:firstLine="0"/>
               <w:jc w:val="center"/>
               <w:rPr>
-                <w:rFonts w:ascii="Times New Roman" w:eastAsiaTheme="minorEastAsia" w:hAnsi="Times New Roman" w:cs="Times New Roman" w:hint="eastAsia"/>
+                <w:rFonts w:ascii="Times New Roman" w:eastAsiaTheme="minorEastAsia" w:hAnsi="Times New Roman" w:cs="Times New Roman"/>
                 <w:bCs/>
                 <w:szCs w:val="22"/>
               </w:rPr>
@@ -95,25 +96,9 @@
                 <w:bCs/>
                 <w:szCs w:val="22"/>
               </w:rPr>
-              <w:t>+(86) 13396886608 | Email: y</w:t>
-            </w:r>
-            <w:r>
-              <w:rPr>
-                <w:rFonts w:ascii="Times New Roman" w:eastAsiaTheme="minorEastAsia" w:hAnsi="Times New Roman" w:cs="Times New Roman" w:hint="eastAsia"/>
-                <w:bCs/>
-                <w:szCs w:val="22"/>
-              </w:rPr>
-              <w:t>anghonghui.21@intl.zju.edu.cn</w:t>
-            </w:r>
-            <w:r>
-              <w:rPr>
-                <w:rFonts w:ascii="Times New Roman" w:eastAsiaTheme="minorEastAsia" w:hAnsi="Times New Roman" w:cs="Times New Roman"/>
-                <w:bCs/>
-                <w:szCs w:val="22"/>
-              </w:rPr>
-              <w:t xml:space="preserve"> | </w:t>
-            </w:r>
-            <w:hyperlink r:id="rId5" w:history="1">
+              <w:t xml:space="preserve">+(86) 13396886608 | Email: </w:t>
+            </w:r>
+            <w:hyperlink r:id="rId7" w:history="1">
               <w:r>
                 <w:rPr>
                   <w:rStyle w:val="Hyperlink"/>
@@ -121,7 +106,7 @@
                   <w:bCs/>
                   <w:szCs w:val="22"/>
                 </w:rPr>
-                <w:t>Perso</w:t>
+                <w:t>cyhh</w:t>
               </w:r>
               <w:r>
                 <w:rPr>
@@ -130,27 +115,75 @@
                   <w:bCs/>
                   <w:szCs w:val="22"/>
                 </w:rPr>
-                <w:t>n</w:t>
+                <w:t>1443560270@gmail.com</w:t>
               </w:r>
+            </w:hyperlink>
+            <w:r>
+              <w:rPr>
+                <w:rFonts w:ascii="Times New Roman" w:eastAsiaTheme="minorEastAsia" w:hAnsi="Times New Roman" w:cs="Times New Roman" w:hint="eastAsia"/>
+                <w:bCs/>
+                <w:szCs w:val="22"/>
+              </w:rPr>
+              <w:t xml:space="preserve"> </w:t>
+            </w:r>
+            <w:r>
+              <w:rPr>
+                <w:rFonts w:ascii="Times New Roman" w:eastAsiaTheme="minorEastAsia" w:hAnsi="Times New Roman" w:cs="Times New Roman"/>
+                <w:bCs/>
+                <w:szCs w:val="22"/>
+              </w:rPr>
+              <w:t xml:space="preserve">| </w:t>
+            </w:r>
+            <w:r>
+              <w:t>Web</w:t>
+            </w:r>
+            <w:r>
+              <w:rPr>
+                <w:rFonts w:eastAsiaTheme="minorEastAsia" w:hint="eastAsia"/>
+              </w:rPr>
+              <w:t>site</w:t>
+            </w:r>
+            <w:r>
+              <w:rPr>
+                <w:rFonts w:eastAsiaTheme="minorEastAsia" w:hint="eastAsia"/>
+              </w:rPr>
+              <w:t xml:space="preserve">: </w:t>
+            </w:r>
+            <w:hyperlink r:id="rId8" w:history="1">
               <w:r>
                 <w:rPr>
                   <w:rStyle w:val="Hyperlink"/>
-                  <w:rFonts w:ascii="Times New Roman" w:eastAsiaTheme="minorEastAsia" w:hAnsi="Times New Roman" w:cs="Times New Roman" w:hint="eastAsia"/>
+                  <w:rFonts w:ascii="Times New Roman" w:eastAsiaTheme="minorEastAsia" w:hAnsi="Times New Roman" w:cs="Times New Roman"/>
                   <w:bCs/>
                   <w:szCs w:val="22"/>
                 </w:rPr>
-                <w:t>a</w:t>
-              </w:r>
-              <w:r>
-                <w:rPr>
-                  <w:rStyle w:val="Hyperlink"/>
-                  <w:rFonts w:ascii="Times New Roman" w:eastAsiaTheme="minorEastAsia" w:hAnsi="Times New Roman" w:cs="Times New Roman" w:hint="eastAsia"/>
-                  <w:bCs/>
-                  <w:szCs w:val="22"/>
-                </w:rPr>
-                <w:t>l Website</w:t>
+                <w:t>https://yonghonghui.github.io/</w:t>
               </w:r>
             </w:hyperlink>
+          </w:p>
+          <w:p>
+            <w:pPr>
+              <w:spacing w:after="0" w:line="259" w:lineRule="auto"/>
+              <w:ind w:left="0" w:firstLine="0"/>
+              <w:jc w:val="center"/>
+              <w:rPr>
+                <w:rFonts w:ascii="Times New Roman" w:eastAsiaTheme="minorEastAsia" w:hAnsi="Times New Roman" w:cs="Times New Roman"/>
+                <w:bCs/>
+                <w:szCs w:val="22"/>
+              </w:rPr>
+            </w:pPr>
+          </w:p>
+          <w:p>
+            <w:pPr>
+              <w:spacing w:after="0" w:line="259" w:lineRule="auto"/>
+              <w:ind w:left="0" w:firstLine="0"/>
+              <w:jc w:val="center"/>
+              <w:rPr>
+                <w:rFonts w:ascii="Times New Roman" w:eastAsiaTheme="minorEastAsia" w:hAnsi="Times New Roman" w:cs="Times New Roman"/>
+                <w:bCs/>
+                <w:szCs w:val="22"/>
+              </w:rPr>
+            </w:pPr>
           </w:p>
         </w:tc>
       </w:tr>
@@ -161,7 +194,7 @@
         <w:tc>
           <w:tcPr>
             <w:tcW w:w="11335" w:type="dxa"/>
-            <w:gridSpan w:val="9"/>
+            <w:gridSpan w:val="10"/>
             <w:tcBorders>
               <w:top w:val="nil"/>
               <w:left w:val="nil"/>
@@ -198,7 +231,7 @@
         <w:tc>
           <w:tcPr>
             <w:tcW w:w="7083" w:type="dxa"/>
-            <w:gridSpan w:val="2"/>
+            <w:gridSpan w:val="3"/>
             <w:tcBorders>
               <w:top w:val="dotted" w:sz="4" w:space="0" w:color="auto"/>
               <w:left w:val="nil"/>
@@ -263,7 +296,7 @@
         <w:tc>
           <w:tcPr>
             <w:tcW w:w="7083" w:type="dxa"/>
-            <w:gridSpan w:val="2"/>
+            <w:gridSpan w:val="3"/>
             <w:tcBorders>
               <w:top w:val="nil"/>
               <w:left w:val="nil"/>
@@ -319,7 +352,31 @@
                 <w:bCs/>
                 <w:szCs w:val="22"/>
               </w:rPr>
-              <w:t>September 2021 - now</w:t>
+              <w:t xml:space="preserve">September 2021 </w:t>
+            </w:r>
+            <w:r>
+              <w:rPr>
+                <w:rFonts w:ascii="Times New Roman" w:eastAsiaTheme="minorEastAsia" w:hAnsi="Times New Roman" w:cs="Times New Roman"/>
+                <w:bCs/>
+                <w:szCs w:val="22"/>
+              </w:rPr>
+              <w:t>–</w:t>
+            </w:r>
+            <w:r>
+              <w:rPr>
+                <w:rFonts w:ascii="Times New Roman" w:eastAsiaTheme="minorEastAsia" w:hAnsi="Times New Roman" w:cs="Times New Roman"/>
+                <w:bCs/>
+                <w:szCs w:val="22"/>
+              </w:rPr>
+              <w:t xml:space="preserve"> </w:t>
+            </w:r>
+            <w:r>
+              <w:rPr>
+                <w:rFonts w:ascii="Times New Roman" w:eastAsiaTheme="minorEastAsia" w:hAnsi="Times New Roman" w:cs="Times New Roman" w:hint="eastAsia"/>
+                <w:bCs/>
+                <w:szCs w:val="22"/>
+              </w:rPr>
+              <w:t>June 2025</w:t>
             </w:r>
           </w:p>
         </w:tc>
@@ -328,7 +385,7 @@
         <w:tc>
           <w:tcPr>
             <w:tcW w:w="7083" w:type="dxa"/>
-            <w:gridSpan w:val="2"/>
+            <w:gridSpan w:val="3"/>
             <w:tcBorders>
               <w:top w:val="nil"/>
               <w:left w:val="nil"/>
@@ -393,7 +450,7 @@
         <w:tc>
           <w:tcPr>
             <w:tcW w:w="7083" w:type="dxa"/>
-            <w:gridSpan w:val="2"/>
+            <w:gridSpan w:val="3"/>
             <w:tcBorders>
               <w:top w:val="nil"/>
               <w:left w:val="nil"/>
@@ -489,7 +546,31 @@
                 <w:bCs/>
                 <w:szCs w:val="22"/>
               </w:rPr>
-              <w:t>September 2021 - now</w:t>
+              <w:t xml:space="preserve">September 2021 </w:t>
+            </w:r>
+            <w:r>
+              <w:rPr>
+                <w:rFonts w:ascii="Times New Roman" w:eastAsiaTheme="minorEastAsia" w:hAnsi="Times New Roman" w:cs="Times New Roman"/>
+                <w:bCs/>
+                <w:szCs w:val="22"/>
+              </w:rPr>
+              <w:t>–</w:t>
+            </w:r>
+            <w:r>
+              <w:rPr>
+                <w:rFonts w:ascii="Times New Roman" w:eastAsiaTheme="minorEastAsia" w:hAnsi="Times New Roman" w:cs="Times New Roman"/>
+                <w:bCs/>
+                <w:szCs w:val="22"/>
+              </w:rPr>
+              <w:t xml:space="preserve"> </w:t>
+            </w:r>
+            <w:r>
+              <w:rPr>
+                <w:rFonts w:ascii="Times New Roman" w:eastAsiaTheme="minorEastAsia" w:hAnsi="Times New Roman" w:cs="Times New Roman" w:hint="eastAsia"/>
+                <w:bCs/>
+                <w:szCs w:val="22"/>
+              </w:rPr>
+              <w:t>June 2025</w:t>
             </w:r>
           </w:p>
         </w:tc>
@@ -498,7 +579,7 @@
         <w:tc>
           <w:tcPr>
             <w:tcW w:w="11335" w:type="dxa"/>
-            <w:gridSpan w:val="9"/>
+            <w:gridSpan w:val="10"/>
             <w:tcBorders>
               <w:top w:val="nil"/>
               <w:left w:val="nil"/>
@@ -512,16 +593,27 @@
               <w:ind w:left="0" w:firstLine="0"/>
               <w:rPr>
                 <w:rFonts w:ascii="Times New Roman" w:eastAsiaTheme="minorEastAsia" w:hAnsi="Times New Roman" w:cs="Times New Roman"/>
-                <w:bCs/>
-                <w:szCs w:val="22"/>
-              </w:rPr>
-            </w:pPr>
-            <w:r>
-              <w:rPr>
-                <w:rFonts w:ascii="Times New Roman" w:eastAsiaTheme="minorEastAsia" w:hAnsi="Times New Roman" w:cs="Times New Roman"/>
                 <w:b/>
                 <w:szCs w:val="22"/>
               </w:rPr>
+            </w:pPr>
+          </w:p>
+          <w:p>
+            <w:pPr>
+              <w:spacing w:after="0" w:line="259" w:lineRule="auto"/>
+              <w:ind w:left="0" w:firstLine="0"/>
+              <w:rPr>
+                <w:rFonts w:ascii="Times New Roman" w:eastAsiaTheme="minorEastAsia" w:hAnsi="Times New Roman" w:cs="Times New Roman"/>
+                <w:bCs/>
+                <w:szCs w:val="22"/>
+              </w:rPr>
+            </w:pPr>
+            <w:r>
+              <w:rPr>
+                <w:rFonts w:ascii="Times New Roman" w:eastAsiaTheme="minorEastAsia" w:hAnsi="Times New Roman" w:cs="Times New Roman"/>
+                <w:b/>
+                <w:szCs w:val="22"/>
+              </w:rPr>
               <w:t>Relevant coursework</w:t>
             </w:r>
             <w:r>
@@ -530,7 +622,31 @@
                 <w:bCs/>
                 <w:szCs w:val="22"/>
               </w:rPr>
-              <w:t>: Neural Interface Engineering</w:t>
+              <w:t xml:space="preserve">: </w:t>
+            </w:r>
+            <w:r>
+              <w:rPr>
+                <w:rFonts w:ascii="Times New Roman" w:eastAsiaTheme="minorEastAsia" w:hAnsi="Times New Roman" w:cs="Times New Roman" w:hint="eastAsia"/>
+                <w:bCs/>
+                <w:szCs w:val="22"/>
+              </w:rPr>
+              <w:t xml:space="preserve">Data Structures(A-), </w:t>
+            </w:r>
+            <w:r>
+              <w:rPr>
+                <w:rFonts w:ascii="Times New Roman" w:eastAsiaTheme="minorEastAsia" w:hAnsi="Times New Roman" w:cs="Times New Roman" w:hint="eastAsia"/>
+                <w:bCs/>
+                <w:szCs w:val="22"/>
+              </w:rPr>
+              <w:t xml:space="preserve">Analog </w:t>
+            </w:r>
+            <w:r>
+              <w:rPr>
+                <w:rFonts w:ascii="Times New Roman" w:eastAsiaTheme="minorEastAsia" w:hAnsi="Times New Roman" w:cs="Times New Roman"/>
+                <w:bCs/>
+                <w:szCs w:val="22"/>
+              </w:rPr>
+              <w:t>Digital Signal Processing</w:t>
             </w:r>
             <w:r>
               <w:rPr>
@@ -546,7 +662,39 @@
                 <w:bCs/>
                 <w:szCs w:val="22"/>
               </w:rPr>
-              <w:t>(A), Neural Circuits and Systems</w:t>
+              <w:t>(A</w:t>
+            </w:r>
+            <w:r>
+              <w:rPr>
+                <w:rFonts w:ascii="Times New Roman" w:eastAsiaTheme="minorEastAsia" w:hAnsi="Times New Roman" w:cs="Times New Roman" w:hint="eastAsia"/>
+                <w:bCs/>
+                <w:szCs w:val="22"/>
+              </w:rPr>
+              <w:t>+</w:t>
+            </w:r>
+            <w:r>
+              <w:rPr>
+                <w:rFonts w:ascii="Times New Roman" w:eastAsiaTheme="minorEastAsia" w:hAnsi="Times New Roman" w:cs="Times New Roman"/>
+                <w:bCs/>
+                <w:szCs w:val="22"/>
+              </w:rPr>
+              <w:t xml:space="preserve">), </w:t>
+            </w:r>
+            <w:r>
+              <w:rPr>
+                <w:rFonts w:ascii="Times New Roman" w:eastAsiaTheme="minorEastAsia" w:hAnsi="Times New Roman" w:cs="Times New Roman" w:hint="eastAsia"/>
+                <w:bCs/>
+                <w:szCs w:val="22"/>
+              </w:rPr>
+              <w:t>Digital Signal Processing(A),</w:t>
+            </w:r>
+            <w:r>
+              <w:rPr>
+                <w:rFonts w:ascii="Times New Roman" w:eastAsiaTheme="minorEastAsia" w:hAnsi="Times New Roman" w:cs="Times New Roman"/>
+                <w:bCs/>
+                <w:szCs w:val="22"/>
+              </w:rPr>
+              <w:t xml:space="preserve"> Embedded DSP</w:t>
             </w:r>
             <w:r>
               <w:rPr>
@@ -562,6 +710,22 @@
                 <w:bCs/>
                 <w:szCs w:val="22"/>
               </w:rPr>
+              <w:t>Laboratory</w:t>
+            </w:r>
+            <w:r>
+              <w:rPr>
+                <w:rFonts w:ascii="Times New Roman" w:eastAsiaTheme="minorEastAsia" w:hAnsi="Times New Roman" w:cs="Times New Roman" w:hint="eastAsia"/>
+                <w:bCs/>
+                <w:szCs w:val="22"/>
+              </w:rPr>
+              <w:t xml:space="preserve"> </w:t>
+            </w:r>
+            <w:r>
+              <w:rPr>
+                <w:rFonts w:ascii="Times New Roman" w:eastAsiaTheme="minorEastAsia" w:hAnsi="Times New Roman" w:cs="Times New Roman"/>
+                <w:bCs/>
+                <w:szCs w:val="22"/>
+              </w:rPr>
               <w:t>(A+),</w:t>
             </w:r>
             <w:r>
@@ -570,6 +734,22 @@
                 <w:bCs/>
                 <w:szCs w:val="22"/>
               </w:rPr>
+              <w:t xml:space="preserve"> Digital Systems Laboratory(A), </w:t>
+            </w:r>
+            <w:r>
+              <w:rPr>
+                <w:rFonts w:ascii="Times New Roman" w:eastAsiaTheme="minorEastAsia" w:hAnsi="Times New Roman" w:cs="Times New Roman"/>
+                <w:bCs/>
+                <w:szCs w:val="22"/>
+              </w:rPr>
+              <w:t>IoT and Cognitive Computing</w:t>
+            </w:r>
+            <w:r>
+              <w:rPr>
+                <w:rFonts w:ascii="Times New Roman" w:eastAsiaTheme="minorEastAsia" w:hAnsi="Times New Roman" w:cs="Times New Roman" w:hint="eastAsia"/>
+                <w:bCs/>
+                <w:szCs w:val="22"/>
+              </w:rPr>
               <w:t xml:space="preserve"> </w:t>
             </w:r>
             <w:r>
@@ -578,70 +758,6 @@
                 <w:bCs/>
                 <w:szCs w:val="22"/>
               </w:rPr>
-              <w:t>Embedded DSP</w:t>
-            </w:r>
-            <w:r>
-              <w:rPr>
-                <w:rFonts w:ascii="Times New Roman" w:eastAsiaTheme="minorEastAsia" w:hAnsi="Times New Roman" w:cs="Times New Roman" w:hint="eastAsia"/>
-                <w:bCs/>
-                <w:szCs w:val="22"/>
-              </w:rPr>
-              <w:t xml:space="preserve"> </w:t>
-            </w:r>
-            <w:r>
-              <w:rPr>
-                <w:rFonts w:ascii="Times New Roman" w:eastAsiaTheme="minorEastAsia" w:hAnsi="Times New Roman" w:cs="Times New Roman"/>
-                <w:bCs/>
-                <w:szCs w:val="22"/>
-              </w:rPr>
-              <w:t>Laboratory</w:t>
-            </w:r>
-            <w:r>
-              <w:rPr>
-                <w:rFonts w:ascii="Times New Roman" w:eastAsiaTheme="minorEastAsia" w:hAnsi="Times New Roman" w:cs="Times New Roman" w:hint="eastAsia"/>
-                <w:bCs/>
-                <w:szCs w:val="22"/>
-              </w:rPr>
-              <w:t xml:space="preserve"> </w:t>
-            </w:r>
-            <w:r>
-              <w:rPr>
-                <w:rFonts w:ascii="Times New Roman" w:eastAsiaTheme="minorEastAsia" w:hAnsi="Times New Roman" w:cs="Times New Roman"/>
-                <w:bCs/>
-                <w:szCs w:val="22"/>
-              </w:rPr>
-              <w:t>(A+), Digital Signal Processing</w:t>
-            </w:r>
-            <w:r>
-              <w:rPr>
-                <w:rFonts w:ascii="Times New Roman" w:eastAsiaTheme="minorEastAsia" w:hAnsi="Times New Roman" w:cs="Times New Roman" w:hint="eastAsia"/>
-                <w:bCs/>
-                <w:szCs w:val="22"/>
-              </w:rPr>
-              <w:t xml:space="preserve"> </w:t>
-            </w:r>
-            <w:r>
-              <w:rPr>
-                <w:rFonts w:ascii="Times New Roman" w:eastAsiaTheme="minorEastAsia" w:hAnsi="Times New Roman" w:cs="Times New Roman"/>
-                <w:bCs/>
-                <w:szCs w:val="22"/>
-              </w:rPr>
-              <w:t>(A), IoT and Cognitive Computing</w:t>
-            </w:r>
-            <w:r>
-              <w:rPr>
-                <w:rFonts w:ascii="Times New Roman" w:eastAsiaTheme="minorEastAsia" w:hAnsi="Times New Roman" w:cs="Times New Roman" w:hint="eastAsia"/>
-                <w:bCs/>
-                <w:szCs w:val="22"/>
-              </w:rPr>
-              <w:t xml:space="preserve"> </w:t>
-            </w:r>
-            <w:r>
-              <w:rPr>
-                <w:rFonts w:ascii="Times New Roman" w:eastAsiaTheme="minorEastAsia" w:hAnsi="Times New Roman" w:cs="Times New Roman"/>
-                <w:bCs/>
-                <w:szCs w:val="22"/>
-              </w:rPr>
               <w:t>(A)</w:t>
             </w:r>
             <w:r>
@@ -658,15 +774,7 @@
                 <w:bCs/>
                 <w:szCs w:val="22"/>
               </w:rPr>
-              <w:t xml:space="preserve"> </w:t>
-            </w:r>
-            <w:r>
-              <w:rPr>
-                <w:rFonts w:ascii="Times New Roman" w:eastAsiaTheme="minorEastAsia" w:hAnsi="Times New Roman" w:cs="Times New Roman"/>
-                <w:bCs/>
-                <w:szCs w:val="22"/>
-              </w:rPr>
-              <w:t>Probability with Engineering Applications</w:t>
+              <w:t xml:space="preserve"> Control Systems </w:t>
             </w:r>
             <w:r>
               <w:rPr>
@@ -676,50 +784,85 @@
               </w:rPr>
               <w:t>(A)</w:t>
             </w:r>
-          </w:p>
-          <w:p>
-            <w:pPr>
-              <w:spacing w:after="0" w:line="259" w:lineRule="auto"/>
-              <w:ind w:left="0" w:firstLine="0"/>
-              <w:rPr>
-                <w:rFonts w:ascii="Times New Roman" w:eastAsiaTheme="minorEastAsia" w:hAnsi="Times New Roman" w:cs="Times New Roman"/>
-                <w:bCs/>
-                <w:szCs w:val="22"/>
-              </w:rPr>
-            </w:pPr>
-            <w:r>
-              <w:rPr>
-                <w:rFonts w:ascii="Times New Roman" w:eastAsiaTheme="minorEastAsia" w:hAnsi="Times New Roman" w:cs="Times New Roman" w:hint="eastAsia"/>
-                <w:b/>
-                <w:szCs w:val="22"/>
-              </w:rPr>
-              <w:t>In progress</w:t>
-            </w:r>
-            <w:r>
-              <w:rPr>
-                <w:rFonts w:ascii="Times New Roman" w:eastAsiaTheme="minorEastAsia" w:hAnsi="Times New Roman" w:cs="Times New Roman" w:hint="eastAsia"/>
-                <w:bCs/>
-                <w:szCs w:val="22"/>
-              </w:rPr>
-              <w:t xml:space="preserve">: </w:t>
-            </w:r>
-            <w:r>
-              <w:rPr>
-                <w:rFonts w:ascii="Times New Roman" w:eastAsiaTheme="minorEastAsia" w:hAnsi="Times New Roman" w:cs="Times New Roman"/>
-                <w:bCs/>
-                <w:szCs w:val="22"/>
-              </w:rPr>
-              <w:t>Applied Parallel Programmin</w:t>
-            </w:r>
-            <w:r>
-              <w:rPr>
-                <w:rFonts w:ascii="Times New Roman" w:eastAsiaTheme="minorEastAsia" w:hAnsi="Times New Roman" w:cs="Times New Roman" w:hint="eastAsia"/>
-                <w:bCs/>
-                <w:szCs w:val="22"/>
-              </w:rPr>
-              <w:t>g, Machine Learning, Control Systems</w:t>
-            </w:r>
-          </w:p>
+            <w:r>
+              <w:rPr>
+                <w:rFonts w:ascii="Times New Roman" w:eastAsiaTheme="minorEastAsia" w:hAnsi="Times New Roman" w:cs="Times New Roman" w:hint="eastAsia"/>
+                <w:bCs/>
+                <w:szCs w:val="22"/>
+              </w:rPr>
+              <w:t xml:space="preserve">, </w:t>
+            </w:r>
+            <w:r>
+              <w:rPr>
+                <w:rFonts w:ascii="Times New Roman" w:eastAsiaTheme="minorEastAsia" w:hAnsi="Times New Roman" w:cs="Times New Roman" w:hint="eastAsia"/>
+                <w:bCs/>
+                <w:szCs w:val="22"/>
+              </w:rPr>
+              <w:t xml:space="preserve">Machine Learning(B+), </w:t>
+            </w:r>
+            <w:r>
+              <w:rPr>
+                <w:rFonts w:ascii="Times New Roman" w:eastAsiaTheme="minorEastAsia" w:hAnsi="Times New Roman" w:cs="Times New Roman"/>
+                <w:bCs/>
+                <w:szCs w:val="22"/>
+              </w:rPr>
+              <w:t>Applied Parallel Programming</w:t>
+            </w:r>
+            <w:r>
+              <w:rPr>
+                <w:rFonts w:ascii="Times New Roman" w:eastAsiaTheme="minorEastAsia" w:hAnsi="Times New Roman" w:cs="Times New Roman" w:hint="eastAsia"/>
+                <w:bCs/>
+                <w:szCs w:val="22"/>
+              </w:rPr>
+              <w:t xml:space="preserve">(B+), </w:t>
+            </w:r>
+            <w:r>
+              <w:rPr>
+                <w:rFonts w:ascii="Times New Roman" w:eastAsiaTheme="minorEastAsia" w:hAnsi="Times New Roman" w:cs="Times New Roman"/>
+                <w:bCs/>
+                <w:szCs w:val="22"/>
+              </w:rPr>
+              <w:t>Semiconductor Electronics</w:t>
+            </w:r>
+            <w:r>
+              <w:rPr>
+                <w:rFonts w:ascii="Times New Roman" w:eastAsiaTheme="minorEastAsia" w:hAnsi="Times New Roman" w:cs="Times New Roman" w:hint="eastAsia"/>
+                <w:bCs/>
+                <w:szCs w:val="22"/>
+              </w:rPr>
+              <w:t xml:space="preserve">(A-), </w:t>
+            </w:r>
+            <w:r>
+              <w:rPr>
+                <w:rFonts w:ascii="Times New Roman" w:eastAsiaTheme="minorEastAsia" w:hAnsi="Times New Roman" w:cs="Times New Roman"/>
+                <w:bCs/>
+                <w:szCs w:val="22"/>
+              </w:rPr>
+              <w:t>MEMS Devices &amp; Systems</w:t>
+            </w:r>
+            <w:r>
+              <w:rPr>
+                <w:rFonts w:ascii="Times New Roman" w:eastAsiaTheme="minorEastAsia" w:hAnsi="Times New Roman" w:cs="Times New Roman" w:hint="eastAsia"/>
+                <w:bCs/>
+                <w:szCs w:val="22"/>
+              </w:rPr>
+              <w:t>(A).</w:t>
+            </w:r>
+          </w:p>
+        </w:tc>
+      </w:tr>
+      <w:tr>
+        <w:tc>
+          <w:tcPr>
+            <w:tcW w:w="11335" w:type="dxa"/>
+            <w:gridSpan w:val="10"/>
+            <w:tcBorders>
+              <w:top w:val="nil"/>
+              <w:left w:val="nil"/>
+              <w:bottom w:val="nil"/>
+              <w:right w:val="nil"/>
+            </w:tcBorders>
+          </w:tcPr>
           <w:p>
             <w:pPr>
               <w:spacing w:after="0" w:line="259" w:lineRule="auto"/>
@@ -740,11 +883,11 @@
         <w:tc>
           <w:tcPr>
             <w:tcW w:w="7083" w:type="dxa"/>
-            <w:gridSpan w:val="2"/>
+            <w:gridSpan w:val="3"/>
             <w:tcBorders>
               <w:top w:val="nil"/>
               <w:left w:val="nil"/>
-              <w:bottom w:val="dotted" w:sz="4" w:space="0" w:color="auto"/>
+              <w:bottom w:val="single" w:sz="4" w:space="0" w:color="auto"/>
               <w:right w:val="nil"/>
             </w:tcBorders>
           </w:tcPr>
@@ -778,7 +921,7 @@
             <w:tcBorders>
               <w:top w:val="nil"/>
               <w:left w:val="nil"/>
-              <w:bottom w:val="dotted" w:sz="4" w:space="0" w:color="auto"/>
+              <w:bottom w:val="single" w:sz="4" w:space="0" w:color="auto"/>
               <w:right w:val="nil"/>
             </w:tcBorders>
           </w:tcPr>
@@ -793,6 +936,388 @@
                 <w:szCs w:val="22"/>
               </w:rPr>
             </w:pPr>
+          </w:p>
+        </w:tc>
+      </w:tr>
+      <w:tr>
+        <w:tc>
+          <w:tcPr>
+            <w:tcW w:w="11335" w:type="dxa"/>
+            <w:gridSpan w:val="10"/>
+            <w:tcBorders>
+              <w:top w:val="single" w:sz="4" w:space="0" w:color="auto"/>
+              <w:left w:val="nil"/>
+              <w:bottom w:val="nil"/>
+              <w:right w:val="nil"/>
+            </w:tcBorders>
+          </w:tcPr>
+          <w:p>
+            <w:pPr>
+              <w:spacing w:after="0" w:line="259" w:lineRule="auto"/>
+              <w:ind w:left="0" w:firstLine="0"/>
+              <w:rPr>
+                <w:rFonts w:ascii="Times New Roman" w:eastAsiaTheme="minorEastAsia" w:hAnsi="Times New Roman" w:cs="Times New Roman"/>
+                <w:b/>
+                <w:szCs w:val="22"/>
+              </w:rPr>
+            </w:pPr>
+            <w:r>
+              <w:rPr>
+                <w:rFonts w:ascii="Times New Roman" w:eastAsiaTheme="minorEastAsia" w:hAnsi="Times New Roman" w:cs="Times New Roman"/>
+                <w:b/>
+                <w:szCs w:val="22"/>
+              </w:rPr>
+              <w:t>Four-Axis Vacuum Stage for Advanced Nano-Manufacturing</w:t>
+            </w:r>
+          </w:p>
+        </w:tc>
+      </w:tr>
+      <w:tr>
+        <w:tc>
+          <w:tcPr>
+            <w:tcW w:w="5667" w:type="dxa"/>
+            <w:tcBorders>
+              <w:top w:val="nil"/>
+              <w:left w:val="nil"/>
+              <w:bottom w:val="nil"/>
+              <w:right w:val="nil"/>
+            </w:tcBorders>
+          </w:tcPr>
+          <w:p>
+            <w:pPr>
+              <w:spacing w:after="0" w:line="259" w:lineRule="auto"/>
+              <w:ind w:left="0" w:firstLine="0"/>
+              <w:rPr>
+                <w:rFonts w:ascii="Times New Roman" w:eastAsiaTheme="minorEastAsia" w:hAnsi="Times New Roman" w:cs="Times New Roman"/>
+                <w:b/>
+                <w:szCs w:val="22"/>
+              </w:rPr>
+            </w:pPr>
+            <w:r>
+              <w:rPr>
+                <w:rFonts w:ascii="Times New Roman" w:eastAsiaTheme="minorEastAsia" w:hAnsi="Times New Roman" w:cs="Times New Roman" w:hint="eastAsia"/>
+                <w:bCs/>
+                <w:szCs w:val="22"/>
+              </w:rPr>
+              <w:t xml:space="preserve">Senior </w:t>
+            </w:r>
+            <w:r>
+              <w:rPr>
+                <w:rFonts w:ascii="Times New Roman" w:eastAsiaTheme="minorEastAsia" w:hAnsi="Times New Roman" w:cs="Times New Roman" w:hint="eastAsia"/>
+                <w:bCs/>
+                <w:szCs w:val="22"/>
+              </w:rPr>
+              <w:t>Design</w:t>
+            </w:r>
+            <w:r>
+              <w:rPr>
+                <w:rFonts w:ascii="Times New Roman" w:eastAsiaTheme="minorEastAsia" w:hAnsi="Times New Roman" w:cs="Times New Roman" w:hint="eastAsia"/>
+                <w:bCs/>
+                <w:szCs w:val="22"/>
+              </w:rPr>
+              <w:t xml:space="preserve"> (Advisor: Prof.</w:t>
+            </w:r>
+            <w:r>
+              <w:rPr>
+                <w:rFonts w:ascii="Times New Roman" w:eastAsiaTheme="minorEastAsia" w:hAnsi="Times New Roman" w:cs="Times New Roman" w:hint="eastAsia"/>
+                <w:bCs/>
+                <w:szCs w:val="22"/>
+              </w:rPr>
+              <w:t xml:space="preserve"> </w:t>
+            </w:r>
+            <w:proofErr w:type="spellStart"/>
+            <w:r>
+              <w:rPr>
+                <w:rFonts w:ascii="Times New Roman" w:eastAsiaTheme="minorEastAsia" w:hAnsi="Times New Roman" w:cs="Times New Roman"/>
+                <w:bCs/>
+                <w:szCs w:val="22"/>
+              </w:rPr>
+              <w:t>Oleskiy</w:t>
+            </w:r>
+            <w:proofErr w:type="spellEnd"/>
+            <w:r>
+              <w:rPr>
+                <w:rFonts w:ascii="Times New Roman" w:eastAsiaTheme="minorEastAsia" w:hAnsi="Times New Roman" w:cs="Times New Roman"/>
+                <w:bCs/>
+                <w:szCs w:val="22"/>
+              </w:rPr>
+              <w:t xml:space="preserve"> Penkov</w:t>
+            </w:r>
+            <w:r>
+              <w:rPr>
+                <w:rFonts w:ascii="Times New Roman" w:eastAsiaTheme="minorEastAsia" w:hAnsi="Times New Roman" w:cs="Times New Roman" w:hint="eastAsia"/>
+                <w:bCs/>
+                <w:szCs w:val="22"/>
+              </w:rPr>
+              <w:t>)</w:t>
+            </w:r>
+          </w:p>
+        </w:tc>
+        <w:tc>
+          <w:tcPr>
+            <w:tcW w:w="5668" w:type="dxa"/>
+            <w:gridSpan w:val="9"/>
+            <w:tcBorders>
+              <w:top w:val="nil"/>
+              <w:left w:val="nil"/>
+              <w:bottom w:val="nil"/>
+              <w:right w:val="nil"/>
+            </w:tcBorders>
+          </w:tcPr>
+          <w:p>
+            <w:pPr>
+              <w:spacing w:after="0" w:line="259" w:lineRule="auto"/>
+              <w:ind w:left="0" w:firstLine="0"/>
+              <w:rPr>
+                <w:rFonts w:ascii="Times New Roman" w:eastAsiaTheme="minorEastAsia" w:hAnsi="Times New Roman" w:cs="Times New Roman"/>
+                <w:b/>
+                <w:szCs w:val="22"/>
+              </w:rPr>
+            </w:pPr>
+            <w:r>
+              <w:rPr>
+                <w:rFonts w:ascii="Times New Roman" w:eastAsiaTheme="minorEastAsia" w:hAnsi="Times New Roman" w:cs="Times New Roman" w:hint="eastAsia"/>
+                <w:bCs/>
+                <w:szCs w:val="22"/>
+              </w:rPr>
+              <w:t xml:space="preserve">                                                        </w:t>
+            </w:r>
+            <w:r>
+              <w:rPr>
+                <w:rFonts w:ascii="Times New Roman" w:eastAsiaTheme="minorEastAsia" w:hAnsi="Times New Roman" w:cs="Times New Roman"/>
+                <w:bCs/>
+                <w:szCs w:val="22"/>
+              </w:rPr>
+              <w:t>February</w:t>
+            </w:r>
+            <w:r>
+              <w:rPr>
+                <w:rFonts w:ascii="Times New Roman" w:eastAsiaTheme="minorEastAsia" w:hAnsi="Times New Roman" w:cs="Times New Roman"/>
+                <w:bCs/>
+                <w:szCs w:val="22"/>
+              </w:rPr>
+              <w:t xml:space="preserve"> 202</w:t>
+            </w:r>
+            <w:r>
+              <w:rPr>
+                <w:rFonts w:ascii="Times New Roman" w:eastAsiaTheme="minorEastAsia" w:hAnsi="Times New Roman" w:cs="Times New Roman" w:hint="eastAsia"/>
+                <w:bCs/>
+                <w:szCs w:val="22"/>
+              </w:rPr>
+              <w:t>5</w:t>
+            </w:r>
+            <w:r>
+              <w:rPr>
+                <w:rFonts w:ascii="Times New Roman" w:eastAsiaTheme="minorEastAsia" w:hAnsi="Times New Roman" w:cs="Times New Roman"/>
+                <w:bCs/>
+                <w:szCs w:val="22"/>
+              </w:rPr>
+              <w:t xml:space="preserve"> - May 2025</w:t>
+            </w:r>
+          </w:p>
+        </w:tc>
+      </w:tr>
+      <w:tr>
+        <w:tc>
+          <w:tcPr>
+            <w:tcW w:w="11335" w:type="dxa"/>
+            <w:gridSpan w:val="10"/>
+            <w:tcBorders>
+              <w:top w:val="nil"/>
+              <w:left w:val="nil"/>
+              <w:bottom w:val="nil"/>
+              <w:right w:val="nil"/>
+            </w:tcBorders>
+          </w:tcPr>
+          <w:p>
+            <w:pPr>
+              <w:spacing w:after="0" w:line="259" w:lineRule="auto"/>
+              <w:ind w:left="0" w:firstLine="0"/>
+              <w:rPr>
+                <w:rFonts w:ascii="Times New Roman" w:eastAsiaTheme="minorEastAsia" w:hAnsi="Times New Roman" w:cs="Times New Roman"/>
+                <w:bCs/>
+                <w:i/>
+                <w:iCs/>
+                <w:sz w:val="20"/>
+                <w:szCs w:val="20"/>
+              </w:rPr>
+            </w:pPr>
+            <w:r>
+              <w:rPr>
+                <w:rFonts w:ascii="Times New Roman" w:eastAsiaTheme="minorEastAsia" w:hAnsi="Times New Roman" w:cs="Times New Roman"/>
+                <w:b/>
+                <w:i/>
+                <w:iCs/>
+                <w:sz w:val="20"/>
+                <w:szCs w:val="20"/>
+              </w:rPr>
+              <w:t>Keyword</w:t>
+            </w:r>
+            <w:r>
+              <w:rPr>
+                <w:rFonts w:ascii="Times New Roman" w:eastAsiaTheme="minorEastAsia" w:hAnsi="Times New Roman" w:cs="Times New Roman"/>
+                <w:bCs/>
+                <w:i/>
+                <w:iCs/>
+                <w:sz w:val="20"/>
+                <w:szCs w:val="20"/>
+              </w:rPr>
+              <w:t>s:</w:t>
+            </w:r>
+            <w:r>
+              <w:rPr>
+                <w:rFonts w:ascii="Times New Roman" w:eastAsiaTheme="minorEastAsia" w:hAnsi="Times New Roman" w:cs="Times New Roman" w:hint="eastAsia"/>
+                <w:bCs/>
+                <w:i/>
+                <w:iCs/>
+                <w:sz w:val="20"/>
+                <w:szCs w:val="20"/>
+              </w:rPr>
+              <w:t xml:space="preserve"> </w:t>
+            </w:r>
+            <w:r>
+              <w:rPr>
+                <w:rFonts w:ascii="Times New Roman" w:eastAsiaTheme="minorEastAsia" w:hAnsi="Times New Roman" w:cs="Times New Roman"/>
+                <w:bCs/>
+                <w:i/>
+                <w:iCs/>
+                <w:sz w:val="20"/>
+                <w:szCs w:val="20"/>
+              </w:rPr>
+              <w:t>STM32, RS-485, Stepper Motor Control, PCB Design, HMI, FSM</w:t>
+            </w:r>
+            <w:r>
+              <w:rPr>
+                <w:rFonts w:ascii="Times New Roman" w:eastAsiaTheme="minorEastAsia" w:hAnsi="Times New Roman" w:cs="Times New Roman" w:hint="eastAsia"/>
+                <w:bCs/>
+                <w:i/>
+                <w:iCs/>
+                <w:sz w:val="20"/>
+                <w:szCs w:val="20"/>
+              </w:rPr>
+              <w:t>, C/C++</w:t>
+            </w:r>
+          </w:p>
+          <w:p>
+            <w:pPr>
+              <w:pStyle w:val="ListParagraph"/>
+              <w:numPr>
+                <w:ilvl w:val="0"/>
+                <w:numId w:val="2"/>
+              </w:numPr>
+              <w:spacing w:after="0" w:line="259" w:lineRule="auto"/>
+              <w:ind w:firstLineChars="0"/>
+              <w:rPr>
+                <w:rFonts w:ascii="Times New Roman" w:eastAsiaTheme="minorEastAsia" w:hAnsi="Times New Roman" w:cs="Times New Roman"/>
+                <w:bCs/>
+                <w:szCs w:val="22"/>
+              </w:rPr>
+            </w:pPr>
+            <w:r>
+              <w:rPr>
+                <w:rFonts w:ascii="Times New Roman" w:eastAsiaTheme="minorEastAsia" w:hAnsi="Times New Roman" w:cs="Times New Roman"/>
+                <w:bCs/>
+                <w:szCs w:val="22"/>
+              </w:rPr>
+              <w:t>Control System Design: Engineered an STM32-based control system for a 4-DOF robotic arm, using the RS-485 protocol for robust communication with four stepper motor drivers. Developed control logic for precise multi-axis motion and implemented a Finite State Machine (FSM) to automate complex coating sequences.</w:t>
+            </w:r>
+          </w:p>
+          <w:p>
+            <w:pPr>
+              <w:pStyle w:val="ListParagraph"/>
+              <w:numPr>
+                <w:ilvl w:val="0"/>
+                <w:numId w:val="2"/>
+              </w:numPr>
+              <w:spacing w:after="0" w:line="259" w:lineRule="auto"/>
+              <w:ind w:firstLineChars="0"/>
+              <w:rPr>
+                <w:rFonts w:ascii="Times New Roman" w:eastAsiaTheme="minorEastAsia" w:hAnsi="Times New Roman" w:cs="Times New Roman"/>
+                <w:bCs/>
+                <w:szCs w:val="22"/>
+              </w:rPr>
+            </w:pPr>
+            <w:r>
+              <w:rPr>
+                <w:rFonts w:ascii="Times New Roman" w:eastAsiaTheme="minorEastAsia" w:hAnsi="Times New Roman" w:cs="Times New Roman"/>
+                <w:bCs/>
+                <w:szCs w:val="22"/>
+              </w:rPr>
+              <w:t>Custom PCB Development: Independently designed and validated a custom PCB to integrate the power distribution (24V) and RS-485 communication bus. The design minimized signal interference and voltage drop, ensuring system reliability in a high-vacuum environment.</w:t>
+            </w:r>
+          </w:p>
+          <w:p>
+            <w:pPr>
+              <w:pStyle w:val="ListParagraph"/>
+              <w:numPr>
+                <w:ilvl w:val="0"/>
+                <w:numId w:val="2"/>
+              </w:numPr>
+              <w:spacing w:after="0" w:line="259" w:lineRule="auto"/>
+              <w:ind w:firstLineChars="0"/>
+              <w:rPr>
+                <w:rFonts w:ascii="Times New Roman" w:eastAsiaTheme="minorEastAsia" w:hAnsi="Times New Roman" w:cs="Times New Roman"/>
+                <w:bCs/>
+                <w:szCs w:val="22"/>
+              </w:rPr>
+            </w:pPr>
+            <w:r>
+              <w:rPr>
+                <w:rFonts w:ascii="Times New Roman" w:eastAsiaTheme="minorEastAsia" w:hAnsi="Times New Roman" w:cs="Times New Roman"/>
+                <w:bCs/>
+                <w:szCs w:val="22"/>
+              </w:rPr>
+              <w:t>HMI &amp; User Interface: Created an intuitive HMI using a TFT touchscreen and physical buttons. The interface provides real-time monitoring of motor status (speed, position) and allows for one-touch execution of preset programs and emergency stops.</w:t>
+            </w:r>
+          </w:p>
+        </w:tc>
+      </w:tr>
+      <w:tr>
+        <w:tc>
+          <w:tcPr>
+            <w:tcW w:w="11335" w:type="dxa"/>
+            <w:gridSpan w:val="10"/>
+            <w:tcBorders>
+              <w:top w:val="nil"/>
+              <w:left w:val="nil"/>
+              <w:bottom w:val="nil"/>
+              <w:right w:val="nil"/>
+            </w:tcBorders>
+          </w:tcPr>
+          <w:p>
+            <w:pPr>
+              <w:spacing w:after="0" w:line="259" w:lineRule="auto"/>
+              <w:ind w:left="0" w:firstLine="0"/>
+              <w:rPr>
+                <w:rFonts w:ascii="Times New Roman" w:eastAsiaTheme="minorEastAsia" w:hAnsi="Times New Roman" w:cs="Times New Roman"/>
+                <w:b/>
+                <w:szCs w:val="22"/>
+              </w:rPr>
+            </w:pPr>
+            <w:r>
+              <w:rPr>
+                <w:rFonts w:ascii="Times New Roman" w:eastAsiaTheme="minorEastAsia" w:hAnsi="Times New Roman" w:cs="Times New Roman"/>
+                <w:b/>
+                <w:szCs w:val="22"/>
+              </w:rPr>
+              <w:t>Scalable</w:t>
+            </w:r>
+            <w:r>
+              <w:rPr>
+                <w:rFonts w:ascii="Times New Roman" w:eastAsiaTheme="minorEastAsia" w:hAnsi="Times New Roman" w:cs="Times New Roman" w:hint="eastAsia"/>
+                <w:b/>
+                <w:szCs w:val="22"/>
+              </w:rPr>
+              <w:t xml:space="preserve"> </w:t>
+            </w:r>
+            <w:r>
+              <w:rPr>
+                <w:rFonts w:ascii="Times New Roman" w:eastAsiaTheme="minorEastAsia" w:hAnsi="Times New Roman" w:cs="Times New Roman"/>
+                <w:b/>
+                <w:szCs w:val="22"/>
+              </w:rPr>
+              <w:t>EEG Signal Classification via Federated Learning</w:t>
+            </w:r>
           </w:p>
         </w:tc>
       </w:tr>
@@ -800,9 +1325,9 @@
         <w:tc>
           <w:tcPr>
             <w:tcW w:w="8411" w:type="dxa"/>
-            <w:gridSpan w:val="3"/>
+            <w:gridSpan w:val="4"/>
             <w:tcBorders>
-              <w:top w:val="dotted" w:sz="4" w:space="0" w:color="auto"/>
+              <w:top w:val="nil"/>
               <w:left w:val="nil"/>
               <w:bottom w:val="nil"/>
               <w:right w:val="nil"/>
@@ -811,20 +1336,20 @@
           <w:p>
             <w:pPr>
               <w:spacing w:after="0" w:line="259" w:lineRule="auto"/>
-              <w:ind w:left="0" w:firstLine="0"/>
-              <w:rPr>
-                <w:rFonts w:ascii="Times New Roman" w:eastAsiaTheme="minorEastAsia" w:hAnsi="Times New Roman" w:cs="Times New Roman"/>
-                <w:b/>
-                <w:szCs w:val="22"/>
-              </w:rPr>
-            </w:pPr>
-            <w:r>
-              <w:rPr>
-                <w:rFonts w:ascii="Times New Roman" w:eastAsiaTheme="minorEastAsia" w:hAnsi="Times New Roman" w:cs="Times New Roman"/>
-                <w:b/>
-                <w:szCs w:val="22"/>
-              </w:rPr>
-              <w:t>Optimized Convolutional Layer Implementation Using CUDA</w:t>
+              <w:ind w:left="0" w:right="1287" w:firstLine="0"/>
+              <w:rPr>
+                <w:rFonts w:ascii="Times New Roman" w:eastAsiaTheme="minorEastAsia" w:hAnsi="Times New Roman" w:cs="Times New Roman"/>
+                <w:bCs/>
+                <w:szCs w:val="22"/>
+              </w:rPr>
+            </w:pPr>
+            <w:r>
+              <w:rPr>
+                <w:rFonts w:ascii="Times New Roman" w:eastAsiaTheme="minorEastAsia" w:hAnsi="Times New Roman" w:cs="Times New Roman" w:hint="eastAsia"/>
+                <w:bCs/>
+                <w:szCs w:val="22"/>
+              </w:rPr>
+              <w:t>Senior Thesis (Advisor: Prof. Howard Yang)</w:t>
             </w:r>
           </w:p>
         </w:tc>
@@ -833,7 +1358,339 @@
             <w:tcW w:w="2924" w:type="dxa"/>
             <w:gridSpan w:val="6"/>
             <w:tcBorders>
-              <w:top w:val="dotted" w:sz="4" w:space="0" w:color="auto"/>
+              <w:top w:val="nil"/>
+              <w:left w:val="nil"/>
+              <w:bottom w:val="nil"/>
+              <w:right w:val="nil"/>
+            </w:tcBorders>
+          </w:tcPr>
+          <w:p>
+            <w:pPr>
+              <w:spacing w:after="0" w:line="259" w:lineRule="auto"/>
+              <w:ind w:left="-55" w:firstLine="0"/>
+              <w:rPr>
+                <w:rFonts w:ascii="Times New Roman" w:eastAsiaTheme="minorEastAsia" w:hAnsi="Times New Roman" w:cs="Times New Roman"/>
+                <w:bCs/>
+                <w:szCs w:val="22"/>
+              </w:rPr>
+            </w:pPr>
+            <w:r>
+              <w:rPr>
+                <w:rFonts w:ascii="Times New Roman" w:eastAsiaTheme="minorEastAsia" w:hAnsi="Times New Roman" w:cs="Times New Roman" w:hint="eastAsia"/>
+                <w:bCs/>
+                <w:szCs w:val="22"/>
+              </w:rPr>
+              <w:t xml:space="preserve">       </w:t>
+            </w:r>
+            <w:r>
+              <w:rPr>
+                <w:rFonts w:ascii="Times New Roman" w:eastAsiaTheme="minorEastAsia" w:hAnsi="Times New Roman" w:cs="Times New Roman"/>
+                <w:bCs/>
+                <w:szCs w:val="22"/>
+              </w:rPr>
+              <w:t>February</w:t>
+            </w:r>
+            <w:r>
+              <w:rPr>
+                <w:rFonts w:ascii="Times New Roman" w:eastAsiaTheme="minorEastAsia" w:hAnsi="Times New Roman" w:cs="Times New Roman"/>
+                <w:bCs/>
+                <w:szCs w:val="22"/>
+              </w:rPr>
+              <w:t xml:space="preserve"> 202</w:t>
+            </w:r>
+            <w:r>
+              <w:rPr>
+                <w:rFonts w:ascii="Times New Roman" w:eastAsiaTheme="minorEastAsia" w:hAnsi="Times New Roman" w:cs="Times New Roman" w:hint="eastAsia"/>
+                <w:bCs/>
+                <w:szCs w:val="22"/>
+              </w:rPr>
+              <w:t>5</w:t>
+            </w:r>
+            <w:r>
+              <w:rPr>
+                <w:rFonts w:ascii="Times New Roman" w:eastAsiaTheme="minorEastAsia" w:hAnsi="Times New Roman" w:cs="Times New Roman"/>
+                <w:bCs/>
+                <w:szCs w:val="22"/>
+              </w:rPr>
+              <w:t xml:space="preserve"> - May 2025</w:t>
+            </w:r>
+          </w:p>
+        </w:tc>
+      </w:tr>
+      <w:tr>
+        <w:tc>
+          <w:tcPr>
+            <w:tcW w:w="11335" w:type="dxa"/>
+            <w:gridSpan w:val="10"/>
+            <w:tcBorders>
+              <w:top w:val="nil"/>
+              <w:left w:val="nil"/>
+              <w:bottom w:val="nil"/>
+              <w:right w:val="nil"/>
+            </w:tcBorders>
+          </w:tcPr>
+          <w:p>
+            <w:pPr>
+              <w:spacing w:after="0" w:line="259" w:lineRule="auto"/>
+              <w:ind w:left="0" w:firstLine="0"/>
+              <w:rPr>
+                <w:rFonts w:ascii="Times New Roman" w:eastAsiaTheme="minorEastAsia" w:hAnsi="Times New Roman" w:cs="Times New Roman"/>
+                <w:bCs/>
+                <w:i/>
+                <w:iCs/>
+                <w:sz w:val="20"/>
+                <w:szCs w:val="20"/>
+              </w:rPr>
+            </w:pPr>
+            <w:r>
+              <w:rPr>
+                <w:rFonts w:ascii="Times New Roman" w:eastAsiaTheme="minorEastAsia" w:hAnsi="Times New Roman" w:cs="Times New Roman"/>
+                <w:b/>
+                <w:i/>
+                <w:iCs/>
+                <w:sz w:val="20"/>
+                <w:szCs w:val="20"/>
+              </w:rPr>
+              <w:t>Keyword</w:t>
+            </w:r>
+            <w:r>
+              <w:rPr>
+                <w:rFonts w:ascii="Times New Roman" w:eastAsiaTheme="minorEastAsia" w:hAnsi="Times New Roman" w:cs="Times New Roman"/>
+                <w:bCs/>
+                <w:i/>
+                <w:iCs/>
+                <w:sz w:val="20"/>
+                <w:szCs w:val="20"/>
+              </w:rPr>
+              <w:t xml:space="preserve">s: </w:t>
+            </w:r>
+            <w:r>
+              <w:rPr>
+                <w:rFonts w:ascii="Times New Roman" w:eastAsiaTheme="minorEastAsia" w:hAnsi="Times New Roman" w:cs="Times New Roman"/>
+                <w:bCs/>
+                <w:i/>
+                <w:iCs/>
+                <w:sz w:val="20"/>
+                <w:szCs w:val="20"/>
+              </w:rPr>
+              <w:t>TensorFlow</w:t>
+            </w:r>
+            <w:r>
+              <w:rPr>
+                <w:rFonts w:ascii="Times New Roman" w:eastAsiaTheme="minorEastAsia" w:hAnsi="Times New Roman" w:cs="Times New Roman" w:hint="eastAsia"/>
+                <w:bCs/>
+                <w:i/>
+                <w:iCs/>
+                <w:sz w:val="20"/>
+                <w:szCs w:val="20"/>
+              </w:rPr>
+              <w:t>,</w:t>
+            </w:r>
+            <w:r>
+              <w:t xml:space="preserve"> </w:t>
+            </w:r>
+            <w:r>
+              <w:rPr>
+                <w:rFonts w:ascii="Times New Roman" w:eastAsiaTheme="minorEastAsia" w:hAnsi="Times New Roman" w:cs="Times New Roman"/>
+                <w:bCs/>
+                <w:i/>
+                <w:iCs/>
+                <w:sz w:val="20"/>
+                <w:szCs w:val="20"/>
+              </w:rPr>
+              <w:t>Federated Learning, Personalized FL (</w:t>
+            </w:r>
+            <w:proofErr w:type="spellStart"/>
+            <w:r>
+              <w:rPr>
+                <w:rFonts w:ascii="Times New Roman" w:eastAsiaTheme="minorEastAsia" w:hAnsi="Times New Roman" w:cs="Times New Roman"/>
+                <w:bCs/>
+                <w:i/>
+                <w:iCs/>
+                <w:sz w:val="20"/>
+                <w:szCs w:val="20"/>
+              </w:rPr>
+              <w:t>pFedMe</w:t>
+            </w:r>
+            <w:proofErr w:type="spellEnd"/>
+            <w:r>
+              <w:rPr>
+                <w:rFonts w:ascii="Times New Roman" w:eastAsiaTheme="minorEastAsia" w:hAnsi="Times New Roman" w:cs="Times New Roman"/>
+                <w:bCs/>
+                <w:i/>
+                <w:iCs/>
+                <w:sz w:val="20"/>
+                <w:szCs w:val="20"/>
+              </w:rPr>
+              <w:t>), EEG, Seizure Prediction</w:t>
+            </w:r>
+          </w:p>
+          <w:p>
+            <w:pPr>
+              <w:pStyle w:val="ListParagraph"/>
+              <w:numPr>
+                <w:ilvl w:val="0"/>
+                <w:numId w:val="2"/>
+              </w:numPr>
+              <w:spacing w:after="0" w:line="259" w:lineRule="auto"/>
+              <w:ind w:firstLineChars="0"/>
+              <w:rPr>
+                <w:rFonts w:ascii="Times New Roman" w:eastAsiaTheme="minorEastAsia" w:hAnsi="Times New Roman" w:cs="Times New Roman"/>
+                <w:bCs/>
+                <w:szCs w:val="22"/>
+              </w:rPr>
+            </w:pPr>
+            <w:r>
+              <w:rPr>
+                <w:rFonts w:ascii="Times New Roman" w:eastAsiaTheme="minorEastAsia" w:hAnsi="Times New Roman" w:cs="Times New Roman"/>
+                <w:bCs/>
+                <w:szCs w:val="22"/>
+              </w:rPr>
+              <w:t xml:space="preserve">Designed and implemented a privacy-preserving pipeline for seizure prediction, processing EEG signals into Pearson Correlation Coefficient (PCC) matrices and training a CNN classifier using four distinct paradigms: Local, Centralized, FedAvg, and </w:t>
+            </w:r>
+            <w:proofErr w:type="spellStart"/>
+            <w:r>
+              <w:rPr>
+                <w:rFonts w:ascii="Times New Roman" w:eastAsiaTheme="minorEastAsia" w:hAnsi="Times New Roman" w:cs="Times New Roman"/>
+                <w:bCs/>
+                <w:szCs w:val="22"/>
+              </w:rPr>
+              <w:t>pFedMe</w:t>
+            </w:r>
+            <w:proofErr w:type="spellEnd"/>
+            <w:r>
+              <w:rPr>
+                <w:rFonts w:ascii="Times New Roman" w:eastAsiaTheme="minorEastAsia" w:hAnsi="Times New Roman" w:cs="Times New Roman"/>
+                <w:bCs/>
+                <w:szCs w:val="22"/>
+              </w:rPr>
+              <w:t>.</w:t>
+            </w:r>
+          </w:p>
+          <w:p>
+            <w:pPr>
+              <w:pStyle w:val="ListParagraph"/>
+              <w:numPr>
+                <w:ilvl w:val="0"/>
+                <w:numId w:val="2"/>
+              </w:numPr>
+              <w:spacing w:after="0" w:line="259" w:lineRule="auto"/>
+              <w:ind w:firstLineChars="0"/>
+              <w:rPr>
+                <w:rFonts w:ascii="Times New Roman" w:eastAsiaTheme="minorEastAsia" w:hAnsi="Times New Roman" w:cs="Times New Roman"/>
+                <w:bCs/>
+                <w:szCs w:val="22"/>
+              </w:rPr>
+            </w:pPr>
+            <w:r>
+              <w:rPr>
+                <w:rFonts w:ascii="Times New Roman" w:eastAsiaTheme="minorEastAsia" w:hAnsi="Times New Roman" w:cs="Times New Roman"/>
+                <w:bCs/>
+                <w:szCs w:val="22"/>
+              </w:rPr>
+              <w:t xml:space="preserve">Demonstrated that standard FedAvg underperforms due to client data heterogeneity and severe class imbalance, while personalized </w:t>
+            </w:r>
+            <w:proofErr w:type="spellStart"/>
+            <w:r>
+              <w:rPr>
+                <w:rFonts w:ascii="Times New Roman" w:eastAsiaTheme="minorEastAsia" w:hAnsi="Times New Roman" w:cs="Times New Roman"/>
+                <w:bCs/>
+                <w:szCs w:val="22"/>
+              </w:rPr>
+              <w:t>pFedMe</w:t>
+            </w:r>
+            <w:proofErr w:type="spellEnd"/>
+            <w:r>
+              <w:rPr>
+                <w:rFonts w:ascii="Times New Roman" w:eastAsiaTheme="minorEastAsia" w:hAnsi="Times New Roman" w:cs="Times New Roman"/>
+                <w:bCs/>
+                <w:szCs w:val="22"/>
+              </w:rPr>
+              <w:t xml:space="preserve"> significantly improves average sensitivity and F1-scores over FedAvg by adapting to unique patient data.</w:t>
+            </w:r>
+          </w:p>
+          <w:p>
+            <w:pPr>
+              <w:pStyle w:val="ListParagraph"/>
+              <w:numPr>
+                <w:ilvl w:val="0"/>
+                <w:numId w:val="2"/>
+              </w:numPr>
+              <w:spacing w:after="0" w:line="259" w:lineRule="auto"/>
+              <w:ind w:firstLineChars="0"/>
+              <w:rPr>
+                <w:rFonts w:ascii="Times New Roman" w:eastAsiaTheme="minorEastAsia" w:hAnsi="Times New Roman" w:cs="Times New Roman"/>
+                <w:bCs/>
+                <w:szCs w:val="22"/>
+              </w:rPr>
+            </w:pPr>
+            <w:r>
+              <w:rPr>
+                <w:rFonts w:ascii="Times New Roman" w:eastAsiaTheme="minorEastAsia" w:hAnsi="Times New Roman" w:cs="Times New Roman"/>
+                <w:bCs/>
+                <w:szCs w:val="22"/>
+              </w:rPr>
+              <w:t xml:space="preserve">Conducted a detailed hyperparameter analysis of the </w:t>
+            </w:r>
+            <w:proofErr w:type="spellStart"/>
+            <w:r>
+              <w:rPr>
+                <w:rFonts w:ascii="Times New Roman" w:eastAsiaTheme="minorEastAsia" w:hAnsi="Times New Roman" w:cs="Times New Roman"/>
+                <w:bCs/>
+                <w:szCs w:val="22"/>
+              </w:rPr>
+              <w:t>pFedMe</w:t>
+            </w:r>
+            <w:proofErr w:type="spellEnd"/>
+            <w:r>
+              <w:rPr>
+                <w:rFonts w:ascii="Times New Roman" w:eastAsiaTheme="minorEastAsia" w:hAnsi="Times New Roman" w:cs="Times New Roman"/>
+                <w:bCs/>
+                <w:szCs w:val="22"/>
+              </w:rPr>
+              <w:t xml:space="preserve"> personalization weight (λ), revealing that smaller λ values are critical for minority class detection (sensitivity), whereas larger values cause performance to collapse by forcing adherence to a globally biased model.</w:t>
+            </w:r>
+          </w:p>
+        </w:tc>
+      </w:tr>
+      <w:tr>
+        <w:tc>
+          <w:tcPr>
+            <w:tcW w:w="8411" w:type="dxa"/>
+            <w:gridSpan w:val="4"/>
+            <w:tcBorders>
+              <w:top w:val="nil"/>
+              <w:left w:val="nil"/>
+              <w:bottom w:val="nil"/>
+              <w:right w:val="nil"/>
+            </w:tcBorders>
+          </w:tcPr>
+          <w:p>
+            <w:pPr>
+              <w:spacing w:after="0" w:line="259" w:lineRule="auto"/>
+              <w:ind w:left="0" w:firstLine="0"/>
+              <w:rPr>
+                <w:rFonts w:ascii="Times New Roman" w:eastAsiaTheme="minorEastAsia" w:hAnsi="Times New Roman" w:cs="Times New Roman"/>
+                <w:b/>
+                <w:szCs w:val="22"/>
+              </w:rPr>
+            </w:pPr>
+            <w:r>
+              <w:rPr>
+                <w:rFonts w:ascii="Times New Roman" w:eastAsiaTheme="minorEastAsia" w:hAnsi="Times New Roman" w:cs="Times New Roman"/>
+                <w:b/>
+                <w:szCs w:val="22"/>
+              </w:rPr>
+              <w:t>Optimized Convolutional Layer Implementation Using CUDA</w:t>
+            </w:r>
+          </w:p>
+        </w:tc>
+        <w:tc>
+          <w:tcPr>
+            <w:tcW w:w="2924" w:type="dxa"/>
+            <w:gridSpan w:val="6"/>
+            <w:tcBorders>
+              <w:top w:val="nil"/>
               <w:left w:val="nil"/>
               <w:bottom w:val="nil"/>
               <w:right w:val="nil"/>
@@ -856,7 +1713,7 @@
         <w:tc>
           <w:tcPr>
             <w:tcW w:w="7083" w:type="dxa"/>
-            <w:gridSpan w:val="2"/>
+            <w:gridSpan w:val="3"/>
             <w:tcBorders>
               <w:top w:val="nil"/>
               <w:left w:val="nil"/>
@@ -935,23 +1792,7 @@
                 <w:bCs/>
                 <w:szCs w:val="22"/>
               </w:rPr>
-              <w:t xml:space="preserve">                   </w:t>
-            </w:r>
-            <w:r>
-              <w:rPr>
-                <w:rFonts w:ascii="Times New Roman" w:eastAsiaTheme="minorEastAsia" w:hAnsi="Times New Roman" w:cs="Times New Roman" w:hint="eastAsia"/>
-                <w:bCs/>
-                <w:szCs w:val="22"/>
-              </w:rPr>
-              <w:t xml:space="preserve"> </w:t>
-            </w:r>
-            <w:r>
-              <w:rPr>
-                <w:rFonts w:ascii="Times New Roman" w:eastAsiaTheme="minorEastAsia" w:hAnsi="Times New Roman" w:cs="Times New Roman" w:hint="eastAsia"/>
-                <w:bCs/>
-                <w:szCs w:val="22"/>
-              </w:rPr>
-              <w:t xml:space="preserve">    </w:t>
+              <w:t xml:space="preserve">                        </w:t>
             </w:r>
             <w:r>
               <w:rPr>
@@ -1000,7 +1841,7 @@
         <w:tc>
           <w:tcPr>
             <w:tcW w:w="11335" w:type="dxa"/>
-            <w:gridSpan w:val="9"/>
+            <w:gridSpan w:val="10"/>
             <w:tcBorders>
               <w:top w:val="nil"/>
               <w:left w:val="nil"/>
@@ -1182,7 +2023,7 @@
         <w:tc>
           <w:tcPr>
             <w:tcW w:w="8411" w:type="dxa"/>
-            <w:gridSpan w:val="3"/>
+            <w:gridSpan w:val="4"/>
             <w:tcBorders>
               <w:top w:val="nil"/>
               <w:left w:val="nil"/>
@@ -1238,7 +2079,7 @@
         <w:tc>
           <w:tcPr>
             <w:tcW w:w="7083" w:type="dxa"/>
-            <w:gridSpan w:val="2"/>
+            <w:gridSpan w:val="3"/>
             <w:tcBorders>
               <w:top w:val="nil"/>
               <w:left w:val="nil"/>
@@ -1361,6 +2202,245 @@
         <w:tc>
           <w:tcPr>
             <w:tcW w:w="11335" w:type="dxa"/>
+            <w:gridSpan w:val="10"/>
+            <w:tcBorders>
+              <w:top w:val="nil"/>
+              <w:left w:val="nil"/>
+              <w:bottom w:val="nil"/>
+              <w:right w:val="nil"/>
+            </w:tcBorders>
+          </w:tcPr>
+          <w:p>
+            <w:pPr>
+              <w:spacing w:after="0" w:line="259" w:lineRule="auto"/>
+              <w:ind w:left="0" w:firstLine="0"/>
+              <w:rPr>
+                <w:rFonts w:ascii="Times New Roman" w:eastAsiaTheme="minorEastAsia" w:hAnsi="Times New Roman" w:cs="Times New Roman"/>
+                <w:bCs/>
+                <w:i/>
+                <w:iCs/>
+                <w:sz w:val="20"/>
+                <w:szCs w:val="20"/>
+              </w:rPr>
+            </w:pPr>
+            <w:r>
+              <w:rPr>
+                <w:rFonts w:ascii="Times New Roman" w:eastAsiaTheme="minorEastAsia" w:hAnsi="Times New Roman" w:cs="Times New Roman"/>
+                <w:b/>
+                <w:i/>
+                <w:iCs/>
+                <w:sz w:val="20"/>
+                <w:szCs w:val="20"/>
+              </w:rPr>
+              <w:t>Keyword</w:t>
+            </w:r>
+            <w:r>
+              <w:rPr>
+                <w:rFonts w:ascii="Times New Roman" w:eastAsiaTheme="minorEastAsia" w:hAnsi="Times New Roman" w:cs="Times New Roman"/>
+                <w:bCs/>
+                <w:i/>
+                <w:iCs/>
+                <w:sz w:val="20"/>
+                <w:szCs w:val="20"/>
+              </w:rPr>
+              <w:t xml:space="preserve">s: RRAM, </w:t>
+            </w:r>
+            <w:r>
+              <w:rPr>
+                <w:rFonts w:ascii="Times New Roman" w:eastAsiaTheme="minorEastAsia" w:hAnsi="Times New Roman" w:cs="Times New Roman" w:hint="eastAsia"/>
+                <w:bCs/>
+                <w:i/>
+                <w:iCs/>
+                <w:sz w:val="20"/>
+                <w:szCs w:val="20"/>
+              </w:rPr>
+              <w:t>M</w:t>
+            </w:r>
+            <w:r>
+              <w:rPr>
+                <w:rFonts w:ascii="Times New Roman" w:eastAsiaTheme="minorEastAsia" w:hAnsi="Times New Roman" w:cs="Times New Roman"/>
+                <w:bCs/>
+                <w:i/>
+                <w:iCs/>
+                <w:sz w:val="20"/>
+                <w:szCs w:val="20"/>
+              </w:rPr>
+              <w:t>ultimodal brain-computer interface,</w:t>
+            </w:r>
+            <w:r>
+              <w:rPr>
+                <w:rFonts w:ascii="Times New Roman" w:eastAsiaTheme="minorEastAsia" w:hAnsi="Times New Roman" w:cs="Times New Roman" w:hint="eastAsia"/>
+                <w:bCs/>
+                <w:i/>
+                <w:iCs/>
+                <w:sz w:val="20"/>
+                <w:szCs w:val="20"/>
+              </w:rPr>
+              <w:t xml:space="preserve"> EEG,</w:t>
+            </w:r>
+            <w:r>
+              <w:rPr>
+                <w:rFonts w:ascii="Times New Roman" w:eastAsiaTheme="minorEastAsia" w:hAnsi="Times New Roman" w:cs="Times New Roman"/>
+                <w:bCs/>
+                <w:i/>
+                <w:iCs/>
+                <w:sz w:val="20"/>
+                <w:szCs w:val="20"/>
+              </w:rPr>
+              <w:t xml:space="preserve"> </w:t>
+            </w:r>
+            <w:r>
+              <w:rPr>
+                <w:rFonts w:ascii="Times New Roman" w:eastAsiaTheme="minorEastAsia" w:hAnsi="Times New Roman" w:cs="Times New Roman" w:hint="eastAsia"/>
+                <w:bCs/>
+                <w:i/>
+                <w:iCs/>
+                <w:sz w:val="20"/>
+                <w:szCs w:val="20"/>
+              </w:rPr>
+              <w:t>C</w:t>
+            </w:r>
+            <w:r>
+              <w:rPr>
+                <w:rFonts w:ascii="Times New Roman" w:eastAsiaTheme="minorEastAsia" w:hAnsi="Times New Roman" w:cs="Times New Roman"/>
+                <w:bCs/>
+                <w:i/>
+                <w:iCs/>
+                <w:sz w:val="20"/>
+                <w:szCs w:val="20"/>
+              </w:rPr>
+              <w:t>ompute-in-memory, FDT</w:t>
+            </w:r>
+          </w:p>
+          <w:p>
+            <w:pPr>
+              <w:pStyle w:val="ListParagraph"/>
+              <w:numPr>
+                <w:ilvl w:val="0"/>
+                <w:numId w:val="2"/>
+              </w:numPr>
+              <w:spacing w:after="0" w:line="259" w:lineRule="auto"/>
+              <w:ind w:firstLineChars="0"/>
+              <w:rPr>
+                <w:rFonts w:ascii="Times New Roman" w:eastAsiaTheme="minorEastAsia" w:hAnsi="Times New Roman" w:cs="Times New Roman"/>
+                <w:bCs/>
+                <w:szCs w:val="22"/>
+              </w:rPr>
+            </w:pPr>
+            <w:r>
+              <w:rPr>
+                <w:rFonts w:ascii="Times New Roman" w:eastAsiaTheme="minorEastAsia" w:hAnsi="Times New Roman" w:cs="Times New Roman"/>
+                <w:bCs/>
+                <w:szCs w:val="22"/>
+              </w:rPr>
+              <w:t>Simulated representative heterogeneous processing paradigm of P300 signal recognition in Python by using resistive random-access memory (RRAM) with and without fixed parameter disturbance training (FDT).</w:t>
+            </w:r>
+          </w:p>
+          <w:p>
+            <w:pPr>
+              <w:pStyle w:val="ListParagraph"/>
+              <w:numPr>
+                <w:ilvl w:val="0"/>
+                <w:numId w:val="2"/>
+              </w:numPr>
+              <w:spacing w:after="0" w:line="259" w:lineRule="auto"/>
+              <w:ind w:firstLineChars="0"/>
+              <w:rPr>
+                <w:rFonts w:ascii="Times New Roman" w:eastAsiaTheme="minorEastAsia" w:hAnsi="Times New Roman" w:cs="Times New Roman"/>
+                <w:bCs/>
+                <w:szCs w:val="22"/>
+              </w:rPr>
+            </w:pPr>
+            <w:r>
+              <w:rPr>
+                <w:rFonts w:ascii="Times New Roman" w:eastAsiaTheme="minorEastAsia" w:hAnsi="Times New Roman" w:cs="Times New Roman"/>
+                <w:bCs/>
+                <w:szCs w:val="22"/>
+              </w:rPr>
+              <w:lastRenderedPageBreak/>
+              <w:t xml:space="preserve">Contributed to combining the BCIC IV </w:t>
+            </w:r>
+            <w:proofErr w:type="spellStart"/>
+            <w:r>
+              <w:rPr>
+                <w:rFonts w:ascii="Times New Roman" w:eastAsiaTheme="minorEastAsia" w:hAnsi="Times New Roman" w:cs="Times New Roman"/>
+                <w:bCs/>
+                <w:szCs w:val="22"/>
+              </w:rPr>
+              <w:t>IIa</w:t>
+            </w:r>
+            <w:proofErr w:type="spellEnd"/>
+            <w:r>
+              <w:rPr>
+                <w:rFonts w:ascii="Times New Roman" w:eastAsiaTheme="minorEastAsia" w:hAnsi="Times New Roman" w:cs="Times New Roman"/>
+                <w:bCs/>
+                <w:szCs w:val="22"/>
+              </w:rPr>
+              <w:t xml:space="preserve"> and the P300 RSVP datasets and designing an</w:t>
+            </w:r>
+            <w:r>
+              <w:rPr>
+                <w:rFonts w:ascii="Times New Roman" w:eastAsiaTheme="minorEastAsia" w:hAnsi="Times New Roman" w:cs="Times New Roman" w:hint="eastAsia"/>
+                <w:bCs/>
+                <w:szCs w:val="22"/>
+              </w:rPr>
+              <w:t xml:space="preserve"> </w:t>
+            </w:r>
+            <w:r>
+              <w:rPr>
+                <w:rFonts w:ascii="Times New Roman" w:eastAsiaTheme="minorEastAsia" w:hAnsi="Times New Roman" w:cs="Times New Roman"/>
+                <w:bCs/>
+                <w:szCs w:val="22"/>
+              </w:rPr>
+              <w:t>RRAM-based multimodal recognizer that integrates components of the pre-trained EEGNet, CSP</w:t>
+            </w:r>
+            <w:r>
+              <w:rPr>
+                <w:rFonts w:ascii="Times New Roman" w:eastAsiaTheme="minorEastAsia" w:hAnsi="Times New Roman" w:cs="Times New Roman" w:hint="eastAsia"/>
+                <w:bCs/>
+                <w:szCs w:val="22"/>
+              </w:rPr>
+              <w:t xml:space="preserve"> </w:t>
+            </w:r>
+            <w:r>
+              <w:rPr>
+                <w:rFonts w:ascii="Times New Roman" w:eastAsiaTheme="minorEastAsia" w:hAnsi="Times New Roman" w:cs="Times New Roman"/>
+                <w:bCs/>
+                <w:szCs w:val="22"/>
+              </w:rPr>
+              <w:t>(Common Spatial Pattern), and a modality-fused classifier to create the multimodal settings.</w:t>
+            </w:r>
+          </w:p>
+          <w:p>
+            <w:pPr>
+              <w:pStyle w:val="ListParagraph"/>
+              <w:numPr>
+                <w:ilvl w:val="0"/>
+                <w:numId w:val="2"/>
+              </w:numPr>
+              <w:spacing w:after="0" w:line="259" w:lineRule="auto"/>
+              <w:ind w:firstLineChars="0"/>
+              <w:rPr>
+                <w:rFonts w:ascii="Times New Roman" w:eastAsiaTheme="minorEastAsia" w:hAnsi="Times New Roman" w:cs="Times New Roman"/>
+                <w:bCs/>
+                <w:szCs w:val="22"/>
+              </w:rPr>
+            </w:pPr>
+            <w:r>
+              <w:rPr>
+                <w:rFonts w:ascii="Times New Roman" w:eastAsiaTheme="minorEastAsia" w:hAnsi="Times New Roman" w:cs="Times New Roman"/>
+                <w:bCs/>
+                <w:szCs w:val="22"/>
+              </w:rPr>
+              <w:t>Achieved 2.83% higher accuracy using multimodal BCI with FDT than that without FDT and significantly outperformed the MI-alone and P300-alone results by 8.19% and 13.20%, respectively.</w:t>
+            </w:r>
+          </w:p>
+        </w:tc>
+      </w:tr>
+      <w:tr>
+        <w:tc>
+          <w:tcPr>
+            <w:tcW w:w="9776" w:type="dxa"/>
             <w:gridSpan w:val="9"/>
             <w:tcBorders>
               <w:top w:val="nil"/>
@@ -1375,254 +2455,17 @@
               <w:ind w:left="0" w:firstLine="0"/>
               <w:rPr>
                 <w:rFonts w:ascii="Times New Roman" w:eastAsiaTheme="minorEastAsia" w:hAnsi="Times New Roman" w:cs="Times New Roman"/>
-                <w:bCs/>
-                <w:i/>
-                <w:iCs/>
-                <w:sz w:val="20"/>
-                <w:szCs w:val="20"/>
-              </w:rPr>
-            </w:pPr>
-            <w:r>
-              <w:rPr>
-                <w:rFonts w:ascii="Times New Roman" w:eastAsiaTheme="minorEastAsia" w:hAnsi="Times New Roman" w:cs="Times New Roman"/>
                 <w:b/>
-                <w:i/>
-                <w:iCs/>
-                <w:sz w:val="20"/>
-                <w:szCs w:val="20"/>
-              </w:rPr>
-              <w:t>Keyword</w:t>
-            </w:r>
-            <w:r>
-              <w:rPr>
-                <w:rFonts w:ascii="Times New Roman" w:eastAsiaTheme="minorEastAsia" w:hAnsi="Times New Roman" w:cs="Times New Roman"/>
-                <w:bCs/>
-                <w:i/>
-                <w:iCs/>
-                <w:sz w:val="20"/>
-                <w:szCs w:val="20"/>
-              </w:rPr>
-              <w:t xml:space="preserve">s: RRAM, </w:t>
-            </w:r>
-            <w:r>
-              <w:rPr>
-                <w:rFonts w:ascii="Times New Roman" w:eastAsiaTheme="minorEastAsia" w:hAnsi="Times New Roman" w:cs="Times New Roman" w:hint="eastAsia"/>
-                <w:bCs/>
-                <w:i/>
-                <w:iCs/>
-                <w:sz w:val="20"/>
-                <w:szCs w:val="20"/>
-              </w:rPr>
-              <w:t>M</w:t>
-            </w:r>
-            <w:r>
-              <w:rPr>
-                <w:rFonts w:ascii="Times New Roman" w:eastAsiaTheme="minorEastAsia" w:hAnsi="Times New Roman" w:cs="Times New Roman"/>
-                <w:bCs/>
-                <w:i/>
-                <w:iCs/>
-                <w:sz w:val="20"/>
-                <w:szCs w:val="20"/>
-              </w:rPr>
-              <w:t>ultimodal brain-computer interface,</w:t>
-            </w:r>
-            <w:r>
-              <w:rPr>
-                <w:rFonts w:ascii="Times New Roman" w:eastAsiaTheme="minorEastAsia" w:hAnsi="Times New Roman" w:cs="Times New Roman" w:hint="eastAsia"/>
-                <w:bCs/>
-                <w:i/>
-                <w:iCs/>
-                <w:sz w:val="20"/>
-                <w:szCs w:val="20"/>
-              </w:rPr>
-              <w:t xml:space="preserve"> EEG,</w:t>
-            </w:r>
-            <w:r>
-              <w:rPr>
-                <w:rFonts w:ascii="Times New Roman" w:eastAsiaTheme="minorEastAsia" w:hAnsi="Times New Roman" w:cs="Times New Roman"/>
-                <w:bCs/>
-                <w:i/>
-                <w:iCs/>
-                <w:sz w:val="20"/>
-                <w:szCs w:val="20"/>
-              </w:rPr>
-              <w:t xml:space="preserve"> </w:t>
-            </w:r>
-            <w:r>
-              <w:rPr>
-                <w:rFonts w:ascii="Times New Roman" w:eastAsiaTheme="minorEastAsia" w:hAnsi="Times New Roman" w:cs="Times New Roman" w:hint="eastAsia"/>
-                <w:bCs/>
-                <w:i/>
-                <w:iCs/>
-                <w:sz w:val="20"/>
-                <w:szCs w:val="20"/>
-              </w:rPr>
-              <w:t>C</w:t>
-            </w:r>
-            <w:r>
-              <w:rPr>
-                <w:rFonts w:ascii="Times New Roman" w:eastAsiaTheme="minorEastAsia" w:hAnsi="Times New Roman" w:cs="Times New Roman"/>
-                <w:bCs/>
-                <w:i/>
-                <w:iCs/>
-                <w:sz w:val="20"/>
-                <w:szCs w:val="20"/>
-              </w:rPr>
-              <w:t>ompute-in-memory, FDT</w:t>
-            </w:r>
-          </w:p>
-          <w:p>
-            <w:pPr>
-              <w:pStyle w:val="ListParagraph"/>
-              <w:numPr>
-                <w:ilvl w:val="0"/>
-                <w:numId w:val="2"/>
-              </w:numPr>
-              <w:spacing w:after="0" w:line="259" w:lineRule="auto"/>
-              <w:ind w:firstLineChars="0"/>
-              <w:rPr>
-                <w:rFonts w:ascii="Times New Roman" w:eastAsiaTheme="minorEastAsia" w:hAnsi="Times New Roman" w:cs="Times New Roman"/>
-                <w:bCs/>
-                <w:szCs w:val="22"/>
-              </w:rPr>
-            </w:pPr>
-            <w:r>
-              <w:rPr>
-                <w:rFonts w:ascii="Times New Roman" w:eastAsiaTheme="minorEastAsia" w:hAnsi="Times New Roman" w:cs="Times New Roman"/>
-                <w:bCs/>
-                <w:szCs w:val="22"/>
-              </w:rPr>
-              <w:t>Simulated representative heterogeneous processing paradigm of P300 signal recognition in Python by using resistive random-access memory (RRAM) with and without fixed parameter disturbance training (FDT).</w:t>
-            </w:r>
-          </w:p>
-          <w:p>
-            <w:pPr>
-              <w:pStyle w:val="ListParagraph"/>
-              <w:numPr>
-                <w:ilvl w:val="0"/>
-                <w:numId w:val="2"/>
-              </w:numPr>
-              <w:spacing w:after="0" w:line="259" w:lineRule="auto"/>
-              <w:ind w:firstLineChars="0"/>
-              <w:rPr>
-                <w:rFonts w:ascii="Times New Roman" w:eastAsiaTheme="minorEastAsia" w:hAnsi="Times New Roman" w:cs="Times New Roman"/>
-                <w:bCs/>
-                <w:szCs w:val="22"/>
-              </w:rPr>
-            </w:pPr>
-            <w:r>
-              <w:rPr>
-                <w:rFonts w:ascii="Times New Roman" w:eastAsiaTheme="minorEastAsia" w:hAnsi="Times New Roman" w:cs="Times New Roman"/>
-                <w:bCs/>
-                <w:szCs w:val="22"/>
-              </w:rPr>
-              <w:t xml:space="preserve">Contributed to combining the BCIC IV </w:t>
-            </w:r>
-            <w:proofErr w:type="spellStart"/>
-            <w:r>
-              <w:rPr>
-                <w:rFonts w:ascii="Times New Roman" w:eastAsiaTheme="minorEastAsia" w:hAnsi="Times New Roman" w:cs="Times New Roman"/>
-                <w:bCs/>
-                <w:szCs w:val="22"/>
-              </w:rPr>
-              <w:t>IIa</w:t>
-            </w:r>
-            <w:proofErr w:type="spellEnd"/>
-            <w:r>
-              <w:rPr>
-                <w:rFonts w:ascii="Times New Roman" w:eastAsiaTheme="minorEastAsia" w:hAnsi="Times New Roman" w:cs="Times New Roman"/>
-                <w:bCs/>
-                <w:szCs w:val="22"/>
-              </w:rPr>
-              <w:t xml:space="preserve"> and the P300 RSVP datasets and designing an</w:t>
-            </w:r>
-            <w:r>
-              <w:rPr>
-                <w:rFonts w:ascii="Times New Roman" w:eastAsiaTheme="minorEastAsia" w:hAnsi="Times New Roman" w:cs="Times New Roman" w:hint="eastAsia"/>
-                <w:bCs/>
-                <w:szCs w:val="22"/>
-              </w:rPr>
-              <w:t xml:space="preserve"> </w:t>
-            </w:r>
-            <w:r>
-              <w:rPr>
-                <w:rFonts w:ascii="Times New Roman" w:eastAsiaTheme="minorEastAsia" w:hAnsi="Times New Roman" w:cs="Times New Roman"/>
-                <w:bCs/>
-                <w:szCs w:val="22"/>
-              </w:rPr>
-              <w:t>RRAM-based multimodal recognizer that integrates components of the pre-trained EEGNet, CSP</w:t>
-            </w:r>
-            <w:r>
-              <w:rPr>
-                <w:rFonts w:ascii="Times New Roman" w:eastAsiaTheme="minorEastAsia" w:hAnsi="Times New Roman" w:cs="Times New Roman" w:hint="eastAsia"/>
-                <w:bCs/>
-                <w:szCs w:val="22"/>
-              </w:rPr>
-              <w:t xml:space="preserve"> </w:t>
-            </w:r>
-            <w:r>
-              <w:rPr>
-                <w:rFonts w:ascii="Times New Roman" w:eastAsiaTheme="minorEastAsia" w:hAnsi="Times New Roman" w:cs="Times New Roman"/>
-                <w:bCs/>
-                <w:szCs w:val="22"/>
-              </w:rPr>
-              <w:t>(Common Spatial Pattern), and a modality-fused classifier to create the multimodal settings.</w:t>
-            </w:r>
-          </w:p>
-          <w:p>
-            <w:pPr>
-              <w:pStyle w:val="ListParagraph"/>
-              <w:numPr>
-                <w:ilvl w:val="0"/>
-                <w:numId w:val="2"/>
-              </w:numPr>
-              <w:spacing w:after="0" w:line="259" w:lineRule="auto"/>
-              <w:ind w:firstLineChars="0"/>
-              <w:rPr>
-                <w:rFonts w:ascii="Times New Roman" w:eastAsiaTheme="minorEastAsia" w:hAnsi="Times New Roman" w:cs="Times New Roman"/>
-                <w:bCs/>
-                <w:szCs w:val="22"/>
-              </w:rPr>
-            </w:pPr>
-            <w:r>
-              <w:rPr>
-                <w:rFonts w:ascii="Times New Roman" w:eastAsiaTheme="minorEastAsia" w:hAnsi="Times New Roman" w:cs="Times New Roman"/>
-                <w:bCs/>
-                <w:szCs w:val="22"/>
-              </w:rPr>
-              <w:t>Achieved 2.83% higher accuracy using multimodal BCI with FDT than that without FDT and significantly outperformed the MI-alone and P300-alone results by 8.19% and 13.20%, respectively.</w:t>
-            </w:r>
-          </w:p>
-        </w:tc>
-      </w:tr>
-      <w:tr>
-        <w:tc>
-          <w:tcPr>
-            <w:tcW w:w="9776" w:type="dxa"/>
-            <w:gridSpan w:val="8"/>
-            <w:tcBorders>
-              <w:top w:val="nil"/>
-              <w:left w:val="nil"/>
-              <w:bottom w:val="nil"/>
-              <w:right w:val="nil"/>
-            </w:tcBorders>
-          </w:tcPr>
-          <w:p>
-            <w:pPr>
-              <w:spacing w:after="0" w:line="259" w:lineRule="auto"/>
-              <w:ind w:left="0" w:firstLine="0"/>
+                <w:szCs w:val="22"/>
+              </w:rPr>
+            </w:pPr>
+            <w:r>
               <w:rPr>
                 <w:rFonts w:ascii="Times New Roman" w:eastAsiaTheme="minorEastAsia" w:hAnsi="Times New Roman" w:cs="Times New Roman"/>
                 <w:b/>
                 <w:szCs w:val="22"/>
               </w:rPr>
-            </w:pPr>
-            <w:r>
-              <w:rPr>
-                <w:rFonts w:ascii="Times New Roman" w:eastAsiaTheme="minorEastAsia" w:hAnsi="Times New Roman" w:cs="Times New Roman"/>
-                <w:b/>
-                <w:szCs w:val="22"/>
-              </w:rPr>
+              <w:lastRenderedPageBreak/>
               <w:t xml:space="preserve">Raspberry Pi </w:t>
             </w:r>
             <w:r>
@@ -1679,7 +2522,7 @@
         <w:tc>
           <w:tcPr>
             <w:tcW w:w="8642" w:type="dxa"/>
-            <w:gridSpan w:val="5"/>
+            <w:gridSpan w:val="6"/>
             <w:tcBorders>
               <w:top w:val="nil"/>
               <w:left w:val="nil"/>
@@ -1766,7 +2609,7 @@
         <w:tc>
           <w:tcPr>
             <w:tcW w:w="11335" w:type="dxa"/>
-            <w:gridSpan w:val="9"/>
+            <w:gridSpan w:val="10"/>
             <w:tcBorders>
               <w:top w:val="nil"/>
               <w:left w:val="nil"/>
@@ -2008,7 +2851,43 @@
                 <w:bCs/>
                 <w:szCs w:val="22"/>
               </w:rPr>
-              <w:t>Implemented MTCNN with ResNet and dlib-based face recognition, achieving better performance with the latter; trained the system with one hundred face images for live recognition.</w:t>
+              <w:t xml:space="preserve">Implemented MTCNN with </w:t>
+            </w:r>
+            <w:proofErr w:type="spellStart"/>
+            <w:r>
+              <w:rPr>
+                <w:rFonts w:ascii="Times New Roman" w:eastAsiaTheme="minorEastAsia" w:hAnsi="Times New Roman" w:cs="Times New Roman"/>
+                <w:bCs/>
+                <w:szCs w:val="22"/>
+              </w:rPr>
+              <w:t>ResNet</w:t>
+            </w:r>
+            <w:proofErr w:type="spellEnd"/>
+            <w:r>
+              <w:rPr>
+                <w:rFonts w:ascii="Times New Roman" w:eastAsiaTheme="minorEastAsia" w:hAnsi="Times New Roman" w:cs="Times New Roman"/>
+                <w:bCs/>
+                <w:szCs w:val="22"/>
+              </w:rPr>
+              <w:t xml:space="preserve"> and </w:t>
+            </w:r>
+            <w:proofErr w:type="spellStart"/>
+            <w:r>
+              <w:rPr>
+                <w:rFonts w:ascii="Times New Roman" w:eastAsiaTheme="minorEastAsia" w:hAnsi="Times New Roman" w:cs="Times New Roman"/>
+                <w:bCs/>
+                <w:szCs w:val="22"/>
+              </w:rPr>
+              <w:t>dlib</w:t>
+            </w:r>
+            <w:proofErr w:type="spellEnd"/>
+            <w:r>
+              <w:rPr>
+                <w:rFonts w:ascii="Times New Roman" w:eastAsiaTheme="minorEastAsia" w:hAnsi="Times New Roman" w:cs="Times New Roman"/>
+                <w:bCs/>
+                <w:szCs w:val="22"/>
+              </w:rPr>
+              <w:t>-based face recognition, achieving better performance with the latter; trained the system with one hundred face images for live recognition.</w:t>
             </w:r>
           </w:p>
           <w:p>
@@ -2032,7 +2911,25 @@
                 <w:bCs/>
                 <w:szCs w:val="22"/>
               </w:rPr>
-              <w:t>Built a custom residual neural network with Keras for speaker recognition, achieving 96% accuracy.</w:t>
+              <w:t xml:space="preserve">Built a custom residual neural network with </w:t>
+            </w:r>
+            <w:proofErr w:type="spellStart"/>
+            <w:r>
+              <w:rPr>
+                <w:rFonts w:ascii="Times New Roman" w:eastAsiaTheme="minorEastAsia" w:hAnsi="Times New Roman" w:cs="Times New Roman"/>
+                <w:bCs/>
+                <w:szCs w:val="22"/>
+              </w:rPr>
+              <w:t>Keras</w:t>
+            </w:r>
+            <w:proofErr w:type="spellEnd"/>
+            <w:r>
+              <w:rPr>
+                <w:rFonts w:ascii="Times New Roman" w:eastAsiaTheme="minorEastAsia" w:hAnsi="Times New Roman" w:cs="Times New Roman"/>
+                <w:bCs/>
+                <w:szCs w:val="22"/>
+              </w:rPr>
+              <w:t xml:space="preserve"> for speaker recognition, achieving 96% accuracy.</w:t>
             </w:r>
           </w:p>
           <w:p>
@@ -2066,7 +2963,7 @@
         <w:tc>
           <w:tcPr>
             <w:tcW w:w="9776" w:type="dxa"/>
-            <w:gridSpan w:val="8"/>
+            <w:gridSpan w:val="9"/>
             <w:tcBorders>
               <w:top w:val="nil"/>
               <w:left w:val="nil"/>
@@ -2197,7 +3094,7 @@
         <w:tc>
           <w:tcPr>
             <w:tcW w:w="8931" w:type="dxa"/>
-            <w:gridSpan w:val="6"/>
+            <w:gridSpan w:val="7"/>
             <w:tcBorders>
               <w:top w:val="nil"/>
               <w:left w:val="nil"/>
@@ -2231,13 +3128,23 @@
               </w:rPr>
               <w:t xml:space="preserve">(Advisor: Prof. </w:t>
             </w:r>
-            <w:r>
-              <w:rPr>
-                <w:rFonts w:ascii="Times New Roman" w:eastAsiaTheme="minorEastAsia" w:hAnsi="Times New Roman" w:cs="Times New Roman"/>
-                <w:bCs/>
-                <w:szCs w:val="22"/>
-              </w:rPr>
-              <w:t>Zuofu Cheng</w:t>
+            <w:proofErr w:type="spellStart"/>
+            <w:r>
+              <w:rPr>
+                <w:rFonts w:ascii="Times New Roman" w:eastAsiaTheme="minorEastAsia" w:hAnsi="Times New Roman" w:cs="Times New Roman"/>
+                <w:bCs/>
+                <w:szCs w:val="22"/>
+              </w:rPr>
+              <w:t>Zuofu</w:t>
+            </w:r>
+            <w:proofErr w:type="spellEnd"/>
+            <w:r>
+              <w:rPr>
+                <w:rFonts w:ascii="Times New Roman" w:eastAsiaTheme="minorEastAsia" w:hAnsi="Times New Roman" w:cs="Times New Roman"/>
+                <w:bCs/>
+                <w:szCs w:val="22"/>
+              </w:rPr>
+              <w:t xml:space="preserve"> Cheng</w:t>
             </w:r>
             <w:r>
               <w:rPr>
@@ -2286,7 +3193,7 @@
         <w:tc>
           <w:tcPr>
             <w:tcW w:w="11335" w:type="dxa"/>
-            <w:gridSpan w:val="9"/>
+            <w:gridSpan w:val="10"/>
             <w:tcBorders>
               <w:top w:val="nil"/>
               <w:left w:val="nil"/>
@@ -2327,19 +3234,21 @@
                 <w:sz w:val="20"/>
                 <w:szCs w:val="20"/>
               </w:rPr>
-              <w:t>: SystemVerilog, FPGA</w:t>
-            </w:r>
-            <w:r>
-              <w:rPr>
-                <w:rFonts w:ascii="Times New Roman" w:eastAsiaTheme="minorEastAsia" w:hAnsi="Times New Roman" w:cs="Times New Roman" w:hint="eastAsia"/>
+              <w:t xml:space="preserve">: </w:t>
+            </w:r>
+            <w:proofErr w:type="spellStart"/>
+            <w:r>
+              <w:rPr>
+                <w:rFonts w:ascii="Times New Roman" w:eastAsiaTheme="minorEastAsia" w:hAnsi="Times New Roman" w:cs="Times New Roman"/>
                 <w:bCs/>
                 <w:i/>
                 <w:iCs/>
                 <w:sz w:val="20"/>
                 <w:szCs w:val="20"/>
               </w:rPr>
-              <w:t>s</w:t>
-            </w:r>
+              <w:t>SystemVerilog</w:t>
+            </w:r>
+            <w:proofErr w:type="spellEnd"/>
             <w:r>
               <w:rPr>
                 <w:rFonts w:ascii="Times New Roman" w:eastAsiaTheme="minorEastAsia" w:hAnsi="Times New Roman" w:cs="Times New Roman"/>
@@ -2349,29 +3258,29 @@
                 <w:sz w:val="20"/>
                 <w:szCs w:val="20"/>
               </w:rPr>
-              <w:t>,</w:t>
-            </w:r>
-            <w:r>
-              <w:rPr>
-                <w:rFonts w:ascii="Times New Roman" w:eastAsiaTheme="minorEastAsia" w:hAnsi="Times New Roman" w:cs="Times New Roman"/>
+              <w:t>, FPGA</w:t>
+            </w:r>
+            <w:r>
+              <w:rPr>
+                <w:rFonts w:ascii="Times New Roman" w:eastAsiaTheme="minorEastAsia" w:hAnsi="Times New Roman" w:cs="Times New Roman" w:hint="eastAsia"/>
                 <w:bCs/>
                 <w:i/>
                 <w:iCs/>
                 <w:sz w:val="20"/>
                 <w:szCs w:val="20"/>
               </w:rPr>
-              <w:t xml:space="preserve"> </w:t>
-            </w:r>
-            <w:r>
-              <w:rPr>
-                <w:rFonts w:ascii="Times New Roman" w:eastAsiaTheme="minorEastAsia" w:hAnsi="Times New Roman" w:cs="Times New Roman" w:hint="eastAsia"/>
+              <w:t>s</w:t>
+            </w:r>
+            <w:r>
+              <w:rPr>
+                <w:rFonts w:ascii="Times New Roman" w:eastAsiaTheme="minorEastAsia" w:hAnsi="Times New Roman" w:cs="Times New Roman"/>
                 <w:bCs/>
                 <w:i/>
                 <w:iCs/>
                 <w:sz w:val="20"/>
                 <w:szCs w:val="20"/>
               </w:rPr>
-              <w:t>S</w:t>
+              <w:t>,</w:t>
             </w:r>
             <w:r>
               <w:rPr>
@@ -2382,7 +3291,7 @@
                 <w:sz w:val="20"/>
                 <w:szCs w:val="20"/>
               </w:rPr>
-              <w:t>ystem-on-a-chip</w:t>
+              <w:t xml:space="preserve"> </w:t>
             </w:r>
             <w:r>
               <w:rPr>
@@ -2393,7 +3302,7 @@
                 <w:sz w:val="20"/>
                 <w:szCs w:val="20"/>
               </w:rPr>
-              <w:t xml:space="preserve">, </w:t>
+              <w:t>S</w:t>
             </w:r>
             <w:r>
               <w:rPr>
@@ -2404,7 +3313,42 @@
                 <w:sz w:val="20"/>
                 <w:szCs w:val="20"/>
               </w:rPr>
-              <w:t>MicroBlaze CPU</w:t>
+              <w:t>ystem-on-a-chip</w:t>
+            </w:r>
+            <w:r>
+              <w:rPr>
+                <w:rFonts w:ascii="Times New Roman" w:eastAsiaTheme="minorEastAsia" w:hAnsi="Times New Roman" w:cs="Times New Roman" w:hint="eastAsia"/>
+                <w:bCs/>
+                <w:i/>
+                <w:iCs/>
+                <w:sz w:val="20"/>
+                <w:szCs w:val="20"/>
+              </w:rPr>
+              <w:t xml:space="preserve">, </w:t>
+            </w:r>
+            <w:proofErr w:type="spellStart"/>
+            <w:r>
+              <w:rPr>
+                <w:rFonts w:ascii="Times New Roman" w:eastAsiaTheme="minorEastAsia" w:hAnsi="Times New Roman" w:cs="Times New Roman"/>
+                <w:bCs/>
+                <w:i/>
+                <w:iCs/>
+                <w:sz w:val="20"/>
+                <w:szCs w:val="20"/>
+              </w:rPr>
+              <w:t>MicroBlaze</w:t>
+            </w:r>
+            <w:proofErr w:type="spellEnd"/>
+            <w:r>
+              <w:rPr>
+                <w:rFonts w:ascii="Times New Roman" w:eastAsiaTheme="minorEastAsia" w:hAnsi="Times New Roman" w:cs="Times New Roman"/>
+                <w:bCs/>
+                <w:i/>
+                <w:iCs/>
+                <w:sz w:val="20"/>
+                <w:szCs w:val="20"/>
+              </w:rPr>
+              <w:t xml:space="preserve"> CPU</w:t>
             </w:r>
             <w:r>
               <w:rPr>
@@ -2447,7 +3391,25 @@
                 <w:bCs/>
                 <w:szCs w:val="22"/>
               </w:rPr>
-              <w:t xml:space="preserve"> FPGA for real-time operations, integrating MicroBlaze CPU for game logic and keyboard input processing.</w:t>
+              <w:t xml:space="preserve"> FPGA for real-time operations, integrating </w:t>
+            </w:r>
+            <w:proofErr w:type="spellStart"/>
+            <w:r>
+              <w:rPr>
+                <w:rFonts w:ascii="Times New Roman" w:eastAsiaTheme="minorEastAsia" w:hAnsi="Times New Roman" w:cs="Times New Roman"/>
+                <w:bCs/>
+                <w:szCs w:val="22"/>
+              </w:rPr>
+              <w:t>MicroBlaze</w:t>
+            </w:r>
+            <w:proofErr w:type="spellEnd"/>
+            <w:r>
+              <w:rPr>
+                <w:rFonts w:ascii="Times New Roman" w:eastAsiaTheme="minorEastAsia" w:hAnsi="Times New Roman" w:cs="Times New Roman"/>
+                <w:bCs/>
+                <w:szCs w:val="22"/>
+              </w:rPr>
+              <w:t xml:space="preserve"> CPU for game logic and keyboard input processing.</w:t>
             </w:r>
           </w:p>
           <w:p>
@@ -2471,7 +3433,25 @@
                 <w:bCs/>
                 <w:szCs w:val="22"/>
               </w:rPr>
-              <w:t>Developed various modules in SystemVerilog to manage player movements, bomb mechanics, life counts, and game states, interacting through a system bus.</w:t>
+              <w:t xml:space="preserve">Developed various modules in </w:t>
+            </w:r>
+            <w:proofErr w:type="spellStart"/>
+            <w:r>
+              <w:rPr>
+                <w:rFonts w:ascii="Times New Roman" w:eastAsiaTheme="minorEastAsia" w:hAnsi="Times New Roman" w:cs="Times New Roman"/>
+                <w:bCs/>
+                <w:szCs w:val="22"/>
+              </w:rPr>
+              <w:t>SystemVerilog</w:t>
+            </w:r>
+            <w:proofErr w:type="spellEnd"/>
+            <w:r>
+              <w:rPr>
+                <w:rFonts w:ascii="Times New Roman" w:eastAsiaTheme="minorEastAsia" w:hAnsi="Times New Roman" w:cs="Times New Roman"/>
+                <w:bCs/>
+                <w:szCs w:val="22"/>
+              </w:rPr>
+              <w:t xml:space="preserve"> to manage player movements, bomb mechanics, life counts, and game states, interacting through a system bus.</w:t>
             </w:r>
           </w:p>
           <w:p>
@@ -2504,7 +3484,7 @@
         <w:tc>
           <w:tcPr>
             <w:tcW w:w="9776" w:type="dxa"/>
-            <w:gridSpan w:val="8"/>
+            <w:gridSpan w:val="9"/>
             <w:tcBorders>
               <w:top w:val="nil"/>
               <w:left w:val="nil"/>
@@ -2563,7 +3543,7 @@
         <w:tc>
           <w:tcPr>
             <w:tcW w:w="8505" w:type="dxa"/>
-            <w:gridSpan w:val="4"/>
+            <w:gridSpan w:val="5"/>
             <w:tcBorders>
               <w:top w:val="nil"/>
               <w:left w:val="nil"/>
@@ -2660,6 +3640,314 @@
         <w:tc>
           <w:tcPr>
             <w:tcW w:w="11335" w:type="dxa"/>
+            <w:gridSpan w:val="10"/>
+            <w:tcBorders>
+              <w:top w:val="nil"/>
+              <w:left w:val="nil"/>
+              <w:bottom w:val="nil"/>
+              <w:right w:val="nil"/>
+            </w:tcBorders>
+          </w:tcPr>
+          <w:p>
+            <w:pPr>
+              <w:spacing w:after="0" w:line="259" w:lineRule="auto"/>
+              <w:ind w:left="0" w:firstLine="0"/>
+              <w:rPr>
+                <w:rFonts w:ascii="Times New Roman" w:eastAsiaTheme="minorEastAsia" w:hAnsi="Times New Roman" w:cs="Times New Roman"/>
+                <w:bCs/>
+                <w:i/>
+                <w:iCs/>
+                <w:sz w:val="20"/>
+                <w:szCs w:val="20"/>
+              </w:rPr>
+            </w:pPr>
+            <w:r>
+              <w:rPr>
+                <w:rFonts w:ascii="Times New Roman" w:eastAsiaTheme="minorEastAsia" w:hAnsi="Times New Roman" w:cs="Times New Roman"/>
+                <w:b/>
+                <w:i/>
+                <w:iCs/>
+                <w:sz w:val="20"/>
+                <w:szCs w:val="20"/>
+              </w:rPr>
+              <w:t>Keywords</w:t>
+            </w:r>
+            <w:r>
+              <w:rPr>
+                <w:rFonts w:ascii="Times New Roman" w:eastAsiaTheme="minorEastAsia" w:hAnsi="Times New Roman" w:cs="Times New Roman"/>
+                <w:bCs/>
+                <w:i/>
+                <w:iCs/>
+                <w:sz w:val="20"/>
+                <w:szCs w:val="20"/>
+              </w:rPr>
+              <w:t>:</w:t>
+            </w:r>
+            <w:r>
+              <w:rPr>
+                <w:rFonts w:ascii="Times New Roman" w:eastAsiaTheme="minorEastAsia" w:hAnsi="Times New Roman" w:cs="Times New Roman" w:hint="eastAsia"/>
+                <w:bCs/>
+                <w:i/>
+                <w:iCs/>
+                <w:sz w:val="20"/>
+                <w:szCs w:val="20"/>
+              </w:rPr>
+              <w:t xml:space="preserve"> </w:t>
+            </w:r>
+            <w:r>
+              <w:rPr>
+                <w:rFonts w:ascii="Times New Roman" w:eastAsiaTheme="minorEastAsia" w:hAnsi="Times New Roman" w:cs="Times New Roman"/>
+                <w:bCs/>
+                <w:i/>
+                <w:iCs/>
+                <w:sz w:val="20"/>
+                <w:szCs w:val="20"/>
+              </w:rPr>
+              <w:t>Embedded DSP</w:t>
+            </w:r>
+            <w:r>
+              <w:rPr>
+                <w:rFonts w:ascii="Times New Roman" w:eastAsiaTheme="minorEastAsia" w:hAnsi="Times New Roman" w:cs="Times New Roman" w:hint="eastAsia"/>
+                <w:bCs/>
+                <w:i/>
+                <w:iCs/>
+                <w:sz w:val="20"/>
+                <w:szCs w:val="20"/>
+              </w:rPr>
+              <w:t xml:space="preserve">, </w:t>
+            </w:r>
+            <w:r>
+              <w:rPr>
+                <w:rFonts w:ascii="Times New Roman" w:eastAsiaTheme="minorEastAsia" w:hAnsi="Times New Roman" w:cs="Times New Roman"/>
+                <w:bCs/>
+                <w:i/>
+                <w:iCs/>
+                <w:sz w:val="20"/>
+                <w:szCs w:val="20"/>
+              </w:rPr>
+              <w:t xml:space="preserve">Real-time </w:t>
+            </w:r>
+            <w:r>
+              <w:rPr>
+                <w:rFonts w:ascii="Times New Roman" w:eastAsiaTheme="minorEastAsia" w:hAnsi="Times New Roman" w:cs="Times New Roman" w:hint="eastAsia"/>
+                <w:bCs/>
+                <w:i/>
+                <w:iCs/>
+                <w:sz w:val="20"/>
+                <w:szCs w:val="20"/>
+              </w:rPr>
+              <w:t>S</w:t>
+            </w:r>
+            <w:r>
+              <w:rPr>
+                <w:rFonts w:ascii="Times New Roman" w:eastAsiaTheme="minorEastAsia" w:hAnsi="Times New Roman" w:cs="Times New Roman"/>
+                <w:bCs/>
+                <w:i/>
+                <w:iCs/>
+                <w:sz w:val="20"/>
+                <w:szCs w:val="20"/>
+              </w:rPr>
+              <w:t xml:space="preserve">ignal </w:t>
+            </w:r>
+            <w:r>
+              <w:rPr>
+                <w:rFonts w:ascii="Times New Roman" w:eastAsiaTheme="minorEastAsia" w:hAnsi="Times New Roman" w:cs="Times New Roman" w:hint="eastAsia"/>
+                <w:bCs/>
+                <w:i/>
+                <w:iCs/>
+                <w:sz w:val="20"/>
+                <w:szCs w:val="20"/>
+              </w:rPr>
+              <w:t>P</w:t>
+            </w:r>
+            <w:r>
+              <w:rPr>
+                <w:rFonts w:ascii="Times New Roman" w:eastAsiaTheme="minorEastAsia" w:hAnsi="Times New Roman" w:cs="Times New Roman"/>
+                <w:bCs/>
+                <w:i/>
+                <w:iCs/>
+                <w:sz w:val="20"/>
+                <w:szCs w:val="20"/>
+              </w:rPr>
+              <w:t>rocessing</w:t>
+            </w:r>
+            <w:r>
+              <w:rPr>
+                <w:rFonts w:ascii="Times New Roman" w:eastAsiaTheme="minorEastAsia" w:hAnsi="Times New Roman" w:cs="Times New Roman" w:hint="eastAsia"/>
+                <w:bCs/>
+                <w:i/>
+                <w:iCs/>
+                <w:sz w:val="20"/>
+                <w:szCs w:val="20"/>
+              </w:rPr>
+              <w:t xml:space="preserve">, </w:t>
+            </w:r>
+            <w:r>
+              <w:rPr>
+                <w:rFonts w:ascii="Times New Roman" w:eastAsiaTheme="minorEastAsia" w:hAnsi="Times New Roman" w:cs="Times New Roman"/>
+                <w:bCs/>
+                <w:i/>
+                <w:iCs/>
+                <w:sz w:val="20"/>
+                <w:szCs w:val="20"/>
+              </w:rPr>
+              <w:t xml:space="preserve">Image </w:t>
+            </w:r>
+            <w:r>
+              <w:rPr>
+                <w:rFonts w:ascii="Times New Roman" w:eastAsiaTheme="minorEastAsia" w:hAnsi="Times New Roman" w:cs="Times New Roman" w:hint="eastAsia"/>
+                <w:bCs/>
+                <w:i/>
+                <w:iCs/>
+                <w:sz w:val="20"/>
+                <w:szCs w:val="20"/>
+              </w:rPr>
+              <w:t>P</w:t>
+            </w:r>
+            <w:r>
+              <w:rPr>
+                <w:rFonts w:ascii="Times New Roman" w:eastAsiaTheme="minorEastAsia" w:hAnsi="Times New Roman" w:cs="Times New Roman"/>
+                <w:bCs/>
+                <w:i/>
+                <w:iCs/>
+                <w:sz w:val="20"/>
+                <w:szCs w:val="20"/>
+              </w:rPr>
+              <w:t>rocessing</w:t>
+            </w:r>
+            <w:r>
+              <w:rPr>
+                <w:rFonts w:ascii="Times New Roman" w:eastAsiaTheme="minorEastAsia" w:hAnsi="Times New Roman" w:cs="Times New Roman" w:hint="eastAsia"/>
+                <w:bCs/>
+                <w:i/>
+                <w:iCs/>
+                <w:sz w:val="20"/>
+                <w:szCs w:val="20"/>
+              </w:rPr>
+              <w:t>, Android Studio</w:t>
+            </w:r>
+          </w:p>
+          <w:p>
+            <w:pPr>
+              <w:pStyle w:val="ListParagraph"/>
+              <w:numPr>
+                <w:ilvl w:val="0"/>
+                <w:numId w:val="14"/>
+              </w:numPr>
+              <w:spacing w:after="0" w:line="259" w:lineRule="auto"/>
+              <w:ind w:firstLineChars="0"/>
+              <w:rPr>
+                <w:rFonts w:ascii="Times New Roman" w:eastAsiaTheme="minorEastAsia" w:hAnsi="Times New Roman" w:cs="Times New Roman"/>
+                <w:bCs/>
+                <w:szCs w:val="22"/>
+              </w:rPr>
+            </w:pPr>
+            <w:r>
+              <w:rPr>
+                <w:rFonts w:ascii="Times New Roman" w:eastAsiaTheme="minorEastAsia" w:hAnsi="Times New Roman" w:cs="Times New Roman"/>
+                <w:bCs/>
+                <w:szCs w:val="22"/>
+              </w:rPr>
+              <w:t>Developed an app in Android Studio to analyze a live game of 2048, recognizing board digits using image processing.</w:t>
+            </w:r>
+          </w:p>
+          <w:p>
+            <w:pPr>
+              <w:pStyle w:val="ListParagraph"/>
+              <w:numPr>
+                <w:ilvl w:val="0"/>
+                <w:numId w:val="14"/>
+              </w:numPr>
+              <w:spacing w:after="0" w:line="259" w:lineRule="auto"/>
+              <w:ind w:firstLineChars="0"/>
+              <w:rPr>
+                <w:rFonts w:ascii="Times New Roman" w:eastAsiaTheme="minorEastAsia" w:hAnsi="Times New Roman" w:cs="Times New Roman"/>
+                <w:bCs/>
+                <w:szCs w:val="22"/>
+              </w:rPr>
+            </w:pPr>
+            <w:r>
+              <w:rPr>
+                <w:rFonts w:ascii="Times New Roman" w:eastAsiaTheme="minorEastAsia" w:hAnsi="Times New Roman" w:cs="Times New Roman"/>
+                <w:bCs/>
+                <w:szCs w:val="22"/>
+              </w:rPr>
+              <w:t>Employed efficient template matching for multi-digit recognition, using grayscale conversion, Canny edge detection, and perspective transformation to preprocess images. Used python packages to evaluate the workflow of the application.</w:t>
+            </w:r>
+          </w:p>
+          <w:p>
+            <w:pPr>
+              <w:pStyle w:val="ListParagraph"/>
+              <w:numPr>
+                <w:ilvl w:val="0"/>
+                <w:numId w:val="14"/>
+              </w:numPr>
+              <w:spacing w:after="0" w:line="259" w:lineRule="auto"/>
+              <w:ind w:firstLineChars="0"/>
+              <w:rPr>
+                <w:rFonts w:ascii="Times New Roman" w:eastAsiaTheme="minorEastAsia" w:hAnsi="Times New Roman" w:cs="Times New Roman"/>
+                <w:bCs/>
+                <w:szCs w:val="22"/>
+              </w:rPr>
+            </w:pPr>
+            <w:r>
+              <w:rPr>
+                <w:rFonts w:ascii="Times New Roman" w:eastAsiaTheme="minorEastAsia" w:hAnsi="Times New Roman" w:cs="Times New Roman"/>
+                <w:bCs/>
+                <w:szCs w:val="22"/>
+              </w:rPr>
+              <w:t xml:space="preserve">Built an AI engine with an </w:t>
+            </w:r>
+            <w:proofErr w:type="spellStart"/>
+            <w:r>
+              <w:rPr>
+                <w:rFonts w:ascii="Times New Roman" w:eastAsiaTheme="minorEastAsia" w:hAnsi="Times New Roman" w:cs="Times New Roman"/>
+                <w:bCs/>
+                <w:szCs w:val="22"/>
+              </w:rPr>
+              <w:t>Expecti</w:t>
+            </w:r>
+            <w:proofErr w:type="spellEnd"/>
+            <w:r>
+              <w:rPr>
+                <w:rFonts w:ascii="Times New Roman" w:eastAsiaTheme="minorEastAsia" w:hAnsi="Times New Roman" w:cs="Times New Roman"/>
+                <w:bCs/>
+                <w:szCs w:val="22"/>
+              </w:rPr>
+              <w:t>-max Search algorithm to recommend the optimal move, focusing on corner placement strategies.</w:t>
+            </w:r>
+          </w:p>
+          <w:p>
+            <w:pPr>
+              <w:pStyle w:val="ListParagraph"/>
+              <w:numPr>
+                <w:ilvl w:val="0"/>
+                <w:numId w:val="14"/>
+              </w:numPr>
+              <w:spacing w:after="0" w:line="259" w:lineRule="auto"/>
+              <w:ind w:firstLineChars="0"/>
+              <w:rPr>
+                <w:rFonts w:ascii="Times New Roman" w:eastAsiaTheme="minorEastAsia" w:hAnsi="Times New Roman" w:cs="Times New Roman"/>
+                <w:bCs/>
+                <w:sz w:val="20"/>
+                <w:szCs w:val="20"/>
+              </w:rPr>
+            </w:pPr>
+            <w:r>
+              <w:rPr>
+                <w:rFonts w:ascii="Times New Roman" w:eastAsiaTheme="minorEastAsia" w:hAnsi="Times New Roman" w:cs="Times New Roman"/>
+                <w:bCs/>
+                <w:szCs w:val="22"/>
+              </w:rPr>
+              <w:t>Achieved high accuracy in digit recognition (100% when properly aligned) and consistent AI performance, reaching 1024 tile in 75% of simulations.</w:t>
+            </w:r>
+          </w:p>
+        </w:tc>
+      </w:tr>
+      <w:tr>
+        <w:tc>
+          <w:tcPr>
+            <w:tcW w:w="9776" w:type="dxa"/>
             <w:gridSpan w:val="9"/>
             <w:tcBorders>
               <w:top w:val="nil"/>
@@ -2674,312 +3962,27 @@
               <w:ind w:left="0" w:firstLine="0"/>
               <w:rPr>
                 <w:rFonts w:ascii="Times New Roman" w:eastAsiaTheme="minorEastAsia" w:hAnsi="Times New Roman" w:cs="Times New Roman"/>
-                <w:bCs/>
-                <w:i/>
-                <w:iCs/>
-                <w:sz w:val="20"/>
-                <w:szCs w:val="20"/>
-              </w:rPr>
-            </w:pPr>
-            <w:r>
-              <w:rPr>
-                <w:rFonts w:ascii="Times New Roman" w:eastAsiaTheme="minorEastAsia" w:hAnsi="Times New Roman" w:cs="Times New Roman"/>
                 <w:b/>
-                <w:i/>
-                <w:iCs/>
-                <w:sz w:val="20"/>
-                <w:szCs w:val="20"/>
-              </w:rPr>
-              <w:t>Keywords</w:t>
-            </w:r>
-            <w:r>
-              <w:rPr>
-                <w:rFonts w:ascii="Times New Roman" w:eastAsiaTheme="minorEastAsia" w:hAnsi="Times New Roman" w:cs="Times New Roman"/>
-                <w:bCs/>
-                <w:i/>
-                <w:iCs/>
-                <w:sz w:val="20"/>
-                <w:szCs w:val="20"/>
-              </w:rPr>
-              <w:t>:</w:t>
-            </w:r>
-            <w:r>
-              <w:rPr>
-                <w:rFonts w:ascii="Times New Roman" w:eastAsiaTheme="minorEastAsia" w:hAnsi="Times New Roman" w:cs="Times New Roman" w:hint="eastAsia"/>
-                <w:bCs/>
-                <w:i/>
-                <w:iCs/>
-                <w:sz w:val="20"/>
-                <w:szCs w:val="20"/>
-              </w:rPr>
-              <w:t xml:space="preserve"> </w:t>
-            </w:r>
-            <w:r>
-              <w:rPr>
-                <w:rFonts w:ascii="Times New Roman" w:eastAsiaTheme="minorEastAsia" w:hAnsi="Times New Roman" w:cs="Times New Roman"/>
-                <w:bCs/>
-                <w:i/>
-                <w:iCs/>
-                <w:sz w:val="20"/>
-                <w:szCs w:val="20"/>
-              </w:rPr>
-              <w:t>Embedded DSP</w:t>
-            </w:r>
-            <w:r>
-              <w:rPr>
-                <w:rFonts w:ascii="Times New Roman" w:eastAsiaTheme="minorEastAsia" w:hAnsi="Times New Roman" w:cs="Times New Roman" w:hint="eastAsia"/>
-                <w:bCs/>
-                <w:i/>
-                <w:iCs/>
-                <w:sz w:val="20"/>
-                <w:szCs w:val="20"/>
-              </w:rPr>
-              <w:t xml:space="preserve">, </w:t>
-            </w:r>
-            <w:r>
-              <w:rPr>
-                <w:rFonts w:ascii="Times New Roman" w:eastAsiaTheme="minorEastAsia" w:hAnsi="Times New Roman" w:cs="Times New Roman"/>
-                <w:bCs/>
-                <w:i/>
-                <w:iCs/>
-                <w:sz w:val="20"/>
-                <w:szCs w:val="20"/>
-              </w:rPr>
-              <w:t xml:space="preserve">Real-time </w:t>
-            </w:r>
-            <w:r>
-              <w:rPr>
-                <w:rFonts w:ascii="Times New Roman" w:eastAsiaTheme="minorEastAsia" w:hAnsi="Times New Roman" w:cs="Times New Roman" w:hint="eastAsia"/>
-                <w:bCs/>
-                <w:i/>
-                <w:iCs/>
-                <w:sz w:val="20"/>
-                <w:szCs w:val="20"/>
-              </w:rPr>
-              <w:t>S</w:t>
-            </w:r>
-            <w:r>
-              <w:rPr>
-                <w:rFonts w:ascii="Times New Roman" w:eastAsiaTheme="minorEastAsia" w:hAnsi="Times New Roman" w:cs="Times New Roman"/>
-                <w:bCs/>
-                <w:i/>
-                <w:iCs/>
-                <w:sz w:val="20"/>
-                <w:szCs w:val="20"/>
-              </w:rPr>
-              <w:t xml:space="preserve">ignal </w:t>
-            </w:r>
-            <w:r>
-              <w:rPr>
-                <w:rFonts w:ascii="Times New Roman" w:eastAsiaTheme="minorEastAsia" w:hAnsi="Times New Roman" w:cs="Times New Roman" w:hint="eastAsia"/>
-                <w:bCs/>
-                <w:i/>
-                <w:iCs/>
-                <w:sz w:val="20"/>
-                <w:szCs w:val="20"/>
-              </w:rPr>
-              <w:t>P</w:t>
-            </w:r>
-            <w:r>
-              <w:rPr>
-                <w:rFonts w:ascii="Times New Roman" w:eastAsiaTheme="minorEastAsia" w:hAnsi="Times New Roman" w:cs="Times New Roman"/>
-                <w:bCs/>
-                <w:i/>
-                <w:iCs/>
-                <w:sz w:val="20"/>
-                <w:szCs w:val="20"/>
-              </w:rPr>
-              <w:t>rocessing</w:t>
-            </w:r>
-            <w:r>
-              <w:rPr>
-                <w:rFonts w:ascii="Times New Roman" w:eastAsiaTheme="minorEastAsia" w:hAnsi="Times New Roman" w:cs="Times New Roman" w:hint="eastAsia"/>
-                <w:bCs/>
-                <w:i/>
-                <w:iCs/>
-                <w:sz w:val="20"/>
-                <w:szCs w:val="20"/>
-              </w:rPr>
-              <w:t xml:space="preserve">, </w:t>
-            </w:r>
-            <w:r>
-              <w:rPr>
-                <w:rFonts w:ascii="Times New Roman" w:eastAsiaTheme="minorEastAsia" w:hAnsi="Times New Roman" w:cs="Times New Roman"/>
-                <w:bCs/>
-                <w:i/>
-                <w:iCs/>
-                <w:sz w:val="20"/>
-                <w:szCs w:val="20"/>
-              </w:rPr>
-              <w:t xml:space="preserve">Image </w:t>
-            </w:r>
-            <w:r>
-              <w:rPr>
-                <w:rFonts w:ascii="Times New Roman" w:eastAsiaTheme="minorEastAsia" w:hAnsi="Times New Roman" w:cs="Times New Roman" w:hint="eastAsia"/>
-                <w:bCs/>
-                <w:i/>
-                <w:iCs/>
-                <w:sz w:val="20"/>
-                <w:szCs w:val="20"/>
-              </w:rPr>
-              <w:t>P</w:t>
-            </w:r>
-            <w:r>
-              <w:rPr>
-                <w:rFonts w:ascii="Times New Roman" w:eastAsiaTheme="minorEastAsia" w:hAnsi="Times New Roman" w:cs="Times New Roman"/>
-                <w:bCs/>
-                <w:i/>
-                <w:iCs/>
-                <w:sz w:val="20"/>
-                <w:szCs w:val="20"/>
-              </w:rPr>
-              <w:t>rocessing</w:t>
-            </w:r>
-            <w:r>
-              <w:rPr>
-                <w:rFonts w:ascii="Times New Roman" w:eastAsiaTheme="minorEastAsia" w:hAnsi="Times New Roman" w:cs="Times New Roman" w:hint="eastAsia"/>
-                <w:bCs/>
-                <w:i/>
-                <w:iCs/>
-                <w:sz w:val="20"/>
-                <w:szCs w:val="20"/>
-              </w:rPr>
-              <w:t>, Android Studio</w:t>
-            </w:r>
-          </w:p>
-          <w:p>
-            <w:pPr>
-              <w:pStyle w:val="ListParagraph"/>
-              <w:numPr>
-                <w:ilvl w:val="0"/>
-                <w:numId w:val="14"/>
-              </w:numPr>
-              <w:spacing w:after="0" w:line="259" w:lineRule="auto"/>
-              <w:ind w:firstLineChars="0"/>
-              <w:rPr>
-                <w:rFonts w:ascii="Times New Roman" w:eastAsiaTheme="minorEastAsia" w:hAnsi="Times New Roman" w:cs="Times New Roman"/>
-                <w:bCs/>
-                <w:szCs w:val="22"/>
-              </w:rPr>
-            </w:pPr>
-            <w:r>
-              <w:rPr>
-                <w:rFonts w:ascii="Times New Roman" w:eastAsiaTheme="minorEastAsia" w:hAnsi="Times New Roman" w:cs="Times New Roman"/>
-                <w:bCs/>
-                <w:szCs w:val="22"/>
-              </w:rPr>
-              <w:t>Developed an app in Android Studio to analyze a live game of 2048, recognizing board digits using image processing.</w:t>
-            </w:r>
-          </w:p>
-          <w:p>
-            <w:pPr>
-              <w:pStyle w:val="ListParagraph"/>
-              <w:numPr>
-                <w:ilvl w:val="0"/>
-                <w:numId w:val="14"/>
-              </w:numPr>
-              <w:spacing w:after="0" w:line="259" w:lineRule="auto"/>
-              <w:ind w:firstLineChars="0"/>
-              <w:rPr>
-                <w:rFonts w:ascii="Times New Roman" w:eastAsiaTheme="minorEastAsia" w:hAnsi="Times New Roman" w:cs="Times New Roman"/>
-                <w:bCs/>
-                <w:szCs w:val="22"/>
-              </w:rPr>
-            </w:pPr>
-            <w:r>
-              <w:rPr>
-                <w:rFonts w:ascii="Times New Roman" w:eastAsiaTheme="minorEastAsia" w:hAnsi="Times New Roman" w:cs="Times New Roman"/>
-                <w:bCs/>
-                <w:szCs w:val="22"/>
-              </w:rPr>
-              <w:lastRenderedPageBreak/>
-              <w:t>Employed efficient template matching for multi-digit recognition, using grayscale conversion, Canny edge detection, and perspective transformation to preprocess images. Used python packages to evaluate the workflow of the application.</w:t>
-            </w:r>
-          </w:p>
-          <w:p>
-            <w:pPr>
-              <w:pStyle w:val="ListParagraph"/>
-              <w:numPr>
-                <w:ilvl w:val="0"/>
-                <w:numId w:val="14"/>
-              </w:numPr>
-              <w:spacing w:after="0" w:line="259" w:lineRule="auto"/>
-              <w:ind w:firstLineChars="0"/>
-              <w:rPr>
-                <w:rFonts w:ascii="Times New Roman" w:eastAsiaTheme="minorEastAsia" w:hAnsi="Times New Roman" w:cs="Times New Roman"/>
-                <w:bCs/>
-                <w:szCs w:val="22"/>
-              </w:rPr>
-            </w:pPr>
-            <w:r>
-              <w:rPr>
-                <w:rFonts w:ascii="Times New Roman" w:eastAsiaTheme="minorEastAsia" w:hAnsi="Times New Roman" w:cs="Times New Roman"/>
-                <w:bCs/>
-                <w:szCs w:val="22"/>
-              </w:rPr>
-              <w:t>Built an AI engine with an Expecti-max Search algorithm to recommend the optimal move, focusing on corner placement strategies.</w:t>
-            </w:r>
-          </w:p>
-          <w:p>
-            <w:pPr>
-              <w:pStyle w:val="ListParagraph"/>
-              <w:numPr>
-                <w:ilvl w:val="0"/>
-                <w:numId w:val="14"/>
-              </w:numPr>
-              <w:spacing w:after="0" w:line="259" w:lineRule="auto"/>
-              <w:ind w:firstLineChars="0"/>
-              <w:rPr>
-                <w:rFonts w:ascii="Times New Roman" w:eastAsiaTheme="minorEastAsia" w:hAnsi="Times New Roman" w:cs="Times New Roman"/>
-                <w:bCs/>
-                <w:sz w:val="20"/>
-                <w:szCs w:val="20"/>
-              </w:rPr>
-            </w:pPr>
-            <w:r>
-              <w:rPr>
-                <w:rFonts w:ascii="Times New Roman" w:eastAsiaTheme="minorEastAsia" w:hAnsi="Times New Roman" w:cs="Times New Roman"/>
-                <w:bCs/>
-                <w:szCs w:val="22"/>
-              </w:rPr>
-              <w:t>Achieved high accuracy in digit recognition (100% when properly aligned) and consistent AI performance, reaching 1024 tile in 75% of simulations.</w:t>
-            </w:r>
-          </w:p>
-        </w:tc>
-      </w:tr>
-      <w:tr>
-        <w:tc>
-          <w:tcPr>
-            <w:tcW w:w="9776" w:type="dxa"/>
-            <w:gridSpan w:val="8"/>
-            <w:tcBorders>
-              <w:top w:val="nil"/>
-              <w:left w:val="nil"/>
-              <w:bottom w:val="nil"/>
-              <w:right w:val="nil"/>
-            </w:tcBorders>
-          </w:tcPr>
-          <w:p>
-            <w:pPr>
-              <w:spacing w:after="0" w:line="259" w:lineRule="auto"/>
-              <w:ind w:left="0" w:firstLine="0"/>
+                <w:szCs w:val="22"/>
+              </w:rPr>
+            </w:pPr>
+            <w:proofErr w:type="spellStart"/>
+            <w:r>
               <w:rPr>
                 <w:rFonts w:ascii="Times New Roman" w:eastAsiaTheme="minorEastAsia" w:hAnsi="Times New Roman" w:cs="Times New Roman"/>
                 <w:b/>
-                <w:i/>
-                <w:iCs/>
-                <w:sz w:val="20"/>
-                <w:szCs w:val="20"/>
-              </w:rPr>
-            </w:pPr>
+                <w:szCs w:val="22"/>
+              </w:rPr>
+              <w:t>Hook&amp;Hair</w:t>
+            </w:r>
+            <w:proofErr w:type="spellEnd"/>
             <w:r>
               <w:rPr>
                 <w:rFonts w:ascii="Times New Roman" w:eastAsiaTheme="minorEastAsia" w:hAnsi="Times New Roman" w:cs="Times New Roman"/>
                 <w:b/>
                 <w:szCs w:val="22"/>
               </w:rPr>
-              <w:lastRenderedPageBreak/>
-              <w:t>Simulating Neuron Circuit Design</w:t>
+              <w:t xml:space="preserve"> Structure 3D-Printing based on Path Control and 4D Printing Experiment Exploration</w:t>
             </w:r>
           </w:p>
         </w:tc>
@@ -3010,60 +4013,7 @@
       <w:tr>
         <w:tc>
           <w:tcPr>
-            <w:tcW w:w="8931" w:type="dxa"/>
-            <w:gridSpan w:val="6"/>
-            <w:tcBorders>
-              <w:top w:val="nil"/>
-              <w:left w:val="nil"/>
-              <w:bottom w:val="nil"/>
-              <w:right w:val="nil"/>
-            </w:tcBorders>
-          </w:tcPr>
-          <w:p>
-            <w:pPr>
-              <w:spacing w:after="0"/>
-              <w:ind w:left="0" w:firstLine="0"/>
-              <w:rPr>
-                <w:rFonts w:ascii="Times New Roman" w:eastAsiaTheme="minorEastAsia" w:hAnsi="Times New Roman" w:cs="Times New Roman"/>
-                <w:bCs/>
-                <w:szCs w:val="22"/>
-              </w:rPr>
-            </w:pPr>
-            <w:r>
-              <w:rPr>
-                <w:rFonts w:ascii="Times New Roman" w:eastAsiaTheme="minorEastAsia" w:hAnsi="Times New Roman" w:cs="Times New Roman" w:hint="eastAsia"/>
-                <w:bCs/>
-                <w:szCs w:val="22"/>
-              </w:rPr>
-              <w:t xml:space="preserve">Course Project </w:t>
-            </w:r>
-            <w:r>
-              <w:rPr>
-                <w:rFonts w:ascii="Times New Roman" w:eastAsiaTheme="minorEastAsia" w:hAnsi="Times New Roman" w:cs="Times New Roman" w:hint="eastAsia"/>
-                <w:bCs/>
-                <w:szCs w:val="22"/>
-              </w:rPr>
-              <w:t xml:space="preserve">(Advisor: Prof. </w:t>
-            </w:r>
-            <w:r>
-              <w:rPr>
-                <w:rFonts w:ascii="Times New Roman" w:eastAsiaTheme="minorEastAsia" w:hAnsi="Times New Roman" w:cs="Times New Roman"/>
-                <w:szCs w:val="22"/>
-              </w:rPr>
-              <w:t>Jont Allen</w:t>
-            </w:r>
-            <w:r>
-              <w:rPr>
-                <w:rFonts w:ascii="Times New Roman" w:eastAsiaTheme="minorEastAsia" w:hAnsi="Times New Roman" w:cs="Times New Roman" w:hint="eastAsia"/>
-                <w:szCs w:val="22"/>
-              </w:rPr>
-              <w:t>)</w:t>
-            </w:r>
-          </w:p>
-        </w:tc>
-        <w:tc>
-          <w:tcPr>
-            <w:tcW w:w="2404" w:type="dxa"/>
+            <w:tcW w:w="7083" w:type="dxa"/>
             <w:gridSpan w:val="3"/>
             <w:tcBorders>
               <w:top w:val="nil"/>
@@ -3076,143 +4026,19 @@
             <w:pPr>
               <w:spacing w:after="0" w:line="259" w:lineRule="auto"/>
               <w:ind w:left="0" w:firstLine="0"/>
-              <w:jc w:val="right"/>
-              <w:rPr>
-                <w:rFonts w:ascii="Times New Roman" w:eastAsiaTheme="minorEastAsia" w:hAnsi="Times New Roman" w:cs="Times New Roman"/>
-                <w:bCs/>
-                <w:szCs w:val="22"/>
-              </w:rPr>
-            </w:pPr>
-            <w:r>
-              <w:rPr>
-                <w:rFonts w:ascii="Times New Roman" w:eastAsiaTheme="minorEastAsia" w:hAnsi="Times New Roman" w:cs="Times New Roman" w:hint="eastAsia"/>
-                <w:bCs/>
-                <w:szCs w:val="22"/>
-              </w:rPr>
-              <w:t>December 2023</w:t>
-            </w:r>
-          </w:p>
-        </w:tc>
-      </w:tr>
-      <w:tr>
-        <w:tc>
-          <w:tcPr>
-            <w:tcW w:w="11335" w:type="dxa"/>
-            <w:gridSpan w:val="9"/>
-            <w:tcBorders>
-              <w:top w:val="nil"/>
-              <w:left w:val="nil"/>
-              <w:bottom w:val="nil"/>
-              <w:right w:val="nil"/>
-            </w:tcBorders>
-          </w:tcPr>
-          <w:p>
-            <w:pPr>
-              <w:spacing w:after="0" w:line="259" w:lineRule="auto"/>
-              <w:ind w:left="0" w:firstLine="0"/>
-              <w:rPr>
-                <w:rFonts w:ascii="Times New Roman" w:eastAsiaTheme="minorEastAsia" w:hAnsi="Times New Roman" w:cs="Times New Roman"/>
-                <w:bCs/>
-                <w:i/>
-                <w:iCs/>
-                <w:sz w:val="20"/>
-                <w:szCs w:val="20"/>
-              </w:rPr>
-            </w:pPr>
-            <w:r>
-              <w:rPr>
-                <w:rFonts w:ascii="Times New Roman" w:eastAsiaTheme="minorEastAsia" w:hAnsi="Times New Roman" w:cs="Times New Roman"/>
-                <w:b/>
-                <w:i/>
-                <w:iCs/>
-                <w:sz w:val="20"/>
-                <w:szCs w:val="20"/>
-              </w:rPr>
-              <w:t>Keywords</w:t>
-            </w:r>
-            <w:r>
-              <w:rPr>
-                <w:rFonts w:ascii="Times New Roman" w:eastAsiaTheme="minorEastAsia" w:hAnsi="Times New Roman" w:cs="Times New Roman"/>
-                <w:bCs/>
-                <w:i/>
-                <w:iCs/>
-                <w:sz w:val="20"/>
-                <w:szCs w:val="20"/>
-              </w:rPr>
-              <w:t>: Neuron Simulation, Hodgkin-Huxley Model</w:t>
-            </w:r>
-            <w:r>
-              <w:rPr>
-                <w:rFonts w:ascii="Times New Roman" w:eastAsiaTheme="minorEastAsia" w:hAnsi="Times New Roman" w:cs="Times New Roman" w:hint="eastAsia"/>
-                <w:bCs/>
-                <w:i/>
-                <w:iCs/>
-                <w:sz w:val="20"/>
-                <w:szCs w:val="20"/>
-              </w:rPr>
-              <w:t>,</w:t>
-            </w:r>
-            <w:r>
-              <w:rPr>
-                <w:rFonts w:ascii="Times New Roman" w:eastAsiaTheme="minorEastAsia" w:hAnsi="Times New Roman" w:cs="Times New Roman"/>
-                <w:bCs/>
-                <w:i/>
-                <w:iCs/>
-                <w:sz w:val="20"/>
-                <w:szCs w:val="20"/>
-              </w:rPr>
-              <w:t xml:space="preserve"> Circuit</w:t>
-            </w:r>
-            <w:r>
-              <w:rPr>
-                <w:rFonts w:ascii="Times New Roman" w:eastAsiaTheme="minorEastAsia" w:hAnsi="Times New Roman" w:cs="Times New Roman" w:hint="eastAsia"/>
-                <w:bCs/>
-                <w:i/>
-                <w:iCs/>
-                <w:sz w:val="20"/>
-                <w:szCs w:val="20"/>
-              </w:rPr>
-              <w:t xml:space="preserve"> Simulation</w:t>
-            </w:r>
-          </w:p>
-          <w:p>
-            <w:pPr>
-              <w:pStyle w:val="ListParagraph"/>
-              <w:numPr>
-                <w:ilvl w:val="0"/>
-                <w:numId w:val="11"/>
-              </w:numPr>
-              <w:spacing w:after="0" w:line="259" w:lineRule="auto"/>
-              <w:ind w:firstLineChars="0"/>
-              <w:rPr>
-                <w:rFonts w:ascii="Times New Roman" w:eastAsiaTheme="minorEastAsia" w:hAnsi="Times New Roman" w:cs="Times New Roman"/>
-                <w:bCs/>
-                <w:szCs w:val="22"/>
-              </w:rPr>
-            </w:pPr>
-            <w:r>
-              <w:rPr>
-                <w:rFonts w:ascii="Times New Roman" w:eastAsiaTheme="minorEastAsia" w:hAnsi="Times New Roman" w:cs="Times New Roman"/>
-                <w:bCs/>
-                <w:szCs w:val="22"/>
-              </w:rPr>
-              <w:t>D</w:t>
-            </w:r>
-            <w:r>
-              <w:rPr>
-                <w:rFonts w:ascii="Times New Roman" w:eastAsiaTheme="minorEastAsia" w:hAnsi="Times New Roman" w:cs="Times New Roman" w:hint="eastAsia"/>
-                <w:bCs/>
-                <w:szCs w:val="22"/>
-              </w:rPr>
-              <w:t xml:space="preserve">esigned </w:t>
-            </w:r>
-            <w:r>
-              <w:rPr>
-                <w:rFonts w:ascii="Times New Roman" w:eastAsiaTheme="minorEastAsia" w:hAnsi="Times New Roman" w:cs="Times New Roman"/>
-                <w:bCs/>
-                <w:szCs w:val="22"/>
-              </w:rPr>
-              <w:t>an electronic circuit based on the Hodgkin-Huxley model to simulate neuron action potentials.</w:t>
+              <w:rPr>
+                <w:rFonts w:ascii="Times New Roman" w:eastAsiaTheme="minorEastAsia" w:hAnsi="Times New Roman" w:cs="Times New Roman"/>
+                <w:bCs/>
+                <w:szCs w:val="22"/>
+              </w:rPr>
+            </w:pPr>
+            <w:r>
+              <w:rPr>
+                <w:rFonts w:ascii="Times New Roman" w:eastAsiaTheme="minorEastAsia" w:hAnsi="Times New Roman" w:cs="Times New Roman"/>
+                <w:bCs/>
+                <w:szCs w:val="22"/>
+              </w:rPr>
+              <w:t>Zhejiang University</w:t>
             </w:r>
             <w:r>
               <w:rPr>
@@ -3222,161 +4048,6 @@
               </w:rPr>
               <w:t xml:space="preserve"> </w:t>
             </w:r>
-          </w:p>
-          <w:p>
-            <w:pPr>
-              <w:pStyle w:val="ListParagraph"/>
-              <w:numPr>
-                <w:ilvl w:val="0"/>
-                <w:numId w:val="11"/>
-              </w:numPr>
-              <w:spacing w:after="0" w:line="259" w:lineRule="auto"/>
-              <w:ind w:firstLineChars="0"/>
-              <w:rPr>
-                <w:rFonts w:ascii="Times New Roman" w:eastAsiaTheme="minorEastAsia" w:hAnsi="Times New Roman" w:cs="Times New Roman"/>
-                <w:bCs/>
-                <w:sz w:val="20"/>
-                <w:szCs w:val="20"/>
-              </w:rPr>
-            </w:pPr>
-            <w:r>
-              <w:rPr>
-                <w:rFonts w:ascii="Times New Roman" w:eastAsiaTheme="minorEastAsia" w:hAnsi="Times New Roman" w:cs="Times New Roman" w:hint="eastAsia"/>
-                <w:bCs/>
-                <w:szCs w:val="22"/>
-              </w:rPr>
-              <w:t>Conducted</w:t>
-            </w:r>
-            <w:r>
-              <w:rPr>
-                <w:rFonts w:ascii="Times New Roman" w:eastAsiaTheme="minorEastAsia" w:hAnsi="Times New Roman" w:cs="Times New Roman"/>
-                <w:bCs/>
-                <w:szCs w:val="22"/>
-              </w:rPr>
-              <w:t xml:space="preserve"> electrical pulse stimulation to observe and analyze neuronal signaling pathways.</w:t>
-            </w:r>
-          </w:p>
-          <w:p>
-            <w:pPr>
-              <w:pStyle w:val="ListParagraph"/>
-              <w:numPr>
-                <w:ilvl w:val="0"/>
-                <w:numId w:val="11"/>
-              </w:numPr>
-              <w:spacing w:after="0" w:line="259" w:lineRule="auto"/>
-              <w:ind w:firstLineChars="0"/>
-              <w:rPr>
-                <w:rFonts w:ascii="Times New Roman" w:eastAsiaTheme="minorEastAsia" w:hAnsi="Times New Roman" w:cs="Times New Roman"/>
-                <w:bCs/>
-                <w:sz w:val="20"/>
-                <w:szCs w:val="20"/>
-              </w:rPr>
-            </w:pPr>
-            <w:r>
-              <w:rPr>
-                <w:rFonts w:ascii="Times New Roman" w:eastAsiaTheme="minorEastAsia" w:hAnsi="Times New Roman" w:cs="Times New Roman"/>
-                <w:bCs/>
-                <w:szCs w:val="22"/>
-              </w:rPr>
-              <w:t>Optimized circuit performance by adjusting component parameters to achieve clear action potential observations.</w:t>
-            </w:r>
-          </w:p>
-        </w:tc>
-      </w:tr>
-      <w:tr>
-        <w:tc>
-          <w:tcPr>
-            <w:tcW w:w="9776" w:type="dxa"/>
-            <w:gridSpan w:val="8"/>
-            <w:tcBorders>
-              <w:top w:val="nil"/>
-              <w:left w:val="nil"/>
-              <w:bottom w:val="nil"/>
-              <w:right w:val="nil"/>
-            </w:tcBorders>
-          </w:tcPr>
-          <w:p>
-            <w:pPr>
-              <w:spacing w:after="0" w:line="259" w:lineRule="auto"/>
-              <w:ind w:left="0" w:firstLine="0"/>
-              <w:rPr>
-                <w:rFonts w:ascii="Times New Roman" w:eastAsiaTheme="minorEastAsia" w:hAnsi="Times New Roman" w:cs="Times New Roman"/>
-                <w:b/>
-                <w:szCs w:val="22"/>
-              </w:rPr>
-            </w:pPr>
-            <w:r>
-              <w:rPr>
-                <w:rFonts w:ascii="Times New Roman" w:eastAsiaTheme="minorEastAsia" w:hAnsi="Times New Roman" w:cs="Times New Roman"/>
-                <w:b/>
-                <w:szCs w:val="22"/>
-              </w:rPr>
-              <w:t>Hook&amp;Hair Structure 3D-Printing based on Path Control and 4D Printing Experiment Exploration</w:t>
-            </w:r>
-          </w:p>
-        </w:tc>
-        <w:tc>
-          <w:tcPr>
-            <w:tcW w:w="1559" w:type="dxa"/>
-            <w:tcBorders>
-              <w:top w:val="nil"/>
-              <w:left w:val="nil"/>
-              <w:bottom w:val="nil"/>
-              <w:right w:val="nil"/>
-            </w:tcBorders>
-          </w:tcPr>
-          <w:p>
-            <w:pPr>
-              <w:spacing w:after="0" w:line="259" w:lineRule="auto"/>
-              <w:ind w:left="0" w:firstLine="0"/>
-              <w:jc w:val="right"/>
-              <w:rPr>
-                <w:rFonts w:ascii="Times New Roman" w:eastAsiaTheme="minorEastAsia" w:hAnsi="Times New Roman" w:cs="Times New Roman"/>
-                <w:bCs/>
-                <w:szCs w:val="22"/>
-              </w:rPr>
-            </w:pPr>
-          </w:p>
-        </w:tc>
-      </w:tr>
-      <w:tr>
-        <w:tc>
-          <w:tcPr>
-            <w:tcW w:w="7083" w:type="dxa"/>
-            <w:gridSpan w:val="2"/>
-            <w:tcBorders>
-              <w:top w:val="nil"/>
-              <w:left w:val="nil"/>
-              <w:bottom w:val="nil"/>
-              <w:right w:val="nil"/>
-            </w:tcBorders>
-          </w:tcPr>
-          <w:p>
-            <w:pPr>
-              <w:spacing w:after="0" w:line="259" w:lineRule="auto"/>
-              <w:ind w:left="0" w:firstLine="0"/>
-              <w:rPr>
-                <w:rFonts w:ascii="Times New Roman" w:eastAsiaTheme="minorEastAsia" w:hAnsi="Times New Roman" w:cs="Times New Roman"/>
-                <w:bCs/>
-                <w:szCs w:val="22"/>
-              </w:rPr>
-            </w:pPr>
-            <w:r>
-              <w:rPr>
-                <w:rFonts w:ascii="Times New Roman" w:eastAsiaTheme="minorEastAsia" w:hAnsi="Times New Roman" w:cs="Times New Roman"/>
-                <w:bCs/>
-                <w:szCs w:val="22"/>
-              </w:rPr>
-              <w:t>Zhejiang University</w:t>
-            </w:r>
-            <w:r>
-              <w:rPr>
-                <w:rFonts w:ascii="Times New Roman" w:eastAsiaTheme="minorEastAsia" w:hAnsi="Times New Roman" w:cs="Times New Roman" w:hint="eastAsia"/>
-                <w:bCs/>
-                <w:szCs w:val="22"/>
-              </w:rPr>
-              <w:t xml:space="preserve"> </w:t>
-            </w:r>
             <w:r>
               <w:rPr>
                 <w:rFonts w:ascii="Times New Roman" w:eastAsiaTheme="minorEastAsia" w:hAnsi="Times New Roman" w:cs="Times New Roman"/>
@@ -3393,13 +4064,23 @@
               </w:rPr>
               <w:t xml:space="preserve">Prof. </w:t>
             </w:r>
-            <w:r>
-              <w:rPr>
-                <w:rFonts w:ascii="Times New Roman" w:eastAsiaTheme="minorEastAsia" w:hAnsi="Times New Roman" w:cs="Times New Roman"/>
-                <w:bCs/>
-                <w:szCs w:val="22"/>
-              </w:rPr>
-              <w:t>Guanyun Wang)</w:t>
+            <w:proofErr w:type="spellStart"/>
+            <w:r>
+              <w:rPr>
+                <w:rFonts w:ascii="Times New Roman" w:eastAsiaTheme="minorEastAsia" w:hAnsi="Times New Roman" w:cs="Times New Roman"/>
+                <w:bCs/>
+                <w:szCs w:val="22"/>
+              </w:rPr>
+              <w:t>Guanyun</w:t>
+            </w:r>
+            <w:proofErr w:type="spellEnd"/>
+            <w:r>
+              <w:rPr>
+                <w:rFonts w:ascii="Times New Roman" w:eastAsiaTheme="minorEastAsia" w:hAnsi="Times New Roman" w:cs="Times New Roman"/>
+                <w:bCs/>
+                <w:szCs w:val="22"/>
+              </w:rPr>
+              <w:t xml:space="preserve"> Wang)</w:t>
             </w:r>
           </w:p>
         </w:tc>
@@ -3456,7 +4137,7 @@
         <w:tc>
           <w:tcPr>
             <w:tcW w:w="11335" w:type="dxa"/>
-            <w:gridSpan w:val="9"/>
+            <w:gridSpan w:val="10"/>
             <w:tcBorders>
               <w:top w:val="nil"/>
               <w:left w:val="nil"/>
@@ -3600,7 +4281,7 @@
         <w:tc>
           <w:tcPr>
             <w:tcW w:w="9067" w:type="dxa"/>
-            <w:gridSpan w:val="7"/>
+            <w:gridSpan w:val="8"/>
             <w:tcBorders>
               <w:top w:val="nil"/>
               <w:left w:val="nil"/>
@@ -3673,7 +4354,7 @@
         <w:tc>
           <w:tcPr>
             <w:tcW w:w="7083" w:type="dxa"/>
-            <w:gridSpan w:val="2"/>
+            <w:gridSpan w:val="3"/>
             <w:tcBorders>
               <w:top w:val="nil"/>
               <w:left w:val="nil"/>
@@ -3802,7 +4483,7 @@
         <w:tc>
           <w:tcPr>
             <w:tcW w:w="11335" w:type="dxa"/>
-            <w:gridSpan w:val="9"/>
+            <w:gridSpan w:val="10"/>
             <w:tcBorders>
               <w:top w:val="nil"/>
               <w:left w:val="nil"/>
@@ -3974,18 +4655,6 @@
               </w:rPr>
               <w:t>Communication Systems.</w:t>
             </w:r>
-          </w:p>
-          <w:p>
-            <w:pPr>
-              <w:spacing w:after="0" w:line="259" w:lineRule="auto"/>
-              <w:ind w:left="0" w:firstLine="0"/>
-              <w:rPr>
-                <w:rFonts w:ascii="Times New Roman" w:eastAsiaTheme="minorEastAsia" w:hAnsi="Times New Roman" w:cs="Times New Roman"/>
-                <w:bCs/>
-                <w:sz w:val="20"/>
-                <w:szCs w:val="20"/>
-              </w:rPr>
-            </w:pPr>
           </w:p>
         </w:tc>
       </w:tr>
@@ -3996,1205 +4665,7 @@
         <w:tc>
           <w:tcPr>
             <w:tcW w:w="7083" w:type="dxa"/>
-            <w:gridSpan w:val="2"/>
-            <w:tcBorders>
-              <w:top w:val="nil"/>
-              <w:left w:val="nil"/>
-              <w:bottom w:val="dotted" w:sz="4" w:space="0" w:color="auto"/>
-              <w:right w:val="nil"/>
-            </w:tcBorders>
-          </w:tcPr>
-          <w:p>
-            <w:pPr>
-              <w:spacing w:after="0" w:line="259" w:lineRule="auto"/>
-              <w:ind w:left="0" w:firstLine="0"/>
-              <w:rPr>
-                <w:rFonts w:ascii="Times New Roman" w:eastAsiaTheme="minorEastAsia" w:hAnsi="Times New Roman" w:cs="Times New Roman"/>
-                <w:b/>
-                <w:sz w:val="28"/>
-                <w:szCs w:val="28"/>
-                <w:shd w:val="pct15" w:color="auto" w:fill="FFFFFF"/>
-              </w:rPr>
-            </w:pPr>
-            <w:r>
-              <w:rPr>
-                <w:rFonts w:ascii="Times New Roman" w:eastAsiaTheme="minorEastAsia" w:hAnsi="Times New Roman" w:cs="Times New Roman"/>
-                <w:b/>
-                <w:sz w:val="28"/>
-                <w:szCs w:val="28"/>
-                <w:shd w:val="pct15" w:color="auto" w:fill="FFFFFF"/>
-              </w:rPr>
-              <w:t>HONORS</w:t>
-            </w:r>
-          </w:p>
-        </w:tc>
-        <w:tc>
-          <w:tcPr>
-            <w:tcW w:w="4252" w:type="dxa"/>
-            <w:gridSpan w:val="7"/>
-            <w:tcBorders>
-              <w:top w:val="nil"/>
-              <w:left w:val="nil"/>
-              <w:bottom w:val="dotted" w:sz="4" w:space="0" w:color="auto"/>
-              <w:right w:val="nil"/>
-            </w:tcBorders>
-          </w:tcPr>
-          <w:p>
-            <w:pPr>
-              <w:spacing w:after="0" w:line="259" w:lineRule="auto"/>
-              <w:ind w:left="0" w:firstLine="0"/>
-              <w:jc w:val="right"/>
-              <w:rPr>
-                <w:rFonts w:ascii="Times New Roman" w:eastAsiaTheme="minorEastAsia" w:hAnsi="Times New Roman" w:cs="Times New Roman"/>
-                <w:bCs/>
-                <w:szCs w:val="22"/>
-              </w:rPr>
-            </w:pPr>
-          </w:p>
-        </w:tc>
-      </w:tr>
-      <w:tr>
-        <w:trPr>
-          <w:trHeight w:val="449"/>
-        </w:trPr>
-        <w:tc>
-          <w:tcPr>
-            <w:tcW w:w="6091" w:type="dxa"/>
-            <w:tcBorders>
-              <w:top w:val="dotted" w:sz="4" w:space="0" w:color="auto"/>
-              <w:left w:val="nil"/>
-              <w:bottom w:val="nil"/>
-            </w:tcBorders>
-          </w:tcPr>
-          <w:p>
-            <w:pPr>
-              <w:spacing w:after="0" w:line="259" w:lineRule="auto"/>
-              <w:ind w:left="0" w:firstLine="0"/>
-              <w:rPr>
-                <w:rFonts w:ascii="Times New Roman" w:eastAsiaTheme="minorEastAsia" w:hAnsi="Times New Roman" w:cs="Times New Roman"/>
-                <w:bCs/>
-                <w:szCs w:val="22"/>
-              </w:rPr>
-            </w:pPr>
-            <w:r>
-              <w:rPr>
-                <w:rFonts w:ascii="Times New Roman" w:eastAsiaTheme="minorEastAsia" w:hAnsi="Times New Roman" w:cs="Times New Roman"/>
-                <w:bCs/>
-                <w:szCs w:val="22"/>
-              </w:rPr>
-              <w:t>Dean’s List (Top 20%)</w:t>
-            </w:r>
-            <w:r>
-              <w:rPr>
-                <w:rFonts w:ascii="Times New Roman" w:eastAsiaTheme="minorEastAsia" w:hAnsi="Times New Roman" w:cs="Times New Roman" w:hint="eastAsia"/>
-                <w:bCs/>
-                <w:szCs w:val="22"/>
-              </w:rPr>
-              <w:t xml:space="preserve">  </w:t>
-            </w:r>
-          </w:p>
-        </w:tc>
-        <w:tc>
-          <w:tcPr>
-            <w:tcW w:w="2551" w:type="dxa"/>
-            <w:gridSpan w:val="4"/>
-            <w:tcBorders>
-              <w:top w:val="dotted" w:sz="4" w:space="0" w:color="auto"/>
-              <w:bottom w:val="nil"/>
-            </w:tcBorders>
-          </w:tcPr>
-          <w:p>
-            <w:pPr>
-              <w:spacing w:after="0" w:line="259" w:lineRule="auto"/>
-              <w:ind w:left="0" w:firstLine="0"/>
-              <w:jc w:val="center"/>
-              <w:rPr>
-                <w:rFonts w:ascii="Times New Roman" w:eastAsiaTheme="minorEastAsia" w:hAnsi="Times New Roman" w:cs="Times New Roman"/>
-                <w:bCs/>
-                <w:i/>
-                <w:iCs/>
-                <w:szCs w:val="22"/>
-              </w:rPr>
-            </w:pPr>
-            <w:r>
-              <w:rPr>
-                <w:rFonts w:ascii="Times New Roman" w:eastAsiaTheme="minorEastAsia" w:hAnsi="Times New Roman" w:cs="Times New Roman" w:hint="eastAsia"/>
-                <w:bCs/>
-                <w:i/>
-                <w:iCs/>
-                <w:szCs w:val="22"/>
-              </w:rPr>
-              <w:t>UIUC</w:t>
-            </w:r>
-          </w:p>
-        </w:tc>
-        <w:tc>
-          <w:tcPr>
-            <w:tcW w:w="2693" w:type="dxa"/>
-            <w:gridSpan w:val="4"/>
-            <w:tcBorders>
-              <w:top w:val="dotted" w:sz="4" w:space="0" w:color="auto"/>
-              <w:bottom w:val="nil"/>
-              <w:right w:val="nil"/>
-            </w:tcBorders>
-          </w:tcPr>
-          <w:p>
-            <w:pPr>
-              <w:spacing w:after="0" w:line="259" w:lineRule="auto"/>
-              <w:ind w:left="0" w:firstLine="0"/>
-              <w:jc w:val="right"/>
-              <w:rPr>
-                <w:rFonts w:ascii="Times New Roman" w:eastAsiaTheme="minorEastAsia" w:hAnsi="Times New Roman" w:cs="Times New Roman"/>
-                <w:bCs/>
-                <w:szCs w:val="22"/>
-              </w:rPr>
-            </w:pPr>
-            <w:r>
-              <w:rPr>
-                <w:rFonts w:ascii="Times New Roman" w:eastAsiaTheme="minorEastAsia" w:hAnsi="Times New Roman" w:cs="Times New Roman"/>
-                <w:bCs/>
-                <w:szCs w:val="22"/>
-              </w:rPr>
-              <w:t>Fall 2023</w:t>
-            </w:r>
-          </w:p>
-        </w:tc>
-      </w:tr>
-      <w:tr>
-        <w:trPr>
-          <w:trHeight w:val="711"/>
-        </w:trPr>
-        <w:tc>
-          <w:tcPr>
-            <w:tcW w:w="6091" w:type="dxa"/>
-            <w:tcBorders>
-              <w:top w:val="nil"/>
-              <w:left w:val="nil"/>
-              <w:bottom w:val="nil"/>
-            </w:tcBorders>
-          </w:tcPr>
-          <w:p>
-            <w:pPr>
-              <w:spacing w:after="0" w:line="259" w:lineRule="auto"/>
-              <w:ind w:left="0" w:firstLine="0"/>
-              <w:rPr>
-                <w:rFonts w:ascii="Times New Roman" w:eastAsiaTheme="minorEastAsia" w:hAnsi="Times New Roman" w:cs="Times New Roman"/>
-                <w:bCs/>
-                <w:szCs w:val="22"/>
-              </w:rPr>
-            </w:pPr>
-            <w:r>
-              <w:rPr>
-                <w:rFonts w:ascii="Times New Roman" w:eastAsiaTheme="minorEastAsia" w:hAnsi="Times New Roman" w:cs="Times New Roman"/>
-                <w:bCs/>
-                <w:szCs w:val="22"/>
-              </w:rPr>
-              <w:t>Scholarship from Zhejiang University (Top 8%)</w:t>
-            </w:r>
-          </w:p>
-        </w:tc>
-        <w:tc>
-          <w:tcPr>
-            <w:tcW w:w="2551" w:type="dxa"/>
-            <w:gridSpan w:val="4"/>
-            <w:tcBorders>
-              <w:top w:val="nil"/>
-              <w:bottom w:val="nil"/>
-            </w:tcBorders>
-          </w:tcPr>
-          <w:p>
-            <w:pPr>
-              <w:spacing w:after="0" w:line="259" w:lineRule="auto"/>
-              <w:ind w:left="0" w:firstLine="0"/>
-              <w:jc w:val="center"/>
-              <w:rPr>
-                <w:rFonts w:ascii="Times New Roman" w:eastAsiaTheme="minorEastAsia" w:hAnsi="Times New Roman" w:cs="Times New Roman"/>
-                <w:bCs/>
-                <w:i/>
-                <w:iCs/>
-                <w:szCs w:val="22"/>
-              </w:rPr>
-            </w:pPr>
-            <w:r>
-              <w:rPr>
-                <w:rFonts w:ascii="Times New Roman" w:eastAsiaTheme="minorEastAsia" w:hAnsi="Times New Roman" w:cs="Times New Roman"/>
-                <w:bCs/>
-                <w:i/>
-                <w:iCs/>
-                <w:szCs w:val="22"/>
-              </w:rPr>
-              <w:t>Zhejiang University</w:t>
-            </w:r>
-          </w:p>
-        </w:tc>
-        <w:tc>
-          <w:tcPr>
-            <w:tcW w:w="2693" w:type="dxa"/>
-            <w:gridSpan w:val="4"/>
-            <w:tcBorders>
-              <w:top w:val="nil"/>
-              <w:bottom w:val="nil"/>
-              <w:right w:val="nil"/>
-            </w:tcBorders>
-          </w:tcPr>
-          <w:p>
-            <w:pPr>
-              <w:spacing w:after="0" w:line="259" w:lineRule="auto"/>
-              <w:ind w:left="0" w:right="-14" w:firstLine="0"/>
-              <w:jc w:val="right"/>
-              <w:rPr>
-                <w:rFonts w:ascii="Times New Roman" w:eastAsiaTheme="minorEastAsia" w:hAnsi="Times New Roman" w:cs="Times New Roman"/>
-                <w:bCs/>
-                <w:szCs w:val="22"/>
-              </w:rPr>
-            </w:pPr>
-            <w:r>
-              <w:rPr>
-                <w:rFonts w:ascii="Times New Roman" w:eastAsiaTheme="minorEastAsia" w:hAnsi="Times New Roman" w:cs="Times New Roman"/>
-                <w:bCs/>
-                <w:szCs w:val="22"/>
-              </w:rPr>
-              <w:t>2021-2022</w:t>
-            </w:r>
-            <w:r>
-              <w:rPr>
-                <w:rFonts w:ascii="Times New Roman" w:eastAsiaTheme="minorEastAsia" w:hAnsi="Times New Roman" w:cs="Times New Roman" w:hint="eastAsia"/>
-                <w:bCs/>
-                <w:szCs w:val="22"/>
-              </w:rPr>
-              <w:t xml:space="preserve">, </w:t>
-            </w:r>
-            <w:r>
-              <w:rPr>
-                <w:rFonts w:ascii="Times New Roman" w:eastAsiaTheme="minorEastAsia" w:hAnsi="Times New Roman" w:cs="Times New Roman"/>
-                <w:bCs/>
-                <w:szCs w:val="22"/>
-              </w:rPr>
-              <w:t>2022-2023</w:t>
-            </w:r>
-            <w:r>
-              <w:rPr>
-                <w:rFonts w:ascii="Times New Roman" w:eastAsiaTheme="minorEastAsia" w:hAnsi="Times New Roman" w:cs="Times New Roman" w:hint="eastAsia"/>
-                <w:bCs/>
-                <w:szCs w:val="22"/>
-              </w:rPr>
-              <w:t xml:space="preserve"> </w:t>
-            </w:r>
-            <w:r>
-              <w:rPr>
-                <w:rFonts w:ascii="Times New Roman" w:eastAsiaTheme="minorEastAsia" w:hAnsi="Times New Roman" w:cs="Times New Roman"/>
-                <w:bCs/>
-                <w:szCs w:val="22"/>
-              </w:rPr>
-              <w:t>and 202</w:t>
-            </w:r>
-            <w:r>
-              <w:rPr>
-                <w:rFonts w:ascii="Times New Roman" w:eastAsiaTheme="minorEastAsia" w:hAnsi="Times New Roman" w:cs="Times New Roman" w:hint="eastAsia"/>
-                <w:bCs/>
-                <w:szCs w:val="22"/>
-              </w:rPr>
-              <w:t>3</w:t>
-            </w:r>
-            <w:r>
-              <w:rPr>
-                <w:rFonts w:ascii="Times New Roman" w:eastAsiaTheme="minorEastAsia" w:hAnsi="Times New Roman" w:cs="Times New Roman"/>
-                <w:bCs/>
-                <w:szCs w:val="22"/>
-              </w:rPr>
-              <w:t>-202</w:t>
-            </w:r>
-            <w:r>
-              <w:rPr>
-                <w:rFonts w:ascii="Times New Roman" w:eastAsiaTheme="minorEastAsia" w:hAnsi="Times New Roman" w:cs="Times New Roman" w:hint="eastAsia"/>
-                <w:bCs/>
-                <w:szCs w:val="22"/>
-              </w:rPr>
-              <w:t xml:space="preserve">4 </w:t>
-            </w:r>
-            <w:r>
-              <w:rPr>
-                <w:rFonts w:ascii="Times New Roman" w:eastAsiaTheme="minorEastAsia" w:hAnsi="Times New Roman" w:cs="Times New Roman"/>
-                <w:bCs/>
-                <w:szCs w:val="22"/>
-              </w:rPr>
-              <w:t>Academic Years</w:t>
-            </w:r>
-          </w:p>
-        </w:tc>
-      </w:tr>
-      <w:tr>
-        <w:trPr>
-          <w:trHeight w:val="792"/>
-        </w:trPr>
-        <w:tc>
-          <w:tcPr>
-            <w:tcW w:w="6091" w:type="dxa"/>
-            <w:tcBorders>
-              <w:top w:val="nil"/>
-              <w:left w:val="nil"/>
-              <w:bottom w:val="nil"/>
-            </w:tcBorders>
-          </w:tcPr>
-          <w:p>
-            <w:pPr>
-              <w:spacing w:after="3" w:line="259" w:lineRule="auto"/>
-              <w:ind w:left="0" w:firstLine="0"/>
-              <w:rPr>
-                <w:rFonts w:ascii="Times New Roman" w:eastAsiaTheme="minorEastAsia" w:hAnsi="Times New Roman" w:cs="Times New Roman"/>
-                <w:bCs/>
-                <w:szCs w:val="22"/>
-              </w:rPr>
-            </w:pPr>
-            <w:r>
-              <w:rPr>
-                <w:rFonts w:ascii="Times New Roman" w:eastAsiaTheme="minorEastAsia" w:hAnsi="Times New Roman" w:cs="Times New Roman"/>
-                <w:bCs/>
-                <w:szCs w:val="22"/>
-              </w:rPr>
-              <w:t>Academic Excellence Award</w:t>
-            </w:r>
-          </w:p>
-        </w:tc>
-        <w:tc>
-          <w:tcPr>
-            <w:tcW w:w="2551" w:type="dxa"/>
-            <w:gridSpan w:val="4"/>
-            <w:tcBorders>
-              <w:top w:val="nil"/>
-              <w:bottom w:val="nil"/>
-            </w:tcBorders>
-          </w:tcPr>
-          <w:p>
-            <w:pPr>
-              <w:spacing w:after="0" w:line="259" w:lineRule="auto"/>
-              <w:ind w:left="0" w:firstLine="0"/>
-              <w:jc w:val="center"/>
-              <w:rPr>
-                <w:rFonts w:ascii="Times New Roman" w:eastAsiaTheme="minorEastAsia" w:hAnsi="Times New Roman" w:cs="Times New Roman"/>
-                <w:bCs/>
-                <w:i/>
-                <w:iCs/>
-                <w:szCs w:val="22"/>
-              </w:rPr>
-            </w:pPr>
-            <w:r>
-              <w:rPr>
-                <w:rFonts w:ascii="Times New Roman" w:eastAsiaTheme="minorEastAsia" w:hAnsi="Times New Roman" w:cs="Times New Roman"/>
-                <w:bCs/>
-                <w:i/>
-                <w:iCs/>
-                <w:szCs w:val="22"/>
-              </w:rPr>
-              <w:t>Zhejiang University</w:t>
-            </w:r>
-          </w:p>
-        </w:tc>
-        <w:tc>
-          <w:tcPr>
-            <w:tcW w:w="2693" w:type="dxa"/>
-            <w:gridSpan w:val="4"/>
-            <w:tcBorders>
-              <w:top w:val="nil"/>
-              <w:bottom w:val="nil"/>
-              <w:right w:val="nil"/>
-            </w:tcBorders>
-          </w:tcPr>
-          <w:p>
-            <w:pPr>
-              <w:spacing w:after="0" w:line="259" w:lineRule="auto"/>
-              <w:ind w:left="0" w:firstLine="0"/>
-              <w:jc w:val="right"/>
-              <w:rPr>
-                <w:rFonts w:ascii="Times New Roman" w:eastAsiaTheme="minorEastAsia" w:hAnsi="Times New Roman" w:cs="Times New Roman"/>
-                <w:bCs/>
-                <w:szCs w:val="22"/>
-              </w:rPr>
-            </w:pPr>
-            <w:r>
-              <w:rPr>
-                <w:rFonts w:ascii="Times New Roman" w:eastAsiaTheme="minorEastAsia" w:hAnsi="Times New Roman" w:cs="Times New Roman"/>
-                <w:bCs/>
-                <w:szCs w:val="22"/>
-              </w:rPr>
-              <w:t>2021-2022</w:t>
-            </w:r>
-            <w:r>
-              <w:rPr>
-                <w:rFonts w:ascii="Times New Roman" w:eastAsiaTheme="minorEastAsia" w:hAnsi="Times New Roman" w:cs="Times New Roman" w:hint="eastAsia"/>
-                <w:bCs/>
-                <w:szCs w:val="22"/>
-              </w:rPr>
-              <w:t xml:space="preserve">, </w:t>
-            </w:r>
-            <w:r>
-              <w:rPr>
-                <w:rFonts w:ascii="Times New Roman" w:eastAsiaTheme="minorEastAsia" w:hAnsi="Times New Roman" w:cs="Times New Roman"/>
-                <w:bCs/>
-                <w:szCs w:val="22"/>
-              </w:rPr>
-              <w:t>2022-2023</w:t>
-            </w:r>
-            <w:r>
-              <w:rPr>
-                <w:rFonts w:ascii="Times New Roman" w:eastAsiaTheme="minorEastAsia" w:hAnsi="Times New Roman" w:cs="Times New Roman" w:hint="eastAsia"/>
-                <w:bCs/>
-                <w:szCs w:val="22"/>
-              </w:rPr>
-              <w:t xml:space="preserve"> </w:t>
-            </w:r>
-            <w:r>
-              <w:rPr>
-                <w:rFonts w:ascii="Times New Roman" w:eastAsiaTheme="minorEastAsia" w:hAnsi="Times New Roman" w:cs="Times New Roman"/>
-                <w:bCs/>
-                <w:szCs w:val="22"/>
-              </w:rPr>
-              <w:t>and 202</w:t>
-            </w:r>
-            <w:r>
-              <w:rPr>
-                <w:rFonts w:ascii="Times New Roman" w:eastAsiaTheme="minorEastAsia" w:hAnsi="Times New Roman" w:cs="Times New Roman" w:hint="eastAsia"/>
-                <w:bCs/>
-                <w:szCs w:val="22"/>
-              </w:rPr>
-              <w:t>3</w:t>
-            </w:r>
-            <w:r>
-              <w:rPr>
-                <w:rFonts w:ascii="Times New Roman" w:eastAsiaTheme="minorEastAsia" w:hAnsi="Times New Roman" w:cs="Times New Roman"/>
-                <w:bCs/>
-                <w:szCs w:val="22"/>
-              </w:rPr>
-              <w:t>-202</w:t>
-            </w:r>
-            <w:r>
-              <w:rPr>
-                <w:rFonts w:ascii="Times New Roman" w:eastAsiaTheme="minorEastAsia" w:hAnsi="Times New Roman" w:cs="Times New Roman" w:hint="eastAsia"/>
-                <w:bCs/>
-                <w:szCs w:val="22"/>
-              </w:rPr>
-              <w:t xml:space="preserve">4 </w:t>
-            </w:r>
-            <w:r>
-              <w:rPr>
-                <w:rFonts w:ascii="Times New Roman" w:eastAsiaTheme="minorEastAsia" w:hAnsi="Times New Roman" w:cs="Times New Roman"/>
-                <w:bCs/>
-                <w:szCs w:val="22"/>
-              </w:rPr>
-              <w:t>Academic Years</w:t>
-            </w:r>
-          </w:p>
-        </w:tc>
-      </w:tr>
-      <w:tr>
-        <w:trPr>
-          <w:trHeight w:val="468"/>
-        </w:trPr>
-        <w:tc>
-          <w:tcPr>
-            <w:tcW w:w="6091" w:type="dxa"/>
-            <w:tcBorders>
-              <w:top w:val="nil"/>
-              <w:left w:val="nil"/>
-              <w:bottom w:val="nil"/>
-            </w:tcBorders>
-          </w:tcPr>
-          <w:p>
-            <w:pPr>
-              <w:pStyle w:val="Heading2"/>
-              <w:ind w:left="0" w:firstLine="0"/>
-              <w:rPr>
-                <w:rFonts w:ascii="Times New Roman" w:eastAsiaTheme="minorEastAsia" w:hAnsi="Times New Roman" w:cs="Times New Roman"/>
-                <w:b w:val="0"/>
-                <w:bCs/>
-                <w:szCs w:val="22"/>
-              </w:rPr>
-            </w:pPr>
-            <w:r>
-              <w:rPr>
-                <w:rFonts w:ascii="Times New Roman" w:eastAsiaTheme="minorEastAsia" w:hAnsi="Times New Roman" w:cs="Times New Roman"/>
-                <w:b w:val="0"/>
-                <w:bCs/>
-                <w:szCs w:val="22"/>
-              </w:rPr>
-              <w:t>Outstanding Performance in Social Work Award</w:t>
-            </w:r>
-          </w:p>
-        </w:tc>
-        <w:tc>
-          <w:tcPr>
-            <w:tcW w:w="2551" w:type="dxa"/>
-            <w:gridSpan w:val="4"/>
-            <w:tcBorders>
-              <w:top w:val="nil"/>
-              <w:bottom w:val="nil"/>
-            </w:tcBorders>
-          </w:tcPr>
-          <w:p>
-            <w:pPr>
-              <w:spacing w:after="0" w:line="259" w:lineRule="auto"/>
-              <w:ind w:left="0" w:firstLine="0"/>
-              <w:jc w:val="center"/>
-              <w:rPr>
-                <w:rFonts w:ascii="Times New Roman" w:eastAsiaTheme="minorEastAsia" w:hAnsi="Times New Roman" w:cs="Times New Roman"/>
-                <w:bCs/>
-                <w:i/>
-                <w:iCs/>
-                <w:szCs w:val="22"/>
-              </w:rPr>
-            </w:pPr>
-            <w:r>
-              <w:rPr>
-                <w:rFonts w:ascii="Times New Roman" w:eastAsiaTheme="minorEastAsia" w:hAnsi="Times New Roman" w:cs="Times New Roman"/>
-                <w:bCs/>
-                <w:i/>
-                <w:iCs/>
-                <w:szCs w:val="22"/>
-              </w:rPr>
-              <w:t>Zhejiang University</w:t>
-            </w:r>
-          </w:p>
-        </w:tc>
-        <w:tc>
-          <w:tcPr>
-            <w:tcW w:w="2693" w:type="dxa"/>
-            <w:gridSpan w:val="4"/>
-            <w:tcBorders>
-              <w:top w:val="nil"/>
-              <w:bottom w:val="nil"/>
-              <w:right w:val="nil"/>
-            </w:tcBorders>
-          </w:tcPr>
-          <w:p>
-            <w:pPr>
-              <w:spacing w:after="0" w:line="259" w:lineRule="auto"/>
-              <w:ind w:left="0" w:firstLine="0"/>
-              <w:jc w:val="right"/>
-              <w:rPr>
-                <w:rFonts w:ascii="Times New Roman" w:eastAsiaTheme="minorEastAsia" w:hAnsi="Times New Roman" w:cs="Times New Roman"/>
-                <w:bCs/>
-                <w:szCs w:val="22"/>
-              </w:rPr>
-            </w:pPr>
-            <w:r>
-              <w:rPr>
-                <w:rFonts w:ascii="Times New Roman" w:eastAsiaTheme="minorEastAsia" w:hAnsi="Times New Roman" w:cs="Times New Roman"/>
-                <w:bCs/>
-                <w:szCs w:val="22"/>
-              </w:rPr>
-              <w:t>2021-2022 Academic Year</w:t>
-            </w:r>
-          </w:p>
-        </w:tc>
-      </w:tr>
-      <w:tr>
-        <w:trPr>
-          <w:trHeight w:val="639"/>
-        </w:trPr>
-        <w:tc>
-          <w:tcPr>
-            <w:tcW w:w="6091" w:type="dxa"/>
-            <w:tcBorders>
-              <w:top w:val="nil"/>
-              <w:left w:val="nil"/>
-              <w:bottom w:val="nil"/>
-            </w:tcBorders>
-          </w:tcPr>
-          <w:p>
-            <w:pPr>
-              <w:spacing w:after="3" w:line="259" w:lineRule="auto"/>
-              <w:ind w:left="0" w:firstLine="0"/>
-              <w:rPr>
-                <w:rFonts w:ascii="Times New Roman" w:eastAsiaTheme="minorEastAsia" w:hAnsi="Times New Roman" w:cs="Times New Roman"/>
-                <w:bCs/>
-                <w:szCs w:val="22"/>
-              </w:rPr>
-            </w:pPr>
-            <w:r>
-              <w:rPr>
-                <w:rFonts w:ascii="Times New Roman" w:eastAsiaTheme="minorEastAsia" w:hAnsi="Times New Roman" w:cs="Times New Roman"/>
-                <w:bCs/>
-                <w:szCs w:val="22"/>
-              </w:rPr>
-              <w:t>Recognition for Outstanding Performance, 2022 Undergraduate Summer Research Program</w:t>
-            </w:r>
-          </w:p>
-        </w:tc>
-        <w:tc>
-          <w:tcPr>
-            <w:tcW w:w="2551" w:type="dxa"/>
-            <w:gridSpan w:val="4"/>
-            <w:tcBorders>
-              <w:top w:val="nil"/>
-              <w:bottom w:val="nil"/>
-            </w:tcBorders>
-          </w:tcPr>
-          <w:p>
-            <w:pPr>
-              <w:spacing w:after="0" w:line="259" w:lineRule="auto"/>
-              <w:ind w:left="0" w:firstLine="0"/>
-              <w:jc w:val="center"/>
-              <w:rPr>
-                <w:rFonts w:ascii="Times New Roman" w:eastAsiaTheme="minorEastAsia" w:hAnsi="Times New Roman" w:cs="Times New Roman"/>
-                <w:bCs/>
-                <w:i/>
-                <w:iCs/>
-                <w:szCs w:val="22"/>
-              </w:rPr>
-            </w:pPr>
-            <w:r>
-              <w:rPr>
-                <w:rFonts w:ascii="Times New Roman" w:eastAsiaTheme="minorEastAsia" w:hAnsi="Times New Roman" w:cs="Times New Roman"/>
-                <w:bCs/>
-                <w:i/>
-                <w:iCs/>
-                <w:szCs w:val="22"/>
-              </w:rPr>
-              <w:t>Zhejiang University</w:t>
-            </w:r>
-          </w:p>
-        </w:tc>
-        <w:tc>
-          <w:tcPr>
-            <w:tcW w:w="2693" w:type="dxa"/>
-            <w:gridSpan w:val="4"/>
-            <w:tcBorders>
-              <w:top w:val="nil"/>
-              <w:bottom w:val="nil"/>
-              <w:right w:val="nil"/>
-            </w:tcBorders>
-          </w:tcPr>
-          <w:p>
-            <w:pPr>
-              <w:spacing w:after="0" w:line="259" w:lineRule="auto"/>
-              <w:ind w:left="0" w:firstLine="0"/>
-              <w:jc w:val="right"/>
-              <w:rPr>
-                <w:rFonts w:ascii="Times New Roman" w:eastAsiaTheme="minorEastAsia" w:hAnsi="Times New Roman" w:cs="Times New Roman"/>
-                <w:bCs/>
-                <w:szCs w:val="22"/>
-              </w:rPr>
-            </w:pPr>
-            <w:r>
-              <w:rPr>
-                <w:rFonts w:ascii="Times New Roman" w:eastAsiaTheme="minorEastAsia" w:hAnsi="Times New Roman" w:cs="Times New Roman"/>
-                <w:bCs/>
-                <w:szCs w:val="22"/>
-              </w:rPr>
-              <w:t>Summer 2022</w:t>
-            </w:r>
-          </w:p>
-        </w:tc>
-      </w:tr>
-      <w:tr>
-        <w:trPr>
-          <w:trHeight w:val="621"/>
-        </w:trPr>
-        <w:tc>
-          <w:tcPr>
-            <w:tcW w:w="6091" w:type="dxa"/>
-            <w:tcBorders>
-              <w:top w:val="nil"/>
-              <w:left w:val="nil"/>
-              <w:bottom w:val="nil"/>
-            </w:tcBorders>
-          </w:tcPr>
-          <w:p>
-            <w:pPr>
-              <w:spacing w:after="3" w:line="259" w:lineRule="auto"/>
-              <w:ind w:left="0" w:firstLine="0"/>
-              <w:rPr>
-                <w:rFonts w:ascii="Times New Roman" w:eastAsiaTheme="minorEastAsia" w:hAnsi="Times New Roman" w:cs="Times New Roman"/>
-                <w:bCs/>
-                <w:szCs w:val="22"/>
-              </w:rPr>
-            </w:pPr>
-            <w:r>
-              <w:rPr>
-                <w:rFonts w:ascii="Times New Roman" w:eastAsiaTheme="minorEastAsia" w:hAnsi="Times New Roman" w:cs="Times New Roman"/>
-                <w:bCs/>
-                <w:szCs w:val="22"/>
-              </w:rPr>
-              <w:t>Recognition for Academic Poster Exhibition, 2022</w:t>
-            </w:r>
-            <w:r>
-              <w:rPr>
-                <w:rFonts w:ascii="Times New Roman" w:eastAsiaTheme="minorEastAsia" w:hAnsi="Times New Roman" w:cs="Times New Roman" w:hint="eastAsia"/>
-                <w:bCs/>
-                <w:szCs w:val="22"/>
-              </w:rPr>
-              <w:t xml:space="preserve"> </w:t>
-            </w:r>
-            <w:r>
-              <w:rPr>
-                <w:rFonts w:ascii="Times New Roman" w:eastAsiaTheme="minorEastAsia" w:hAnsi="Times New Roman" w:cs="Times New Roman"/>
-                <w:bCs/>
-                <w:szCs w:val="22"/>
-              </w:rPr>
-              <w:t>Undergraduate Summer Research Program</w:t>
-            </w:r>
-          </w:p>
-        </w:tc>
-        <w:tc>
-          <w:tcPr>
-            <w:tcW w:w="2551" w:type="dxa"/>
-            <w:gridSpan w:val="4"/>
-            <w:tcBorders>
-              <w:top w:val="nil"/>
-              <w:bottom w:val="nil"/>
-            </w:tcBorders>
-          </w:tcPr>
-          <w:p>
-            <w:pPr>
-              <w:spacing w:after="0" w:line="259" w:lineRule="auto"/>
-              <w:ind w:left="0" w:firstLine="0"/>
-              <w:jc w:val="center"/>
-              <w:rPr>
-                <w:rFonts w:ascii="Times New Roman" w:eastAsiaTheme="minorEastAsia" w:hAnsi="Times New Roman" w:cs="Times New Roman"/>
-                <w:bCs/>
-                <w:i/>
-                <w:iCs/>
-                <w:szCs w:val="22"/>
-              </w:rPr>
-            </w:pPr>
-            <w:r>
-              <w:rPr>
-                <w:rFonts w:ascii="Times New Roman" w:eastAsiaTheme="minorEastAsia" w:hAnsi="Times New Roman" w:cs="Times New Roman"/>
-                <w:bCs/>
-                <w:i/>
-                <w:iCs/>
-                <w:szCs w:val="22"/>
-              </w:rPr>
-              <w:t>Zhejiang University</w:t>
-            </w:r>
-          </w:p>
-        </w:tc>
-        <w:tc>
-          <w:tcPr>
-            <w:tcW w:w="2693" w:type="dxa"/>
-            <w:gridSpan w:val="4"/>
-            <w:tcBorders>
-              <w:top w:val="nil"/>
-              <w:bottom w:val="nil"/>
-              <w:right w:val="nil"/>
-            </w:tcBorders>
-          </w:tcPr>
-          <w:p>
-            <w:pPr>
-              <w:spacing w:after="0" w:line="259" w:lineRule="auto"/>
-              <w:ind w:left="0" w:firstLine="0"/>
-              <w:jc w:val="right"/>
-              <w:rPr>
-                <w:rFonts w:ascii="Times New Roman" w:eastAsiaTheme="minorEastAsia" w:hAnsi="Times New Roman" w:cs="Times New Roman"/>
-                <w:bCs/>
-                <w:szCs w:val="22"/>
-              </w:rPr>
-            </w:pPr>
-            <w:r>
-              <w:rPr>
-                <w:rFonts w:ascii="Times New Roman" w:eastAsiaTheme="minorEastAsia" w:hAnsi="Times New Roman" w:cs="Times New Roman"/>
-                <w:bCs/>
-                <w:szCs w:val="22"/>
-              </w:rPr>
-              <w:t>Summer 2022</w:t>
-            </w:r>
-          </w:p>
-        </w:tc>
-      </w:tr>
-      <w:tr>
-        <w:trPr>
-          <w:trHeight w:val="502"/>
-        </w:trPr>
-        <w:tc>
-          <w:tcPr>
-            <w:tcW w:w="7083" w:type="dxa"/>
-            <w:gridSpan w:val="2"/>
-            <w:tcBorders>
-              <w:top w:val="nil"/>
-              <w:left w:val="nil"/>
-              <w:bottom w:val="dotted" w:sz="4" w:space="0" w:color="auto"/>
-              <w:right w:val="nil"/>
-            </w:tcBorders>
-          </w:tcPr>
-          <w:p>
-            <w:pPr>
-              <w:spacing w:after="0" w:line="259" w:lineRule="auto"/>
-              <w:ind w:left="0" w:firstLine="0"/>
-              <w:rPr>
-                <w:rFonts w:ascii="Times New Roman" w:eastAsiaTheme="minorEastAsia" w:hAnsi="Times New Roman" w:cs="Times New Roman"/>
-                <w:b/>
-                <w:szCs w:val="22"/>
-                <w:highlight w:val="lightGray"/>
-              </w:rPr>
-            </w:pPr>
-            <w:r>
-              <w:rPr>
-                <w:rFonts w:ascii="Times New Roman" w:eastAsiaTheme="minorEastAsia" w:hAnsi="Times New Roman" w:cs="Times New Roman"/>
-                <w:b/>
-                <w:sz w:val="28"/>
-                <w:szCs w:val="28"/>
-                <w:highlight w:val="lightGray"/>
-              </w:rPr>
-              <w:t>SKILLS</w:t>
-            </w:r>
-          </w:p>
-        </w:tc>
-        <w:tc>
-          <w:tcPr>
-            <w:tcW w:w="4252" w:type="dxa"/>
-            <w:gridSpan w:val="7"/>
-            <w:tcBorders>
-              <w:top w:val="nil"/>
-              <w:left w:val="nil"/>
-              <w:bottom w:val="dotted" w:sz="4" w:space="0" w:color="auto"/>
-              <w:right w:val="nil"/>
-            </w:tcBorders>
-          </w:tcPr>
-          <w:p>
-            <w:pPr>
-              <w:spacing w:after="0" w:line="259" w:lineRule="auto"/>
-              <w:ind w:left="0" w:firstLine="0"/>
-              <w:jc w:val="right"/>
-              <w:rPr>
-                <w:rFonts w:ascii="Times New Roman" w:eastAsiaTheme="minorEastAsia" w:hAnsi="Times New Roman" w:cs="Times New Roman"/>
-                <w:bCs/>
-                <w:szCs w:val="22"/>
-              </w:rPr>
-            </w:pPr>
-          </w:p>
-        </w:tc>
-      </w:tr>
-      <w:tr>
-        <w:tc>
-          <w:tcPr>
-            <w:tcW w:w="11335" w:type="dxa"/>
-            <w:gridSpan w:val="9"/>
-            <w:tcBorders>
-              <w:top w:val="dotted" w:sz="4" w:space="0" w:color="auto"/>
-              <w:left w:val="nil"/>
-              <w:bottom w:val="nil"/>
-              <w:right w:val="nil"/>
-            </w:tcBorders>
-          </w:tcPr>
-          <w:p>
-            <w:pPr>
-              <w:spacing w:after="3" w:line="259" w:lineRule="auto"/>
-              <w:ind w:left="0" w:firstLine="0"/>
-              <w:rPr>
-                <w:rFonts w:ascii="Times New Roman" w:eastAsiaTheme="minorEastAsia" w:hAnsi="Times New Roman" w:cs="Times New Roman"/>
-                <w:bCs/>
-                <w:szCs w:val="22"/>
-              </w:rPr>
-            </w:pPr>
-            <w:r>
-              <w:rPr>
-                <w:rFonts w:ascii="Times New Roman" w:eastAsiaTheme="minorEastAsia" w:hAnsi="Times New Roman" w:cs="Times New Roman"/>
-                <w:bCs/>
-                <w:szCs w:val="22"/>
-              </w:rPr>
-              <w:t>Programming Languages:</w:t>
-            </w:r>
-            <w:r>
-              <w:rPr>
-                <w:rFonts w:ascii="Times New Roman" w:eastAsiaTheme="minorEastAsia" w:hAnsi="Times New Roman" w:cs="Times New Roman" w:hint="eastAsia"/>
-                <w:bCs/>
-                <w:szCs w:val="22"/>
-              </w:rPr>
-              <w:t xml:space="preserve"> </w:t>
-            </w:r>
-            <w:r>
-              <w:rPr>
-                <w:rFonts w:ascii="Times New Roman" w:eastAsiaTheme="minorEastAsia" w:hAnsi="Times New Roman" w:cs="Times New Roman"/>
-                <w:bCs/>
-                <w:szCs w:val="22"/>
-              </w:rPr>
-              <w:t xml:space="preserve">Python, C/C++, MATLAB, System Verilog, </w:t>
-            </w:r>
-            <w:r>
-              <w:rPr>
-                <w:rFonts w:ascii="Times New Roman" w:eastAsiaTheme="minorEastAsia" w:hAnsi="Times New Roman" w:cs="Times New Roman" w:hint="eastAsia"/>
-                <w:bCs/>
-                <w:szCs w:val="22"/>
-              </w:rPr>
-              <w:t xml:space="preserve">CUDA, </w:t>
-            </w:r>
-            <w:r>
-              <w:rPr>
-                <w:rFonts w:ascii="Times New Roman" w:eastAsiaTheme="minorEastAsia" w:hAnsi="Times New Roman" w:cs="Times New Roman"/>
-                <w:bCs/>
-                <w:szCs w:val="22"/>
-              </w:rPr>
-              <w:t>LC-3 assembly</w:t>
-            </w:r>
-          </w:p>
-          <w:p>
-            <w:pPr>
-              <w:spacing w:after="3" w:line="259" w:lineRule="auto"/>
-              <w:ind w:left="0" w:firstLine="0"/>
-              <w:rPr>
-                <w:rFonts w:ascii="Times New Roman" w:eastAsiaTheme="minorEastAsia" w:hAnsi="Times New Roman" w:cs="Times New Roman"/>
-                <w:bCs/>
-                <w:szCs w:val="22"/>
-              </w:rPr>
-            </w:pPr>
-            <w:r>
-              <w:rPr>
-                <w:rFonts w:ascii="Times New Roman" w:eastAsiaTheme="minorEastAsia" w:hAnsi="Times New Roman" w:cs="Times New Roman"/>
-                <w:bCs/>
-                <w:szCs w:val="22"/>
-              </w:rPr>
-              <w:t>Softwares: Visual Studio Code, Jupyter Notebook, MATLAB, Rhino, Android Studio</w:t>
-            </w:r>
-          </w:p>
-          <w:p>
-            <w:pPr>
-              <w:spacing w:after="3" w:line="259" w:lineRule="auto"/>
-              <w:ind w:left="0" w:firstLine="0"/>
-              <w:rPr>
-                <w:rFonts w:ascii="Times New Roman" w:eastAsiaTheme="minorEastAsia" w:hAnsi="Times New Roman" w:cs="Times New Roman"/>
-                <w:bCs/>
-                <w:szCs w:val="22"/>
-              </w:rPr>
-            </w:pPr>
-            <w:proofErr w:type="spellStart"/>
-            <w:r>
-              <w:rPr>
-                <w:rFonts w:ascii="Times New Roman" w:eastAsiaTheme="minorEastAsia" w:hAnsi="Times New Roman" w:cs="Times New Roman"/>
-                <w:bCs/>
-                <w:szCs w:val="22"/>
-              </w:rPr>
-              <w:t>Hardwares</w:t>
-            </w:r>
-            <w:proofErr w:type="spellEnd"/>
-            <w:r>
-              <w:rPr>
-                <w:rFonts w:ascii="Times New Roman" w:eastAsiaTheme="minorEastAsia" w:hAnsi="Times New Roman" w:cs="Times New Roman"/>
-                <w:bCs/>
-                <w:szCs w:val="22"/>
-              </w:rPr>
-              <w:t xml:space="preserve">: 3D Printing, </w:t>
-            </w:r>
-            <w:r>
-              <w:rPr>
-                <w:rFonts w:ascii="Times New Roman" w:eastAsiaTheme="minorEastAsia" w:hAnsi="Times New Roman" w:cs="Times New Roman" w:hint="eastAsia"/>
-                <w:bCs/>
-                <w:szCs w:val="22"/>
-              </w:rPr>
-              <w:t>PCB design</w:t>
-            </w:r>
-          </w:p>
-          <w:p>
-            <w:pPr>
-              <w:spacing w:after="3" w:line="259" w:lineRule="auto"/>
-              <w:ind w:left="0" w:firstLine="0"/>
-              <w:rPr>
-                <w:rFonts w:ascii="Times New Roman" w:eastAsiaTheme="minorEastAsia" w:hAnsi="Times New Roman" w:cs="Times New Roman"/>
-                <w:bCs/>
-                <w:szCs w:val="22"/>
-              </w:rPr>
-            </w:pPr>
-          </w:p>
-          <w:p>
-            <w:pPr>
-              <w:spacing w:after="3" w:line="259" w:lineRule="auto"/>
-              <w:ind w:left="0" w:firstLine="0"/>
-              <w:rPr>
-                <w:rFonts w:ascii="Times New Roman" w:eastAsiaTheme="minorEastAsia" w:hAnsi="Times New Roman" w:cs="Times New Roman"/>
-                <w:bCs/>
-                <w:szCs w:val="22"/>
-              </w:rPr>
-            </w:pPr>
-          </w:p>
-          <w:p>
-            <w:pPr>
-              <w:spacing w:after="3" w:line="259" w:lineRule="auto"/>
-              <w:ind w:left="0" w:firstLine="0"/>
-              <w:rPr>
-                <w:rFonts w:ascii="Times New Roman" w:eastAsiaTheme="minorEastAsia" w:hAnsi="Times New Roman" w:cs="Times New Roman"/>
-                <w:bCs/>
-                <w:szCs w:val="22"/>
-              </w:rPr>
-            </w:pPr>
-          </w:p>
-        </w:tc>
-      </w:tr>
-      <w:tr>
-        <w:trPr>
-          <w:trHeight w:val="454"/>
-        </w:trPr>
-        <w:tc>
-          <w:tcPr>
-            <w:tcW w:w="7083" w:type="dxa"/>
-            <w:gridSpan w:val="2"/>
-            <w:tcBorders>
-              <w:top w:val="nil"/>
-              <w:left w:val="nil"/>
-              <w:bottom w:val="dotted" w:sz="4" w:space="0" w:color="auto"/>
-              <w:right w:val="nil"/>
-            </w:tcBorders>
-          </w:tcPr>
-          <w:p>
-            <w:pPr>
-              <w:spacing w:after="0" w:line="259" w:lineRule="auto"/>
-              <w:ind w:left="0" w:firstLine="0"/>
-              <w:rPr>
-                <w:rFonts w:ascii="Times New Roman" w:eastAsiaTheme="minorEastAsia" w:hAnsi="Times New Roman" w:cs="Times New Roman"/>
-                <w:b/>
-                <w:sz w:val="28"/>
-                <w:szCs w:val="28"/>
-                <w:highlight w:val="lightGray"/>
-              </w:rPr>
-            </w:pPr>
-            <w:r>
-              <w:rPr>
-                <w:rFonts w:ascii="Times New Roman" w:eastAsiaTheme="minorEastAsia" w:hAnsi="Times New Roman" w:cs="Times New Roman"/>
-                <w:b/>
-                <w:sz w:val="28"/>
-                <w:szCs w:val="28"/>
-                <w:highlight w:val="lightGray"/>
-              </w:rPr>
-              <w:lastRenderedPageBreak/>
-              <w:t>EXTRA-CURRICULAR ACTIVITIES</w:t>
-            </w:r>
-          </w:p>
-        </w:tc>
-        <w:tc>
-          <w:tcPr>
-            <w:tcW w:w="4252" w:type="dxa"/>
-            <w:gridSpan w:val="7"/>
-            <w:tcBorders>
-              <w:top w:val="nil"/>
-              <w:left w:val="nil"/>
-              <w:bottom w:val="dotted" w:sz="4" w:space="0" w:color="auto"/>
-              <w:right w:val="nil"/>
-            </w:tcBorders>
-          </w:tcPr>
-          <w:p>
-            <w:pPr>
-              <w:spacing w:after="0" w:line="259" w:lineRule="auto"/>
-              <w:ind w:left="0" w:firstLine="0"/>
-              <w:jc w:val="right"/>
-              <w:rPr>
-                <w:rFonts w:ascii="Times New Roman" w:eastAsiaTheme="minorEastAsia" w:hAnsi="Times New Roman" w:cs="Times New Roman"/>
-                <w:bCs/>
-                <w:szCs w:val="22"/>
-              </w:rPr>
-            </w:pPr>
-          </w:p>
-        </w:tc>
-      </w:tr>
-      <w:tr>
-        <w:tc>
-          <w:tcPr>
-            <w:tcW w:w="7083" w:type="dxa"/>
-            <w:gridSpan w:val="2"/>
-            <w:tcBorders>
-              <w:top w:val="dotted" w:sz="4" w:space="0" w:color="auto"/>
-              <w:left w:val="nil"/>
-              <w:bottom w:val="nil"/>
-              <w:right w:val="nil"/>
-            </w:tcBorders>
-          </w:tcPr>
-          <w:p>
-            <w:pPr>
-              <w:spacing w:after="0" w:line="259" w:lineRule="auto"/>
-              <w:ind w:left="0" w:firstLine="0"/>
-              <w:rPr>
-                <w:rFonts w:ascii="Times New Roman" w:eastAsiaTheme="minorEastAsia" w:hAnsi="Times New Roman" w:cs="Times New Roman"/>
-                <w:b/>
-                <w:szCs w:val="22"/>
-              </w:rPr>
-            </w:pPr>
-            <w:r>
-              <w:rPr>
-                <w:rFonts w:ascii="Times New Roman" w:eastAsiaTheme="minorEastAsia" w:hAnsi="Times New Roman" w:cs="Times New Roman"/>
-                <w:b/>
-                <w:szCs w:val="22"/>
-              </w:rPr>
-              <w:t xml:space="preserve">Drone Club </w:t>
-            </w:r>
-            <w:r>
-              <w:rPr>
-                <w:rFonts w:ascii="Times New Roman" w:eastAsiaTheme="minorEastAsia" w:hAnsi="Times New Roman" w:cs="Times New Roman" w:hint="eastAsia"/>
-                <w:b/>
-                <w:szCs w:val="22"/>
-              </w:rPr>
-              <w:t xml:space="preserve">                                      </w:t>
-            </w:r>
-            <w:r>
-              <w:rPr>
-                <w:rFonts w:ascii="Times New Roman" w:eastAsiaTheme="minorEastAsia" w:hAnsi="Times New Roman" w:cs="Times New Roman"/>
-                <w:bCs/>
-                <w:i/>
-                <w:iCs/>
-                <w:szCs w:val="22"/>
-              </w:rPr>
-              <w:t>Zhejiang University</w:t>
-            </w:r>
-          </w:p>
-        </w:tc>
-        <w:tc>
-          <w:tcPr>
-            <w:tcW w:w="4252" w:type="dxa"/>
-            <w:gridSpan w:val="7"/>
-            <w:tcBorders>
-              <w:top w:val="dotted" w:sz="4" w:space="0" w:color="auto"/>
-              <w:left w:val="nil"/>
-              <w:bottom w:val="nil"/>
-              <w:right w:val="nil"/>
-            </w:tcBorders>
-          </w:tcPr>
-          <w:p>
-            <w:pPr>
-              <w:spacing w:after="0" w:line="259" w:lineRule="auto"/>
-              <w:ind w:left="0" w:firstLine="0"/>
-              <w:jc w:val="right"/>
-              <w:rPr>
-                <w:rFonts w:ascii="Times New Roman" w:eastAsiaTheme="minorEastAsia" w:hAnsi="Times New Roman" w:cs="Times New Roman"/>
-                <w:bCs/>
-                <w:szCs w:val="22"/>
-              </w:rPr>
-            </w:pPr>
-            <w:r>
-              <w:rPr>
-                <w:rFonts w:ascii="Times New Roman" w:eastAsiaTheme="minorEastAsia" w:hAnsi="Times New Roman" w:cs="Times New Roman" w:hint="eastAsia"/>
-                <w:bCs/>
-                <w:szCs w:val="22"/>
-              </w:rPr>
-              <w:t>September</w:t>
-            </w:r>
-            <w:r>
-              <w:rPr>
-                <w:rFonts w:ascii="Times New Roman" w:eastAsiaTheme="minorEastAsia" w:hAnsi="Times New Roman" w:cs="Times New Roman"/>
-                <w:bCs/>
-                <w:szCs w:val="22"/>
-              </w:rPr>
-              <w:t xml:space="preserve"> 2021 - </w:t>
-            </w:r>
-            <w:r>
-              <w:rPr>
-                <w:rFonts w:ascii="Times New Roman" w:eastAsiaTheme="minorEastAsia" w:hAnsi="Times New Roman" w:cs="Times New Roman" w:hint="eastAsia"/>
-                <w:bCs/>
-                <w:szCs w:val="22"/>
-              </w:rPr>
-              <w:t>n</w:t>
-            </w:r>
-            <w:r>
-              <w:rPr>
-                <w:rFonts w:ascii="Times New Roman" w:eastAsiaTheme="minorEastAsia" w:hAnsi="Times New Roman" w:cs="Times New Roman"/>
-                <w:bCs/>
-                <w:szCs w:val="22"/>
-              </w:rPr>
-              <w:t>ow</w:t>
-            </w:r>
-          </w:p>
-        </w:tc>
-      </w:tr>
-      <w:tr>
-        <w:tc>
-          <w:tcPr>
-            <w:tcW w:w="11335" w:type="dxa"/>
-            <w:gridSpan w:val="9"/>
+            <w:gridSpan w:val="3"/>
             <w:tcBorders>
               <w:top w:val="nil"/>
               <w:left w:val="nil"/>
@@ -5204,101 +4675,65 @@
           </w:tcPr>
           <w:p>
             <w:pPr>
-              <w:pStyle w:val="ListParagraph"/>
-              <w:numPr>
-                <w:ilvl w:val="0"/>
-                <w:numId w:val="8"/>
-              </w:numPr>
-              <w:spacing w:after="0" w:line="259" w:lineRule="auto"/>
-              <w:ind w:right="660" w:firstLineChars="0"/>
-              <w:rPr>
-                <w:rFonts w:ascii="Times New Roman" w:eastAsiaTheme="minorEastAsia" w:hAnsi="Times New Roman" w:cs="Times New Roman"/>
-                <w:bCs/>
-                <w:szCs w:val="22"/>
-              </w:rPr>
-            </w:pPr>
-            <w:r>
-              <w:rPr>
-                <w:rFonts w:ascii="Times New Roman" w:eastAsiaTheme="minorEastAsia" w:hAnsi="Times New Roman" w:cs="Times New Roman"/>
-                <w:bCs/>
-                <w:szCs w:val="22"/>
-              </w:rPr>
-              <w:t>Collaborated with a diverse team to design and develop an autonomous drone.</w:t>
-            </w:r>
-          </w:p>
-          <w:p>
-            <w:pPr>
-              <w:pStyle w:val="ListParagraph"/>
-              <w:numPr>
-                <w:ilvl w:val="0"/>
-                <w:numId w:val="8"/>
-              </w:numPr>
-              <w:spacing w:after="0" w:line="259" w:lineRule="auto"/>
-              <w:ind w:right="660" w:firstLineChars="0"/>
-              <w:rPr>
-                <w:rFonts w:ascii="Times New Roman" w:eastAsiaTheme="minorEastAsia" w:hAnsi="Times New Roman" w:cs="Times New Roman"/>
-                <w:bCs/>
-                <w:szCs w:val="22"/>
-              </w:rPr>
-            </w:pPr>
-            <w:r>
-              <w:rPr>
-                <w:rFonts w:ascii="Times New Roman" w:eastAsiaTheme="minorEastAsia" w:hAnsi="Times New Roman" w:cs="Times New Roman"/>
-                <w:bCs/>
-                <w:szCs w:val="22"/>
-              </w:rPr>
-              <w:t>Led the mechanical group, honing skills in manufacturing drone components using carbon fiber.</w:t>
-            </w:r>
-          </w:p>
-        </w:tc>
-      </w:tr>
-      <w:tr>
-        <w:tc>
-          <w:tcPr>
-            <w:tcW w:w="7083" w:type="dxa"/>
-            <w:gridSpan w:val="2"/>
-            <w:tcBorders>
-              <w:top w:val="nil"/>
-              <w:left w:val="nil"/>
-              <w:bottom w:val="nil"/>
-              <w:right w:val="nil"/>
-            </w:tcBorders>
-          </w:tcPr>
-          <w:p>
-            <w:pPr>
               <w:spacing w:after="0" w:line="259" w:lineRule="auto"/>
               <w:ind w:left="0" w:firstLine="0"/>
               <w:rPr>
                 <w:rFonts w:ascii="Times New Roman" w:eastAsiaTheme="minorEastAsia" w:hAnsi="Times New Roman" w:cs="Times New Roman"/>
                 <w:b/>
-                <w:szCs w:val="22"/>
-              </w:rPr>
-            </w:pPr>
-            <w:r>
+                <w:sz w:val="28"/>
+                <w:szCs w:val="28"/>
+                <w:shd w:val="pct15" w:color="auto" w:fill="FFFFFF"/>
+              </w:rPr>
+            </w:pPr>
+          </w:p>
+          <w:p>
+            <w:pPr>
+              <w:spacing w:after="0" w:line="259" w:lineRule="auto"/>
+              <w:ind w:left="0" w:firstLine="0"/>
               <w:rPr>
                 <w:rFonts w:ascii="Times New Roman" w:eastAsiaTheme="minorEastAsia" w:hAnsi="Times New Roman" w:cs="Times New Roman"/>
                 <w:b/>
-                <w:szCs w:val="22"/>
-              </w:rPr>
-              <w:t xml:space="preserve">Illinois Space Society </w:t>
-            </w:r>
-            <w:r>
-              <w:rPr>
-                <w:rFonts w:ascii="Times New Roman" w:eastAsiaTheme="minorEastAsia" w:hAnsi="Times New Roman" w:cs="Times New Roman" w:hint="eastAsia"/>
+                <w:sz w:val="28"/>
+                <w:szCs w:val="28"/>
+                <w:shd w:val="pct15" w:color="auto" w:fill="FFFFFF"/>
+              </w:rPr>
+            </w:pPr>
+          </w:p>
+          <w:p>
+            <w:pPr>
+              <w:spacing w:after="0" w:line="259" w:lineRule="auto"/>
+              <w:ind w:left="0" w:firstLine="0"/>
+              <w:rPr>
+                <w:rFonts w:ascii="Times New Roman" w:eastAsiaTheme="minorEastAsia" w:hAnsi="Times New Roman" w:cs="Times New Roman"/>
                 <w:b/>
-                <w:szCs w:val="22"/>
-              </w:rPr>
-              <w:t xml:space="preserve">        </w:t>
-            </w:r>
-            <w:r>
-              <w:rPr>
-                <w:rFonts w:ascii="Times New Roman" w:eastAsiaTheme="minorEastAsia" w:hAnsi="Times New Roman" w:cs="Times New Roman"/>
-                <w:bCs/>
-                <w:i/>
-                <w:iCs/>
-                <w:szCs w:val="22"/>
-              </w:rPr>
-              <w:t>University of Illinois at Urbana-Champaign</w:t>
+                <w:sz w:val="28"/>
+                <w:szCs w:val="28"/>
+                <w:shd w:val="pct15" w:color="auto" w:fill="FFFFFF"/>
+              </w:rPr>
+            </w:pPr>
+          </w:p>
+          <w:p>
+            <w:pPr>
+              <w:spacing w:after="0" w:line="259" w:lineRule="auto"/>
+              <w:ind w:left="0" w:firstLine="0"/>
+              <w:rPr>
+                <w:rFonts w:ascii="Times New Roman" w:eastAsiaTheme="minorEastAsia" w:hAnsi="Times New Roman" w:cs="Times New Roman"/>
+                <w:b/>
+                <w:sz w:val="28"/>
+                <w:szCs w:val="28"/>
+                <w:shd w:val="pct15" w:color="auto" w:fill="FFFFFF"/>
+              </w:rPr>
+            </w:pPr>
+            <w:r>
+              <w:rPr>
+                <w:rFonts w:ascii="Times New Roman" w:eastAsiaTheme="minorEastAsia" w:hAnsi="Times New Roman" w:cs="Times New Roman"/>
+                <w:b/>
+                <w:sz w:val="28"/>
+                <w:szCs w:val="28"/>
+                <w:shd w:val="pct15" w:color="auto" w:fill="FFFFFF"/>
+              </w:rPr>
+              <w:lastRenderedPageBreak/>
+              <w:t>HONORS</w:t>
             </w:r>
           </w:p>
         </w:tc>
@@ -5324,22 +4759,936 @@
                 <w:szCs w:val="22"/>
               </w:rPr>
             </w:pPr>
-            <w:r>
-              <w:rPr>
-                <w:rFonts w:ascii="Times New Roman" w:eastAsiaTheme="minorEastAsia" w:hAnsi="Times New Roman" w:cs="Times New Roman" w:hint="eastAsia"/>
-                <w:bCs/>
-                <w:szCs w:val="22"/>
-              </w:rPr>
-              <w:t>September</w:t>
-            </w:r>
-            <w:r>
-              <w:rPr>
-                <w:rFonts w:ascii="Times New Roman" w:eastAsiaTheme="minorEastAsia" w:hAnsi="Times New Roman" w:cs="Times New Roman"/>
-                <w:bCs/>
-                <w:szCs w:val="22"/>
-              </w:rPr>
-              <w:t xml:space="preserve"> 2023 - May 2024</w:t>
-            </w:r>
+          </w:p>
+        </w:tc>
+      </w:tr>
+      <w:tr>
+        <w:trPr>
+          <w:trHeight w:val="449"/>
+        </w:trPr>
+        <w:tc>
+          <w:tcPr>
+            <w:tcW w:w="6091" w:type="dxa"/>
+            <w:gridSpan w:val="2"/>
+            <w:tcBorders>
+              <w:top w:val="single" w:sz="4" w:space="0" w:color="auto"/>
+              <w:left w:val="nil"/>
+              <w:bottom w:val="nil"/>
+            </w:tcBorders>
+          </w:tcPr>
+          <w:p>
+            <w:pPr>
+              <w:spacing w:after="0" w:line="259" w:lineRule="auto"/>
+              <w:ind w:left="0" w:firstLine="0"/>
+              <w:rPr>
+                <w:rFonts w:ascii="Times New Roman" w:eastAsiaTheme="minorEastAsia" w:hAnsi="Times New Roman" w:cs="Times New Roman"/>
+                <w:bCs/>
+                <w:szCs w:val="22"/>
+              </w:rPr>
+            </w:pPr>
+            <w:r>
+              <w:rPr>
+                <w:rFonts w:ascii="Times New Roman" w:eastAsiaTheme="minorEastAsia" w:hAnsi="Times New Roman" w:cs="Times New Roman"/>
+                <w:bCs/>
+                <w:szCs w:val="22"/>
+              </w:rPr>
+              <w:t>Outstanding Graduate, University Award</w:t>
+            </w:r>
+          </w:p>
+        </w:tc>
+        <w:tc>
+          <w:tcPr>
+            <w:tcW w:w="2551" w:type="dxa"/>
+            <w:gridSpan w:val="4"/>
+            <w:tcBorders>
+              <w:top w:val="single" w:sz="4" w:space="0" w:color="auto"/>
+              <w:bottom w:val="nil"/>
+            </w:tcBorders>
+          </w:tcPr>
+          <w:p>
+            <w:pPr>
+              <w:spacing w:after="0" w:line="259" w:lineRule="auto"/>
+              <w:ind w:left="0" w:firstLine="0"/>
+              <w:jc w:val="center"/>
+              <w:rPr>
+                <w:rFonts w:ascii="Times New Roman" w:eastAsiaTheme="minorEastAsia" w:hAnsi="Times New Roman" w:cs="Times New Roman"/>
+                <w:bCs/>
+                <w:i/>
+                <w:iCs/>
+                <w:szCs w:val="22"/>
+              </w:rPr>
+            </w:pPr>
+            <w:r>
+              <w:rPr>
+                <w:rFonts w:ascii="Times New Roman" w:eastAsiaTheme="minorEastAsia" w:hAnsi="Times New Roman" w:cs="Times New Roman" w:hint="eastAsia"/>
+                <w:bCs/>
+                <w:i/>
+                <w:iCs/>
+                <w:szCs w:val="22"/>
+              </w:rPr>
+              <w:t>Zhejiang University</w:t>
+            </w:r>
+          </w:p>
+        </w:tc>
+        <w:tc>
+          <w:tcPr>
+            <w:tcW w:w="2693" w:type="dxa"/>
+            <w:gridSpan w:val="4"/>
+            <w:tcBorders>
+              <w:top w:val="single" w:sz="4" w:space="0" w:color="auto"/>
+              <w:bottom w:val="nil"/>
+              <w:right w:val="nil"/>
+            </w:tcBorders>
+          </w:tcPr>
+          <w:p>
+            <w:pPr>
+              <w:spacing w:after="0" w:line="259" w:lineRule="auto"/>
+              <w:ind w:left="0" w:firstLine="0"/>
+              <w:jc w:val="right"/>
+              <w:rPr>
+                <w:rFonts w:ascii="Times New Roman" w:eastAsiaTheme="minorEastAsia" w:hAnsi="Times New Roman" w:cs="Times New Roman"/>
+                <w:bCs/>
+                <w:szCs w:val="22"/>
+              </w:rPr>
+            </w:pPr>
+            <w:r>
+              <w:rPr>
+                <w:rFonts w:ascii="Times New Roman" w:eastAsiaTheme="minorEastAsia" w:hAnsi="Times New Roman" w:cs="Times New Roman" w:hint="eastAsia"/>
+                <w:bCs/>
+                <w:szCs w:val="22"/>
+              </w:rPr>
+              <w:t>June 2025</w:t>
+            </w:r>
+          </w:p>
+        </w:tc>
+      </w:tr>
+      <w:tr>
+        <w:trPr>
+          <w:trHeight w:val="449"/>
+        </w:trPr>
+        <w:tc>
+          <w:tcPr>
+            <w:tcW w:w="6091" w:type="dxa"/>
+            <w:gridSpan w:val="2"/>
+            <w:tcBorders>
+              <w:top w:val="nil"/>
+              <w:left w:val="nil"/>
+              <w:bottom w:val="nil"/>
+            </w:tcBorders>
+          </w:tcPr>
+          <w:p>
+            <w:pPr>
+              <w:spacing w:after="0" w:line="259" w:lineRule="auto"/>
+              <w:ind w:left="0" w:firstLine="0"/>
+              <w:rPr>
+                <w:rFonts w:ascii="Times New Roman" w:eastAsiaTheme="minorEastAsia" w:hAnsi="Times New Roman" w:cs="Times New Roman"/>
+                <w:bCs/>
+                <w:szCs w:val="22"/>
+              </w:rPr>
+            </w:pPr>
+            <w:r>
+              <w:rPr>
+                <w:rFonts w:ascii="Times New Roman" w:eastAsiaTheme="minorEastAsia" w:hAnsi="Times New Roman" w:cs="Times New Roman"/>
+                <w:bCs/>
+                <w:szCs w:val="22"/>
+              </w:rPr>
+              <w:t>Dean’s List (Top 20%)</w:t>
+            </w:r>
+            <w:r>
+              <w:rPr>
+                <w:rFonts w:ascii="Times New Roman" w:eastAsiaTheme="minorEastAsia" w:hAnsi="Times New Roman" w:cs="Times New Roman" w:hint="eastAsia"/>
+                <w:bCs/>
+                <w:szCs w:val="22"/>
+              </w:rPr>
+              <w:t xml:space="preserve">  </w:t>
+            </w:r>
+          </w:p>
+        </w:tc>
+        <w:tc>
+          <w:tcPr>
+            <w:tcW w:w="2551" w:type="dxa"/>
+            <w:gridSpan w:val="4"/>
+            <w:tcBorders>
+              <w:top w:val="nil"/>
+              <w:bottom w:val="nil"/>
+            </w:tcBorders>
+          </w:tcPr>
+          <w:p>
+            <w:pPr>
+              <w:spacing w:after="0" w:line="259" w:lineRule="auto"/>
+              <w:ind w:left="0" w:firstLine="0"/>
+              <w:jc w:val="center"/>
+              <w:rPr>
+                <w:rFonts w:ascii="Times New Roman" w:eastAsiaTheme="minorEastAsia" w:hAnsi="Times New Roman" w:cs="Times New Roman"/>
+                <w:bCs/>
+                <w:i/>
+                <w:iCs/>
+                <w:szCs w:val="22"/>
+              </w:rPr>
+            </w:pPr>
+            <w:r>
+              <w:rPr>
+                <w:rFonts w:ascii="Times New Roman" w:eastAsiaTheme="minorEastAsia" w:hAnsi="Times New Roman" w:cs="Times New Roman" w:hint="eastAsia"/>
+                <w:bCs/>
+                <w:i/>
+                <w:iCs/>
+                <w:szCs w:val="22"/>
+              </w:rPr>
+              <w:t>UIUC</w:t>
+            </w:r>
+          </w:p>
+        </w:tc>
+        <w:tc>
+          <w:tcPr>
+            <w:tcW w:w="2693" w:type="dxa"/>
+            <w:gridSpan w:val="4"/>
+            <w:tcBorders>
+              <w:top w:val="nil"/>
+              <w:bottom w:val="nil"/>
+              <w:right w:val="nil"/>
+            </w:tcBorders>
+          </w:tcPr>
+          <w:p>
+            <w:pPr>
+              <w:spacing w:after="0" w:line="259" w:lineRule="auto"/>
+              <w:ind w:left="0" w:firstLine="0"/>
+              <w:jc w:val="right"/>
+              <w:rPr>
+                <w:rFonts w:ascii="Times New Roman" w:eastAsiaTheme="minorEastAsia" w:hAnsi="Times New Roman" w:cs="Times New Roman"/>
+                <w:bCs/>
+                <w:szCs w:val="22"/>
+              </w:rPr>
+            </w:pPr>
+            <w:r>
+              <w:rPr>
+                <w:rFonts w:ascii="Times New Roman" w:eastAsiaTheme="minorEastAsia" w:hAnsi="Times New Roman" w:cs="Times New Roman"/>
+                <w:bCs/>
+                <w:szCs w:val="22"/>
+              </w:rPr>
+              <w:t>Fall 2023</w:t>
+            </w:r>
+          </w:p>
+        </w:tc>
+      </w:tr>
+      <w:tr>
+        <w:trPr>
+          <w:trHeight w:val="711"/>
+        </w:trPr>
+        <w:tc>
+          <w:tcPr>
+            <w:tcW w:w="6091" w:type="dxa"/>
+            <w:gridSpan w:val="2"/>
+            <w:tcBorders>
+              <w:top w:val="nil"/>
+              <w:left w:val="nil"/>
+              <w:bottom w:val="nil"/>
+            </w:tcBorders>
+          </w:tcPr>
+          <w:p>
+            <w:pPr>
+              <w:spacing w:after="0" w:line="259" w:lineRule="auto"/>
+              <w:ind w:left="0" w:firstLine="0"/>
+              <w:rPr>
+                <w:rFonts w:ascii="Times New Roman" w:eastAsiaTheme="minorEastAsia" w:hAnsi="Times New Roman" w:cs="Times New Roman"/>
+                <w:bCs/>
+                <w:szCs w:val="22"/>
+              </w:rPr>
+            </w:pPr>
+            <w:r>
+              <w:rPr>
+                <w:rFonts w:ascii="Times New Roman" w:eastAsiaTheme="minorEastAsia" w:hAnsi="Times New Roman" w:cs="Times New Roman"/>
+                <w:bCs/>
+                <w:szCs w:val="22"/>
+              </w:rPr>
+              <w:t>Scholarship from Zhejiang University (Top 8%)</w:t>
+            </w:r>
+          </w:p>
+        </w:tc>
+        <w:tc>
+          <w:tcPr>
+            <w:tcW w:w="2551" w:type="dxa"/>
+            <w:gridSpan w:val="4"/>
+            <w:tcBorders>
+              <w:top w:val="nil"/>
+              <w:bottom w:val="nil"/>
+            </w:tcBorders>
+          </w:tcPr>
+          <w:p>
+            <w:pPr>
+              <w:spacing w:after="0" w:line="259" w:lineRule="auto"/>
+              <w:ind w:left="0" w:firstLine="0"/>
+              <w:jc w:val="center"/>
+              <w:rPr>
+                <w:rFonts w:ascii="Times New Roman" w:eastAsiaTheme="minorEastAsia" w:hAnsi="Times New Roman" w:cs="Times New Roman"/>
+                <w:bCs/>
+                <w:i/>
+                <w:iCs/>
+                <w:szCs w:val="22"/>
+              </w:rPr>
+            </w:pPr>
+            <w:r>
+              <w:rPr>
+                <w:rFonts w:ascii="Times New Roman" w:eastAsiaTheme="minorEastAsia" w:hAnsi="Times New Roman" w:cs="Times New Roman"/>
+                <w:bCs/>
+                <w:i/>
+                <w:iCs/>
+                <w:szCs w:val="22"/>
+              </w:rPr>
+              <w:t>Zhejiang University</w:t>
+            </w:r>
+          </w:p>
+        </w:tc>
+        <w:tc>
+          <w:tcPr>
+            <w:tcW w:w="2693" w:type="dxa"/>
+            <w:gridSpan w:val="4"/>
+            <w:tcBorders>
+              <w:top w:val="nil"/>
+              <w:bottom w:val="nil"/>
+              <w:right w:val="nil"/>
+            </w:tcBorders>
+          </w:tcPr>
+          <w:p>
+            <w:pPr>
+              <w:spacing w:after="0" w:line="259" w:lineRule="auto"/>
+              <w:ind w:left="0" w:right="-14" w:firstLine="0"/>
+              <w:jc w:val="right"/>
+              <w:rPr>
+                <w:rFonts w:ascii="Times New Roman" w:eastAsiaTheme="minorEastAsia" w:hAnsi="Times New Roman" w:cs="Times New Roman"/>
+                <w:bCs/>
+                <w:szCs w:val="22"/>
+              </w:rPr>
+            </w:pPr>
+            <w:r>
+              <w:rPr>
+                <w:rFonts w:ascii="Times New Roman" w:eastAsiaTheme="minorEastAsia" w:hAnsi="Times New Roman" w:cs="Times New Roman"/>
+                <w:bCs/>
+                <w:szCs w:val="22"/>
+              </w:rPr>
+              <w:t>2021-2022</w:t>
+            </w:r>
+            <w:r>
+              <w:rPr>
+                <w:rFonts w:ascii="Times New Roman" w:eastAsiaTheme="minorEastAsia" w:hAnsi="Times New Roman" w:cs="Times New Roman" w:hint="eastAsia"/>
+                <w:bCs/>
+                <w:szCs w:val="22"/>
+              </w:rPr>
+              <w:t xml:space="preserve">, </w:t>
+            </w:r>
+            <w:r>
+              <w:rPr>
+                <w:rFonts w:ascii="Times New Roman" w:eastAsiaTheme="minorEastAsia" w:hAnsi="Times New Roman" w:cs="Times New Roman"/>
+                <w:bCs/>
+                <w:szCs w:val="22"/>
+              </w:rPr>
+              <w:t>2022-2023</w:t>
+            </w:r>
+            <w:r>
+              <w:rPr>
+                <w:rFonts w:ascii="Times New Roman" w:eastAsiaTheme="minorEastAsia" w:hAnsi="Times New Roman" w:cs="Times New Roman" w:hint="eastAsia"/>
+                <w:bCs/>
+                <w:szCs w:val="22"/>
+              </w:rPr>
+              <w:t xml:space="preserve"> </w:t>
+            </w:r>
+            <w:r>
+              <w:rPr>
+                <w:rFonts w:ascii="Times New Roman" w:eastAsiaTheme="minorEastAsia" w:hAnsi="Times New Roman" w:cs="Times New Roman"/>
+                <w:bCs/>
+                <w:szCs w:val="22"/>
+              </w:rPr>
+              <w:t>and 202</w:t>
+            </w:r>
+            <w:r>
+              <w:rPr>
+                <w:rFonts w:ascii="Times New Roman" w:eastAsiaTheme="minorEastAsia" w:hAnsi="Times New Roman" w:cs="Times New Roman" w:hint="eastAsia"/>
+                <w:bCs/>
+                <w:szCs w:val="22"/>
+              </w:rPr>
+              <w:t>3</w:t>
+            </w:r>
+            <w:r>
+              <w:rPr>
+                <w:rFonts w:ascii="Times New Roman" w:eastAsiaTheme="minorEastAsia" w:hAnsi="Times New Roman" w:cs="Times New Roman"/>
+                <w:bCs/>
+                <w:szCs w:val="22"/>
+              </w:rPr>
+              <w:t>-202</w:t>
+            </w:r>
+            <w:r>
+              <w:rPr>
+                <w:rFonts w:ascii="Times New Roman" w:eastAsiaTheme="minorEastAsia" w:hAnsi="Times New Roman" w:cs="Times New Roman" w:hint="eastAsia"/>
+                <w:bCs/>
+                <w:szCs w:val="22"/>
+              </w:rPr>
+              <w:t xml:space="preserve">4 </w:t>
+            </w:r>
+            <w:r>
+              <w:rPr>
+                <w:rFonts w:ascii="Times New Roman" w:eastAsiaTheme="minorEastAsia" w:hAnsi="Times New Roman" w:cs="Times New Roman"/>
+                <w:bCs/>
+                <w:szCs w:val="22"/>
+              </w:rPr>
+              <w:t>Academic Years</w:t>
+            </w:r>
+          </w:p>
+        </w:tc>
+      </w:tr>
+      <w:tr>
+        <w:trPr>
+          <w:trHeight w:val="792"/>
+        </w:trPr>
+        <w:tc>
+          <w:tcPr>
+            <w:tcW w:w="6091" w:type="dxa"/>
+            <w:gridSpan w:val="2"/>
+            <w:tcBorders>
+              <w:top w:val="nil"/>
+              <w:left w:val="nil"/>
+              <w:bottom w:val="nil"/>
+            </w:tcBorders>
+          </w:tcPr>
+          <w:p>
+            <w:pPr>
+              <w:spacing w:after="3" w:line="259" w:lineRule="auto"/>
+              <w:ind w:left="0" w:firstLine="0"/>
+              <w:rPr>
+                <w:rFonts w:ascii="Times New Roman" w:eastAsiaTheme="minorEastAsia" w:hAnsi="Times New Roman" w:cs="Times New Roman"/>
+                <w:bCs/>
+                <w:szCs w:val="22"/>
+              </w:rPr>
+            </w:pPr>
+            <w:r>
+              <w:rPr>
+                <w:rFonts w:ascii="Times New Roman" w:eastAsiaTheme="minorEastAsia" w:hAnsi="Times New Roman" w:cs="Times New Roman"/>
+                <w:bCs/>
+                <w:szCs w:val="22"/>
+              </w:rPr>
+              <w:t>Academic Excellence Award</w:t>
+            </w:r>
+          </w:p>
+        </w:tc>
+        <w:tc>
+          <w:tcPr>
+            <w:tcW w:w="2551" w:type="dxa"/>
+            <w:gridSpan w:val="4"/>
+            <w:tcBorders>
+              <w:top w:val="nil"/>
+              <w:bottom w:val="nil"/>
+            </w:tcBorders>
+          </w:tcPr>
+          <w:p>
+            <w:pPr>
+              <w:spacing w:after="0" w:line="259" w:lineRule="auto"/>
+              <w:ind w:left="0" w:firstLine="0"/>
+              <w:jc w:val="center"/>
+              <w:rPr>
+                <w:rFonts w:ascii="Times New Roman" w:eastAsiaTheme="minorEastAsia" w:hAnsi="Times New Roman" w:cs="Times New Roman"/>
+                <w:bCs/>
+                <w:i/>
+                <w:iCs/>
+                <w:szCs w:val="22"/>
+              </w:rPr>
+            </w:pPr>
+            <w:r>
+              <w:rPr>
+                <w:rFonts w:ascii="Times New Roman" w:eastAsiaTheme="minorEastAsia" w:hAnsi="Times New Roman" w:cs="Times New Roman"/>
+                <w:bCs/>
+                <w:i/>
+                <w:iCs/>
+                <w:szCs w:val="22"/>
+              </w:rPr>
+              <w:t>Zhejiang University</w:t>
+            </w:r>
+          </w:p>
+        </w:tc>
+        <w:tc>
+          <w:tcPr>
+            <w:tcW w:w="2693" w:type="dxa"/>
+            <w:gridSpan w:val="4"/>
+            <w:tcBorders>
+              <w:top w:val="nil"/>
+              <w:bottom w:val="nil"/>
+              <w:right w:val="nil"/>
+            </w:tcBorders>
+          </w:tcPr>
+          <w:p>
+            <w:pPr>
+              <w:spacing w:after="0" w:line="259" w:lineRule="auto"/>
+              <w:ind w:left="0" w:firstLine="0"/>
+              <w:jc w:val="right"/>
+              <w:rPr>
+                <w:rFonts w:ascii="Times New Roman" w:eastAsiaTheme="minorEastAsia" w:hAnsi="Times New Roman" w:cs="Times New Roman"/>
+                <w:bCs/>
+                <w:szCs w:val="22"/>
+              </w:rPr>
+            </w:pPr>
+            <w:r>
+              <w:rPr>
+                <w:rFonts w:ascii="Times New Roman" w:eastAsiaTheme="minorEastAsia" w:hAnsi="Times New Roman" w:cs="Times New Roman"/>
+                <w:bCs/>
+                <w:szCs w:val="22"/>
+              </w:rPr>
+              <w:t>2021-2022</w:t>
+            </w:r>
+            <w:r>
+              <w:rPr>
+                <w:rFonts w:ascii="Times New Roman" w:eastAsiaTheme="minorEastAsia" w:hAnsi="Times New Roman" w:cs="Times New Roman" w:hint="eastAsia"/>
+                <w:bCs/>
+                <w:szCs w:val="22"/>
+              </w:rPr>
+              <w:t xml:space="preserve">, </w:t>
+            </w:r>
+            <w:r>
+              <w:rPr>
+                <w:rFonts w:ascii="Times New Roman" w:eastAsiaTheme="minorEastAsia" w:hAnsi="Times New Roman" w:cs="Times New Roman"/>
+                <w:bCs/>
+                <w:szCs w:val="22"/>
+              </w:rPr>
+              <w:t>2022-2023</w:t>
+            </w:r>
+            <w:r>
+              <w:rPr>
+                <w:rFonts w:ascii="Times New Roman" w:eastAsiaTheme="minorEastAsia" w:hAnsi="Times New Roman" w:cs="Times New Roman" w:hint="eastAsia"/>
+                <w:bCs/>
+                <w:szCs w:val="22"/>
+              </w:rPr>
+              <w:t xml:space="preserve"> </w:t>
+            </w:r>
+            <w:r>
+              <w:rPr>
+                <w:rFonts w:ascii="Times New Roman" w:eastAsiaTheme="minorEastAsia" w:hAnsi="Times New Roman" w:cs="Times New Roman"/>
+                <w:bCs/>
+                <w:szCs w:val="22"/>
+              </w:rPr>
+              <w:t>and 202</w:t>
+            </w:r>
+            <w:r>
+              <w:rPr>
+                <w:rFonts w:ascii="Times New Roman" w:eastAsiaTheme="minorEastAsia" w:hAnsi="Times New Roman" w:cs="Times New Roman" w:hint="eastAsia"/>
+                <w:bCs/>
+                <w:szCs w:val="22"/>
+              </w:rPr>
+              <w:t>3</w:t>
+            </w:r>
+            <w:r>
+              <w:rPr>
+                <w:rFonts w:ascii="Times New Roman" w:eastAsiaTheme="minorEastAsia" w:hAnsi="Times New Roman" w:cs="Times New Roman"/>
+                <w:bCs/>
+                <w:szCs w:val="22"/>
+              </w:rPr>
+              <w:t>-202</w:t>
+            </w:r>
+            <w:r>
+              <w:rPr>
+                <w:rFonts w:ascii="Times New Roman" w:eastAsiaTheme="minorEastAsia" w:hAnsi="Times New Roman" w:cs="Times New Roman" w:hint="eastAsia"/>
+                <w:bCs/>
+                <w:szCs w:val="22"/>
+              </w:rPr>
+              <w:t xml:space="preserve">4 </w:t>
+            </w:r>
+            <w:r>
+              <w:rPr>
+                <w:rFonts w:ascii="Times New Roman" w:eastAsiaTheme="minorEastAsia" w:hAnsi="Times New Roman" w:cs="Times New Roman"/>
+                <w:bCs/>
+                <w:szCs w:val="22"/>
+              </w:rPr>
+              <w:t>Academic Years</w:t>
+            </w:r>
+          </w:p>
+        </w:tc>
+      </w:tr>
+      <w:tr>
+        <w:trPr>
+          <w:trHeight w:val="468"/>
+        </w:trPr>
+        <w:tc>
+          <w:tcPr>
+            <w:tcW w:w="6091" w:type="dxa"/>
+            <w:gridSpan w:val="2"/>
+            <w:tcBorders>
+              <w:top w:val="nil"/>
+              <w:left w:val="nil"/>
+              <w:bottom w:val="nil"/>
+            </w:tcBorders>
+          </w:tcPr>
+          <w:p>
+            <w:pPr>
+              <w:pStyle w:val="Heading2"/>
+              <w:ind w:left="0" w:firstLine="0"/>
+              <w:rPr>
+                <w:rFonts w:ascii="Times New Roman" w:eastAsiaTheme="minorEastAsia" w:hAnsi="Times New Roman" w:cs="Times New Roman"/>
+                <w:b w:val="0"/>
+                <w:bCs/>
+                <w:szCs w:val="22"/>
+              </w:rPr>
+            </w:pPr>
+            <w:r>
+              <w:rPr>
+                <w:rFonts w:ascii="Times New Roman" w:eastAsiaTheme="minorEastAsia" w:hAnsi="Times New Roman" w:cs="Times New Roman"/>
+                <w:b w:val="0"/>
+                <w:bCs/>
+                <w:szCs w:val="22"/>
+              </w:rPr>
+              <w:t>Outstanding Performance in Social Work Award</w:t>
+            </w:r>
+          </w:p>
+        </w:tc>
+        <w:tc>
+          <w:tcPr>
+            <w:tcW w:w="2551" w:type="dxa"/>
+            <w:gridSpan w:val="4"/>
+            <w:tcBorders>
+              <w:top w:val="nil"/>
+              <w:bottom w:val="nil"/>
+            </w:tcBorders>
+          </w:tcPr>
+          <w:p>
+            <w:pPr>
+              <w:spacing w:after="0" w:line="259" w:lineRule="auto"/>
+              <w:ind w:left="0" w:firstLine="0"/>
+              <w:jc w:val="center"/>
+              <w:rPr>
+                <w:rFonts w:ascii="Times New Roman" w:eastAsiaTheme="minorEastAsia" w:hAnsi="Times New Roman" w:cs="Times New Roman"/>
+                <w:bCs/>
+                <w:i/>
+                <w:iCs/>
+                <w:szCs w:val="22"/>
+              </w:rPr>
+            </w:pPr>
+            <w:r>
+              <w:rPr>
+                <w:rFonts w:ascii="Times New Roman" w:eastAsiaTheme="minorEastAsia" w:hAnsi="Times New Roman" w:cs="Times New Roman"/>
+                <w:bCs/>
+                <w:i/>
+                <w:iCs/>
+                <w:szCs w:val="22"/>
+              </w:rPr>
+              <w:t>Zhejiang University</w:t>
+            </w:r>
+          </w:p>
+        </w:tc>
+        <w:tc>
+          <w:tcPr>
+            <w:tcW w:w="2693" w:type="dxa"/>
+            <w:gridSpan w:val="4"/>
+            <w:tcBorders>
+              <w:top w:val="nil"/>
+              <w:bottom w:val="nil"/>
+              <w:right w:val="nil"/>
+            </w:tcBorders>
+          </w:tcPr>
+          <w:p>
+            <w:pPr>
+              <w:spacing w:after="0" w:line="259" w:lineRule="auto"/>
+              <w:ind w:left="0" w:firstLine="0"/>
+              <w:jc w:val="right"/>
+              <w:rPr>
+                <w:rFonts w:ascii="Times New Roman" w:eastAsiaTheme="minorEastAsia" w:hAnsi="Times New Roman" w:cs="Times New Roman"/>
+                <w:bCs/>
+                <w:szCs w:val="22"/>
+              </w:rPr>
+            </w:pPr>
+            <w:r>
+              <w:rPr>
+                <w:rFonts w:ascii="Times New Roman" w:eastAsiaTheme="minorEastAsia" w:hAnsi="Times New Roman" w:cs="Times New Roman"/>
+                <w:bCs/>
+                <w:szCs w:val="22"/>
+              </w:rPr>
+              <w:t>2021-2022 Academic Year</w:t>
+            </w:r>
+          </w:p>
+        </w:tc>
+      </w:tr>
+      <w:tr>
+        <w:trPr>
+          <w:trHeight w:val="639"/>
+        </w:trPr>
+        <w:tc>
+          <w:tcPr>
+            <w:tcW w:w="6091" w:type="dxa"/>
+            <w:gridSpan w:val="2"/>
+            <w:tcBorders>
+              <w:top w:val="nil"/>
+              <w:left w:val="nil"/>
+              <w:bottom w:val="nil"/>
+            </w:tcBorders>
+          </w:tcPr>
+          <w:p>
+            <w:pPr>
+              <w:spacing w:after="3" w:line="259" w:lineRule="auto"/>
+              <w:ind w:left="0" w:firstLine="0"/>
+              <w:rPr>
+                <w:rFonts w:ascii="Times New Roman" w:eastAsiaTheme="minorEastAsia" w:hAnsi="Times New Roman" w:cs="Times New Roman"/>
+                <w:bCs/>
+                <w:szCs w:val="22"/>
+              </w:rPr>
+            </w:pPr>
+            <w:r>
+              <w:rPr>
+                <w:rFonts w:ascii="Times New Roman" w:eastAsiaTheme="minorEastAsia" w:hAnsi="Times New Roman" w:cs="Times New Roman"/>
+                <w:bCs/>
+                <w:szCs w:val="22"/>
+              </w:rPr>
+              <w:t>Recognition for Outstanding Performance, 2022 Undergraduate Summer Research Program</w:t>
+            </w:r>
+          </w:p>
+        </w:tc>
+        <w:tc>
+          <w:tcPr>
+            <w:tcW w:w="2551" w:type="dxa"/>
+            <w:gridSpan w:val="4"/>
+            <w:tcBorders>
+              <w:top w:val="nil"/>
+              <w:bottom w:val="nil"/>
+            </w:tcBorders>
+          </w:tcPr>
+          <w:p>
+            <w:pPr>
+              <w:spacing w:after="0" w:line="259" w:lineRule="auto"/>
+              <w:ind w:left="0" w:firstLine="0"/>
+              <w:jc w:val="center"/>
+              <w:rPr>
+                <w:rFonts w:ascii="Times New Roman" w:eastAsiaTheme="minorEastAsia" w:hAnsi="Times New Roman" w:cs="Times New Roman"/>
+                <w:bCs/>
+                <w:i/>
+                <w:iCs/>
+                <w:szCs w:val="22"/>
+              </w:rPr>
+            </w:pPr>
+            <w:r>
+              <w:rPr>
+                <w:rFonts w:ascii="Times New Roman" w:eastAsiaTheme="minorEastAsia" w:hAnsi="Times New Roman" w:cs="Times New Roman"/>
+                <w:bCs/>
+                <w:i/>
+                <w:iCs/>
+                <w:szCs w:val="22"/>
+              </w:rPr>
+              <w:t>Zhejiang University</w:t>
+            </w:r>
+          </w:p>
+        </w:tc>
+        <w:tc>
+          <w:tcPr>
+            <w:tcW w:w="2693" w:type="dxa"/>
+            <w:gridSpan w:val="4"/>
+            <w:tcBorders>
+              <w:top w:val="nil"/>
+              <w:bottom w:val="nil"/>
+              <w:right w:val="nil"/>
+            </w:tcBorders>
+          </w:tcPr>
+          <w:p>
+            <w:pPr>
+              <w:spacing w:after="0" w:line="259" w:lineRule="auto"/>
+              <w:ind w:left="0" w:firstLine="0"/>
+              <w:jc w:val="right"/>
+              <w:rPr>
+                <w:rFonts w:ascii="Times New Roman" w:eastAsiaTheme="minorEastAsia" w:hAnsi="Times New Roman" w:cs="Times New Roman"/>
+                <w:bCs/>
+                <w:szCs w:val="22"/>
+              </w:rPr>
+            </w:pPr>
+            <w:r>
+              <w:rPr>
+                <w:rFonts w:ascii="Times New Roman" w:eastAsiaTheme="minorEastAsia" w:hAnsi="Times New Roman" w:cs="Times New Roman"/>
+                <w:bCs/>
+                <w:szCs w:val="22"/>
+              </w:rPr>
+              <w:t>Summer 2022</w:t>
+            </w:r>
+          </w:p>
+        </w:tc>
+      </w:tr>
+      <w:tr>
+        <w:trPr>
+          <w:trHeight w:val="621"/>
+        </w:trPr>
+        <w:tc>
+          <w:tcPr>
+            <w:tcW w:w="6091" w:type="dxa"/>
+            <w:gridSpan w:val="2"/>
+            <w:tcBorders>
+              <w:top w:val="nil"/>
+              <w:left w:val="nil"/>
+              <w:bottom w:val="nil"/>
+            </w:tcBorders>
+          </w:tcPr>
+          <w:p>
+            <w:pPr>
+              <w:spacing w:after="3" w:line="259" w:lineRule="auto"/>
+              <w:ind w:left="0" w:firstLine="0"/>
+              <w:rPr>
+                <w:rFonts w:ascii="Times New Roman" w:eastAsiaTheme="minorEastAsia" w:hAnsi="Times New Roman" w:cs="Times New Roman"/>
+                <w:bCs/>
+                <w:szCs w:val="22"/>
+              </w:rPr>
+            </w:pPr>
+            <w:r>
+              <w:rPr>
+                <w:rFonts w:ascii="Times New Roman" w:eastAsiaTheme="minorEastAsia" w:hAnsi="Times New Roman" w:cs="Times New Roman"/>
+                <w:bCs/>
+                <w:szCs w:val="22"/>
+              </w:rPr>
+              <w:t>Recognition for Academic Poster Exhibition, 2022</w:t>
+            </w:r>
+            <w:r>
+              <w:rPr>
+                <w:rFonts w:ascii="Times New Roman" w:eastAsiaTheme="minorEastAsia" w:hAnsi="Times New Roman" w:cs="Times New Roman" w:hint="eastAsia"/>
+                <w:bCs/>
+                <w:szCs w:val="22"/>
+              </w:rPr>
+              <w:t xml:space="preserve"> </w:t>
+            </w:r>
+            <w:r>
+              <w:rPr>
+                <w:rFonts w:ascii="Times New Roman" w:eastAsiaTheme="minorEastAsia" w:hAnsi="Times New Roman" w:cs="Times New Roman"/>
+                <w:bCs/>
+                <w:szCs w:val="22"/>
+              </w:rPr>
+              <w:t>Undergraduate Summer Research Program</w:t>
+            </w:r>
+          </w:p>
+        </w:tc>
+        <w:tc>
+          <w:tcPr>
+            <w:tcW w:w="2551" w:type="dxa"/>
+            <w:gridSpan w:val="4"/>
+            <w:tcBorders>
+              <w:top w:val="nil"/>
+              <w:bottom w:val="nil"/>
+            </w:tcBorders>
+          </w:tcPr>
+          <w:p>
+            <w:pPr>
+              <w:spacing w:after="0" w:line="259" w:lineRule="auto"/>
+              <w:ind w:left="0" w:firstLine="0"/>
+              <w:jc w:val="center"/>
+              <w:rPr>
+                <w:rFonts w:ascii="Times New Roman" w:eastAsiaTheme="minorEastAsia" w:hAnsi="Times New Roman" w:cs="Times New Roman"/>
+                <w:bCs/>
+                <w:i/>
+                <w:iCs/>
+                <w:szCs w:val="22"/>
+              </w:rPr>
+            </w:pPr>
+            <w:r>
+              <w:rPr>
+                <w:rFonts w:ascii="Times New Roman" w:eastAsiaTheme="minorEastAsia" w:hAnsi="Times New Roman" w:cs="Times New Roman"/>
+                <w:bCs/>
+                <w:i/>
+                <w:iCs/>
+                <w:szCs w:val="22"/>
+              </w:rPr>
+              <w:t>Zhejiang University</w:t>
+            </w:r>
+          </w:p>
+        </w:tc>
+        <w:tc>
+          <w:tcPr>
+            <w:tcW w:w="2693" w:type="dxa"/>
+            <w:gridSpan w:val="4"/>
+            <w:tcBorders>
+              <w:top w:val="nil"/>
+              <w:bottom w:val="nil"/>
+              <w:right w:val="nil"/>
+            </w:tcBorders>
+          </w:tcPr>
+          <w:p>
+            <w:pPr>
+              <w:spacing w:after="0" w:line="259" w:lineRule="auto"/>
+              <w:ind w:left="0" w:firstLine="0"/>
+              <w:jc w:val="right"/>
+              <w:rPr>
+                <w:rFonts w:ascii="Times New Roman" w:eastAsiaTheme="minorEastAsia" w:hAnsi="Times New Roman" w:cs="Times New Roman"/>
+                <w:bCs/>
+                <w:szCs w:val="22"/>
+              </w:rPr>
+            </w:pPr>
+            <w:r>
+              <w:rPr>
+                <w:rFonts w:ascii="Times New Roman" w:eastAsiaTheme="minorEastAsia" w:hAnsi="Times New Roman" w:cs="Times New Roman"/>
+                <w:bCs/>
+                <w:szCs w:val="22"/>
+              </w:rPr>
+              <w:t>Summer 2022</w:t>
+            </w:r>
+          </w:p>
+        </w:tc>
+      </w:tr>
+      <w:tr>
+        <w:trPr>
+          <w:trHeight w:val="502"/>
+        </w:trPr>
+        <w:tc>
+          <w:tcPr>
+            <w:tcW w:w="7083" w:type="dxa"/>
+            <w:gridSpan w:val="3"/>
+            <w:tcBorders>
+              <w:top w:val="nil"/>
+              <w:left w:val="nil"/>
+              <w:bottom w:val="single" w:sz="4" w:space="0" w:color="auto"/>
+              <w:right w:val="nil"/>
+            </w:tcBorders>
+          </w:tcPr>
+          <w:p>
+            <w:pPr>
+              <w:spacing w:after="0" w:line="259" w:lineRule="auto"/>
+              <w:ind w:left="0" w:firstLine="0"/>
+              <w:rPr>
+                <w:rFonts w:ascii="Times New Roman" w:eastAsiaTheme="minorEastAsia" w:hAnsi="Times New Roman" w:cs="Times New Roman"/>
+                <w:b/>
+                <w:sz w:val="28"/>
+                <w:szCs w:val="28"/>
+                <w:highlight w:val="lightGray"/>
+              </w:rPr>
+            </w:pPr>
+          </w:p>
+          <w:p>
+            <w:pPr>
+              <w:spacing w:after="0" w:line="259" w:lineRule="auto"/>
+              <w:ind w:left="0" w:firstLine="0"/>
+              <w:rPr>
+                <w:rFonts w:ascii="Times New Roman" w:eastAsiaTheme="minorEastAsia" w:hAnsi="Times New Roman" w:cs="Times New Roman"/>
+                <w:b/>
+                <w:szCs w:val="22"/>
+                <w:highlight w:val="lightGray"/>
+              </w:rPr>
+            </w:pPr>
+            <w:r>
+              <w:rPr>
+                <w:rFonts w:ascii="Times New Roman" w:eastAsiaTheme="minorEastAsia" w:hAnsi="Times New Roman" w:cs="Times New Roman"/>
+                <w:b/>
+                <w:sz w:val="28"/>
+                <w:szCs w:val="28"/>
+                <w:highlight w:val="lightGray"/>
+              </w:rPr>
+              <w:t>SKILLS</w:t>
+            </w:r>
+          </w:p>
+        </w:tc>
+        <w:tc>
+          <w:tcPr>
+            <w:tcW w:w="4252" w:type="dxa"/>
+            <w:gridSpan w:val="7"/>
+            <w:tcBorders>
+              <w:top w:val="nil"/>
+              <w:left w:val="nil"/>
+              <w:bottom w:val="single" w:sz="4" w:space="0" w:color="auto"/>
+              <w:right w:val="nil"/>
+            </w:tcBorders>
+          </w:tcPr>
+          <w:p>
+            <w:pPr>
+              <w:spacing w:after="0" w:line="259" w:lineRule="auto"/>
+              <w:ind w:left="0" w:firstLine="0"/>
+              <w:jc w:val="right"/>
+              <w:rPr>
+                <w:rFonts w:ascii="Times New Roman" w:eastAsiaTheme="minorEastAsia" w:hAnsi="Times New Roman" w:cs="Times New Roman"/>
+                <w:bCs/>
+                <w:szCs w:val="22"/>
+              </w:rPr>
+            </w:pPr>
           </w:p>
         </w:tc>
       </w:tr>
@@ -5347,9 +5696,9 @@
         <w:tc>
           <w:tcPr>
             <w:tcW w:w="11335" w:type="dxa"/>
-            <w:gridSpan w:val="9"/>
+            <w:gridSpan w:val="10"/>
             <w:tcBorders>
-              <w:top w:val="nil"/>
+              <w:top w:val="single" w:sz="4" w:space="0" w:color="auto"/>
               <w:left w:val="nil"/>
               <w:bottom w:val="nil"/>
               <w:right w:val="nil"/>
@@ -5357,33 +5706,159 @@
           </w:tcPr>
           <w:p>
             <w:pPr>
-              <w:pStyle w:val="ListParagraph"/>
-              <w:numPr>
-                <w:ilvl w:val="0"/>
-                <w:numId w:val="9"/>
-              </w:numPr>
-              <w:spacing w:after="0" w:line="259" w:lineRule="auto"/>
-              <w:ind w:right="440" w:firstLineChars="0"/>
-              <w:rPr>
-                <w:rFonts w:ascii="Times New Roman" w:eastAsiaTheme="minorEastAsia" w:hAnsi="Times New Roman" w:cs="Times New Roman"/>
-                <w:bCs/>
-                <w:szCs w:val="22"/>
-              </w:rPr>
-            </w:pPr>
-            <w:r>
-              <w:rPr>
-                <w:rFonts w:ascii="Times New Roman" w:eastAsiaTheme="minorEastAsia" w:hAnsi="Times New Roman" w:cs="Times New Roman"/>
-                <w:bCs/>
-                <w:szCs w:val="22"/>
-              </w:rPr>
-              <w:t>Built my own L1 rocket from designing the rocket structure in Open Rocket, modeling and 3D printing the nosecone &amp; fin sets, installing all the parts, and evaluating the functionality to the final launch.</w:t>
-            </w:r>
-          </w:p>
-          <w:p>
-            <w:pPr>
-              <w:pStyle w:val="ListParagraph"/>
-              <w:spacing w:after="0" w:line="259" w:lineRule="auto"/>
-              <w:ind w:left="440" w:right="440" w:firstLineChars="0" w:firstLine="0"/>
+              <w:spacing w:after="3" w:line="259" w:lineRule="auto"/>
+              <w:ind w:left="0" w:firstLine="0"/>
+              <w:rPr>
+                <w:rFonts w:ascii="Times New Roman" w:eastAsiaTheme="minorEastAsia" w:hAnsi="Times New Roman" w:cs="Times New Roman"/>
+                <w:bCs/>
+                <w:szCs w:val="22"/>
+              </w:rPr>
+            </w:pPr>
+            <w:r>
+              <w:rPr>
+                <w:rFonts w:ascii="Times New Roman" w:eastAsiaTheme="minorEastAsia" w:hAnsi="Times New Roman" w:cs="Times New Roman"/>
+                <w:bCs/>
+                <w:szCs w:val="22"/>
+              </w:rPr>
+              <w:t>Programming Languages:</w:t>
+            </w:r>
+            <w:r>
+              <w:rPr>
+                <w:rFonts w:ascii="Times New Roman" w:eastAsiaTheme="minorEastAsia" w:hAnsi="Times New Roman" w:cs="Times New Roman" w:hint="eastAsia"/>
+                <w:bCs/>
+                <w:szCs w:val="22"/>
+              </w:rPr>
+              <w:t xml:space="preserve"> </w:t>
+            </w:r>
+            <w:r>
+              <w:rPr>
+                <w:rFonts w:ascii="Times New Roman" w:eastAsiaTheme="minorEastAsia" w:hAnsi="Times New Roman" w:cs="Times New Roman"/>
+                <w:bCs/>
+                <w:szCs w:val="22"/>
+              </w:rPr>
+              <w:t xml:space="preserve">Python, C/C++, System Verilog, </w:t>
+            </w:r>
+            <w:r>
+              <w:rPr>
+                <w:rFonts w:ascii="Times New Roman" w:eastAsiaTheme="minorEastAsia" w:hAnsi="Times New Roman" w:cs="Times New Roman" w:hint="eastAsia"/>
+                <w:bCs/>
+                <w:szCs w:val="22"/>
+              </w:rPr>
+              <w:t>CUDA,</w:t>
+            </w:r>
+            <w:r>
+              <w:rPr>
+                <w:rFonts w:ascii="Times New Roman" w:eastAsiaTheme="minorEastAsia" w:hAnsi="Times New Roman" w:cs="Times New Roman"/>
+                <w:bCs/>
+                <w:szCs w:val="22"/>
+              </w:rPr>
+              <w:t xml:space="preserve"> MATLAB, LC-3 assembly</w:t>
+            </w:r>
+          </w:p>
+          <w:p>
+            <w:pPr>
+              <w:spacing w:after="3" w:line="259" w:lineRule="auto"/>
+              <w:ind w:left="0" w:firstLine="0"/>
+              <w:rPr>
+                <w:rFonts w:ascii="Times New Roman" w:eastAsiaTheme="minorEastAsia" w:hAnsi="Times New Roman" w:cs="Times New Roman"/>
+                <w:bCs/>
+                <w:szCs w:val="22"/>
+              </w:rPr>
+            </w:pPr>
+            <w:proofErr w:type="spellStart"/>
+            <w:r>
+              <w:rPr>
+                <w:rFonts w:ascii="Times New Roman" w:eastAsiaTheme="minorEastAsia" w:hAnsi="Times New Roman" w:cs="Times New Roman"/>
+                <w:bCs/>
+                <w:szCs w:val="22"/>
+              </w:rPr>
+              <w:t>Softwares</w:t>
+            </w:r>
+            <w:proofErr w:type="spellEnd"/>
+            <w:r>
+              <w:rPr>
+                <w:rFonts w:ascii="Times New Roman" w:eastAsiaTheme="minorEastAsia" w:hAnsi="Times New Roman" w:cs="Times New Roman"/>
+                <w:bCs/>
+                <w:szCs w:val="22"/>
+              </w:rPr>
+              <w:t xml:space="preserve">: Visual Studio Code, </w:t>
+            </w:r>
+            <w:proofErr w:type="spellStart"/>
+            <w:r>
+              <w:rPr>
+                <w:rFonts w:ascii="Times New Roman" w:eastAsiaTheme="minorEastAsia" w:hAnsi="Times New Roman" w:cs="Times New Roman"/>
+                <w:bCs/>
+                <w:szCs w:val="22"/>
+              </w:rPr>
+              <w:t>Jupyter</w:t>
+            </w:r>
+            <w:proofErr w:type="spellEnd"/>
+            <w:r>
+              <w:rPr>
+                <w:rFonts w:ascii="Times New Roman" w:eastAsiaTheme="minorEastAsia" w:hAnsi="Times New Roman" w:cs="Times New Roman"/>
+                <w:bCs/>
+                <w:szCs w:val="22"/>
+              </w:rPr>
+              <w:t xml:space="preserve"> Notebook, MATLAB, Rhino, Android Studio</w:t>
+            </w:r>
+          </w:p>
+          <w:p>
+            <w:pPr>
+              <w:spacing w:after="3" w:line="259" w:lineRule="auto"/>
+              <w:ind w:left="0" w:firstLine="0"/>
+              <w:rPr>
+                <w:rFonts w:ascii="Times New Roman" w:eastAsiaTheme="minorEastAsia" w:hAnsi="Times New Roman" w:cs="Times New Roman"/>
+                <w:bCs/>
+                <w:szCs w:val="22"/>
+              </w:rPr>
+            </w:pPr>
+            <w:proofErr w:type="spellStart"/>
+            <w:r>
+              <w:rPr>
+                <w:rFonts w:ascii="Times New Roman" w:eastAsiaTheme="minorEastAsia" w:hAnsi="Times New Roman" w:cs="Times New Roman"/>
+                <w:bCs/>
+                <w:szCs w:val="22"/>
+              </w:rPr>
+              <w:t>Hardwares</w:t>
+            </w:r>
+            <w:proofErr w:type="spellEnd"/>
+            <w:r>
+              <w:rPr>
+                <w:rFonts w:ascii="Times New Roman" w:eastAsiaTheme="minorEastAsia" w:hAnsi="Times New Roman" w:cs="Times New Roman"/>
+                <w:bCs/>
+                <w:szCs w:val="22"/>
+              </w:rPr>
+              <w:t xml:space="preserve">: </w:t>
+            </w:r>
+            <w:r>
+              <w:rPr>
+                <w:rFonts w:ascii="Times New Roman" w:eastAsiaTheme="minorEastAsia" w:hAnsi="Times New Roman" w:cs="Times New Roman" w:hint="eastAsia"/>
+                <w:bCs/>
+                <w:szCs w:val="22"/>
+              </w:rPr>
+              <w:t xml:space="preserve">FPGA, STM32 MCU, </w:t>
+            </w:r>
+            <w:r>
+              <w:rPr>
+                <w:rFonts w:ascii="Times New Roman" w:eastAsiaTheme="minorEastAsia" w:hAnsi="Times New Roman" w:cs="Times New Roman"/>
+                <w:bCs/>
+                <w:szCs w:val="22"/>
+              </w:rPr>
+              <w:t xml:space="preserve">3D Printing, </w:t>
+            </w:r>
+            <w:r>
+              <w:rPr>
+                <w:rFonts w:ascii="Times New Roman" w:eastAsiaTheme="minorEastAsia" w:hAnsi="Times New Roman" w:cs="Times New Roman" w:hint="eastAsia"/>
+                <w:bCs/>
+                <w:szCs w:val="22"/>
+              </w:rPr>
+              <w:t>PCB design</w:t>
+            </w:r>
+          </w:p>
+          <w:p>
+            <w:pPr>
+              <w:spacing w:after="3" w:line="259" w:lineRule="auto"/>
+              <w:ind w:left="0" w:firstLine="0"/>
               <w:rPr>
                 <w:rFonts w:ascii="Times New Roman" w:eastAsiaTheme="minorEastAsia" w:hAnsi="Times New Roman" w:cs="Times New Roman"/>
                 <w:bCs/>
@@ -5421,6 +5896,56 @@
     </w:sectPr>
   </w:body>
 </w:document>
+</file>
+
+<file path=word/endnotes.xml><?xml version="1.0" encoding="utf-8"?>
+<w:endnotes xmlns:wpc="http://schemas.microsoft.com/office/word/2010/wordprocessingCanvas" xmlns:cx="http://schemas.microsoft.com/office/drawing/2014/chartex" xmlns:cx1="http://schemas.microsoft.com/office/drawing/2015/9/8/chartex" xmlns:cx2="http://schemas.microsoft.com/office/drawing/2015/10/21/chartex" xmlns:cx3="http://schemas.microsoft.com/office/drawing/2016/5/9/chartex" xmlns:cx4="http://schemas.microsoft.com/office/drawing/2016/5/10/chartex" xmlns:cx5="http://schemas.microsoft.com/office/drawing/2016/5/11/chartex" xmlns:cx6="http://schemas.microsoft.com/office/drawing/2016/5/12/chartex" xmlns:cx7="http://schemas.microsoft.com/office/drawing/2016/5/13/chartex" xmlns:cx8="http://schemas.microsoft.com/office/drawing/2016/5/14/chartex" xmlns:mc="http://schemas.openxmlformats.org/markup-compatibility/2006" xmlns:aink="http://schemas.microsoft.com/office/drawing/2016/ink" xmlns:am3d="http://schemas.microsoft.com/office/drawing/2017/model3d" xmlns:o="urn:schemas-microsoft-com:office:office" xmlns:oel="http://schemas.microsoft.com/office/2019/extlst" xmlns:r="http://schemas.openxmlformats.org/officeDocument/2006/relationships" xmlns:m="http://schemas.openxmlformats.org/officeDocument/2006/math" xmlns:v="urn:schemas-microsoft-com:vml" xmlns:wp14="http://schemas.microsoft.com/office/word/2010/wordprocessingDrawing" xmlns:wp="http://schemas.openxmlformats.org/drawingml/2006/wordprocessingDrawing" xmlns:w10="urn:schemas-microsoft-com:office:word" xmlns:w="http://schemas.openxmlformats.org/wordprocessingml/2006/main" xmlns:w14="http://schemas.microsoft.com/office/word/2010/wordml" xmlns:w15="http://schemas.microsoft.com/office/word/2012/wordml" xmlns:w16cex="http://schemas.microsoft.com/office/word/2018/wordml/cex" xmlns:w16cid="http://schemas.microsoft.com/office/word/2016/wordml/cid" xmlns:w16="http://schemas.microsoft.com/office/word/2018/wordml" xmlns:w16du="http://schemas.microsoft.com/office/word/2023/wordml/word16du" xmlns:w16sdtdh="http://schemas.microsoft.com/office/word/2020/wordml/sdtdatahash" xmlns:w16sdtfl="http://schemas.microsoft.com/office/word/2024/wordml/sdtformatlock" xmlns:w16se="http://schemas.microsoft.com/office/word/2015/wordml/symex" xmlns:wpg="http://schemas.microsoft.com/office/word/2010/wordprocessingGroup" xmlns:wpi="http://schemas.microsoft.com/office/word/2010/wordprocessingInk" xmlns:wne="http://schemas.microsoft.com/office/word/2006/wordml" xmlns:wps="http://schemas.microsoft.com/office/word/2010/wordprocessingShape" mc:Ignorable="w14 w15 w16se w16cid w16 w16cex w16sdtdh w16sdtfl w16du wp14">
+  <w:endnote w:type="separator" w:id="-1">
+    <w:p>
+      <w:pPr>
+        <w:spacing w:after="0" w:line="240" w:lineRule="auto"/>
+      </w:pPr>
+      <w:r>
+        <w:separator/>
+      </w:r>
+    </w:p>
+  </w:endnote>
+  <w:endnote w:type="continuationSeparator" w:id="0">
+    <w:p>
+      <w:pPr>
+        <w:spacing w:after="0" w:line="240" w:lineRule="auto"/>
+      </w:pPr>
+      <w:r>
+        <w:continuationSeparator/>
+      </w:r>
+    </w:p>
+  </w:endnote>
+</w:endnotes>
+</file>
+
+<file path=word/footnotes.xml><?xml version="1.0" encoding="utf-8"?>
+<w:footnotes xmlns:wpc="http://schemas.microsoft.com/office/word/2010/wordprocessingCanvas" xmlns:cx="http://schemas.microsoft.com/office/drawing/2014/chartex" xmlns:cx1="http://schemas.microsoft.com/office/drawing/2015/9/8/chartex" xmlns:cx2="http://schemas.microsoft.com/office/drawing/2015/10/21/chartex" xmlns:cx3="http://schemas.microsoft.com/office/drawing/2016/5/9/chartex" xmlns:cx4="http://schemas.microsoft.com/office/drawing/2016/5/10/chartex" xmlns:cx5="http://schemas.microsoft.com/office/drawing/2016/5/11/chartex" xmlns:cx6="http://schemas.microsoft.com/office/drawing/2016/5/12/chartex" xmlns:cx7="http://schemas.microsoft.com/office/drawing/2016/5/13/chartex" xmlns:cx8="http://schemas.microsoft.com/office/drawing/2016/5/14/chartex" xmlns:mc="http://schemas.openxmlformats.org/markup-compatibility/2006" xmlns:aink="http://schemas.microsoft.com/office/drawing/2016/ink" xmlns:am3d="http://schemas.microsoft.com/office/drawing/2017/model3d" xmlns:o="urn:schemas-microsoft-com:office:office" xmlns:oel="http://schemas.microsoft.com/office/2019/extlst" xmlns:r="http://schemas.openxmlformats.org/officeDocument/2006/relationships" xmlns:m="http://schemas.openxmlformats.org/officeDocument/2006/math" xmlns:v="urn:schemas-microsoft-com:vml" xmlns:wp14="http://schemas.microsoft.com/office/word/2010/wordprocessingDrawing" xmlns:wp="http://schemas.openxmlformats.org/drawingml/2006/wordprocessingDrawing" xmlns:w10="urn:schemas-microsoft-com:office:word" xmlns:w="http://schemas.openxmlformats.org/wordprocessingml/2006/main" xmlns:w14="http://schemas.microsoft.com/office/word/2010/wordml" xmlns:w15="http://schemas.microsoft.com/office/word/2012/wordml" xmlns:w16cex="http://schemas.microsoft.com/office/word/2018/wordml/cex" xmlns:w16cid="http://schemas.microsoft.com/office/word/2016/wordml/cid" xmlns:w16="http://schemas.microsoft.com/office/word/2018/wordml" xmlns:w16du="http://schemas.microsoft.com/office/word/2023/wordml/word16du" xmlns:w16sdtdh="http://schemas.microsoft.com/office/word/2020/wordml/sdtdatahash" xmlns:w16sdtfl="http://schemas.microsoft.com/office/word/2024/wordml/sdtformatlock" xmlns:w16se="http://schemas.microsoft.com/office/word/2015/wordml/symex" xmlns:wpg="http://schemas.microsoft.com/office/word/2010/wordprocessingGroup" xmlns:wpi="http://schemas.microsoft.com/office/word/2010/wordprocessingInk" xmlns:wne="http://schemas.microsoft.com/office/word/2006/wordml" xmlns:wps="http://schemas.microsoft.com/office/word/2010/wordprocessingShape" mc:Ignorable="w14 w15 w16se w16cid w16 w16cex w16sdtdh w16sdtfl w16du wp14">
+  <w:footnote w:type="separator" w:id="-1">
+    <w:p>
+      <w:pPr>
+        <w:spacing w:after="0" w:line="240" w:lineRule="auto"/>
+      </w:pPr>
+      <w:r>
+        <w:separator/>
+      </w:r>
+    </w:p>
+  </w:footnote>
+  <w:footnote w:type="continuationSeparator" w:id="0">
+    <w:p>
+      <w:pPr>
+        <w:spacing w:after="0" w:line="240" w:lineRule="auto"/>
+      </w:pPr>
+      <w:r>
+        <w:continuationSeparator/>
+      </w:r>
+    </w:p>
+  </w:footnote>
+</w:footnotes>
 </file>
 
 <file path=word/numbering.xml><?xml version="1.0" encoding="utf-8"?>
@@ -7507,7 +8032,6 @@
   <w:style w:type="character" w:default="1" w:styleId="DefaultParagraphFont">
     <w:name w:val="Default Paragraph Font"/>
     <w:uiPriority w:val="1"/>
-    <w:semiHidden/>
     <w:unhideWhenUsed/>
   </w:style>
   <w:style w:type="table" w:default="1" w:styleId="TableNormal">
@@ -7702,10 +8226,64 @@
     <w:uiPriority w:val="99"/>
     <w:semiHidden/>
     <w:unhideWhenUsed/>
-    <w:rsid w:val="004A0982"/>
+    <w:rsid w:val="00126461"/>
     <w:rPr>
       <w:color w:val="96607D" w:themeColor="followedHyperlink"/>
       <w:u w:val="single"/>
+    </w:rPr>
+  </w:style>
+  <w:style w:type="paragraph" w:styleId="Header">
+    <w:name w:val="header"/>
+    <w:basedOn w:val="Normal"/>
+    <w:link w:val="HeaderChar"/>
+    <w:uiPriority w:val="99"/>
+    <w:unhideWhenUsed/>
+    <w:rsid w:val="00C377F4"/>
+    <w:pPr>
+      <w:tabs>
+        <w:tab w:val="center" w:pos="4680"/>
+        <w:tab w:val="right" w:pos="9360"/>
+      </w:tabs>
+      <w:spacing w:after="0" w:line="240" w:lineRule="auto"/>
+    </w:pPr>
+  </w:style>
+  <w:style w:type="character" w:customStyle="1" w:styleId="HeaderChar">
+    <w:name w:val="Header Char"/>
+    <w:basedOn w:val="DefaultParagraphFont"/>
+    <w:link w:val="Header"/>
+    <w:uiPriority w:val="99"/>
+    <w:rsid w:val="00C377F4"/>
+    <w:rPr>
+      <w:rFonts w:ascii="Calibri" w:eastAsia="Calibri" w:hAnsi="Calibri" w:cs="Calibri"/>
+      <w:color w:val="000000"/>
+      <w:sz w:val="22"/>
+    </w:rPr>
+  </w:style>
+  <w:style w:type="paragraph" w:styleId="Footer">
+    <w:name w:val="footer"/>
+    <w:basedOn w:val="Normal"/>
+    <w:link w:val="FooterChar"/>
+    <w:uiPriority w:val="99"/>
+    <w:unhideWhenUsed/>
+    <w:rsid w:val="00C377F4"/>
+    <w:pPr>
+      <w:tabs>
+        <w:tab w:val="center" w:pos="4680"/>
+        <w:tab w:val="right" w:pos="9360"/>
+      </w:tabs>
+      <w:spacing w:after="0" w:line="240" w:lineRule="auto"/>
+    </w:pPr>
+  </w:style>
+  <w:style w:type="character" w:customStyle="1" w:styleId="FooterChar">
+    <w:name w:val="Footer Char"/>
+    <w:basedOn w:val="DefaultParagraphFont"/>
+    <w:link w:val="Footer"/>
+    <w:uiPriority w:val="99"/>
+    <w:rsid w:val="00C377F4"/>
+    <w:rPr>
+      <w:rFonts w:ascii="Calibri" w:eastAsia="Calibri" w:hAnsi="Calibri" w:cs="Calibri"/>
+      <w:color w:val="000000"/>
+      <w:sz w:val="22"/>
     </w:rPr>
   </w:style>
 </w:styles>

--- a/assets/pdf/CV-Yanghonghui Chen.docx
+++ b/assets/pdf/CV-Yanghonghui Chen.docx
@@ -6,7 +6,7 @@
       <w:tblPr>
         <w:tblStyle w:val="TableGrid"/>
         <w:tblpPr w:leftFromText="180" w:rightFromText="180" w:horzAnchor="margin" w:tblpXSpec="center" w:tblpY="-392"/>
-        <w:tblW w:w="0" w:type="auto"/>
+        <w:tblW w:w="10685" w:type="dxa"/>
         <w:tblBorders>
           <w:top w:val="dotted" w:sz="4" w:space="0" w:color="auto"/>
           <w:left w:val="dotted" w:sz="4" w:space="0" w:color="auto"/>
@@ -24,16 +24,15 @@
         <w:gridCol w:w="1226"/>
         <w:gridCol w:w="94"/>
         <w:gridCol w:w="137"/>
-        <w:gridCol w:w="271"/>
-        <w:gridCol w:w="135"/>
+        <w:gridCol w:w="623"/>
         <w:gridCol w:w="651"/>
-        <w:gridCol w:w="1439"/>
+        <w:gridCol w:w="1441"/>
       </w:tblGrid>
       <w:tr>
         <w:tc>
           <w:tcPr>
-            <w:tcW w:w="11335" w:type="dxa"/>
-            <w:gridSpan w:val="10"/>
+            <w:tcW w:w="10685" w:type="dxa"/>
+            <w:gridSpan w:val="9"/>
             <w:tcBorders>
               <w:top w:val="nil"/>
               <w:left w:val="nil"/>
@@ -214,8 +213,8 @@
         </w:trPr>
         <w:tc>
           <w:tcPr>
-            <w:tcW w:w="11335" w:type="dxa"/>
-            <w:gridSpan w:val="10"/>
+            <w:tcW w:w="10685" w:type="dxa"/>
+            <w:gridSpan w:val="9"/>
             <w:tcBorders>
               <w:top w:val="nil"/>
               <w:left w:val="nil"/>
@@ -251,7 +250,7 @@
       <w:tr>
         <w:tc>
           <w:tcPr>
-            <w:tcW w:w="7083" w:type="dxa"/>
+            <w:tcW w:w="6513" w:type="dxa"/>
             <w:gridSpan w:val="3"/>
             <w:tcBorders>
               <w:top w:val="nil"/>
@@ -282,8 +281,8 @@
         </w:tc>
         <w:tc>
           <w:tcPr>
-            <w:tcW w:w="4252" w:type="dxa"/>
-            <w:gridSpan w:val="7"/>
+            <w:tcW w:w="4172" w:type="dxa"/>
+            <w:gridSpan w:val="6"/>
             <w:tcBorders>
               <w:top w:val="nil"/>
               <w:left w:val="nil"/>
@@ -324,7 +323,7 @@
       <w:tr>
         <w:tc>
           <w:tcPr>
-            <w:tcW w:w="7083" w:type="dxa"/>
+            <w:tcW w:w="6513" w:type="dxa"/>
             <w:gridSpan w:val="3"/>
             <w:tcBorders>
               <w:top w:val="nil"/>
@@ -379,8 +378,8 @@
         </w:tc>
         <w:tc>
           <w:tcPr>
-            <w:tcW w:w="4252" w:type="dxa"/>
-            <w:gridSpan w:val="7"/>
+            <w:tcW w:w="4172" w:type="dxa"/>
+            <w:gridSpan w:val="6"/>
             <w:tcBorders>
               <w:top w:val="nil"/>
               <w:left w:val="nil"/>
@@ -448,7 +447,7 @@
         </w:trPr>
         <w:tc>
           <w:tcPr>
-            <w:tcW w:w="7083" w:type="dxa"/>
+            <w:tcW w:w="6513" w:type="dxa"/>
             <w:gridSpan w:val="3"/>
             <w:tcBorders>
               <w:top w:val="nil"/>
@@ -479,8 +478,8 @@
         </w:tc>
         <w:tc>
           <w:tcPr>
-            <w:tcW w:w="4252" w:type="dxa"/>
-            <w:gridSpan w:val="7"/>
+            <w:tcW w:w="4172" w:type="dxa"/>
+            <w:gridSpan w:val="6"/>
             <w:tcBorders>
               <w:top w:val="nil"/>
               <w:left w:val="nil"/>
@@ -513,7 +512,7 @@
       <w:tr>
         <w:tc>
           <w:tcPr>
-            <w:tcW w:w="7083" w:type="dxa"/>
+            <w:tcW w:w="6513" w:type="dxa"/>
             <w:gridSpan w:val="3"/>
             <w:tcBorders>
               <w:top w:val="nil"/>
@@ -560,8 +559,8 @@
         </w:tc>
         <w:tc>
           <w:tcPr>
-            <w:tcW w:w="4252" w:type="dxa"/>
-            <w:gridSpan w:val="7"/>
+            <w:tcW w:w="4172" w:type="dxa"/>
+            <w:gridSpan w:val="6"/>
             <w:tcBorders>
               <w:top w:val="nil"/>
               <w:left w:val="nil"/>
@@ -602,7 +601,7 @@
       <w:tr>
         <w:tc>
           <w:tcPr>
-            <w:tcW w:w="7083" w:type="dxa"/>
+            <w:tcW w:w="6513" w:type="dxa"/>
             <w:gridSpan w:val="3"/>
             <w:tcBorders>
               <w:top w:val="nil"/>
@@ -633,8 +632,8 @@
         </w:tc>
         <w:tc>
           <w:tcPr>
-            <w:tcW w:w="4252" w:type="dxa"/>
-            <w:gridSpan w:val="7"/>
+            <w:tcW w:w="4172" w:type="dxa"/>
+            <w:gridSpan w:val="6"/>
             <w:tcBorders>
               <w:top w:val="nil"/>
               <w:left w:val="nil"/>
@@ -683,7 +682,7 @@
       <w:tr>
         <w:tc>
           <w:tcPr>
-            <w:tcW w:w="7083" w:type="dxa"/>
+            <w:tcW w:w="6513" w:type="dxa"/>
             <w:gridSpan w:val="3"/>
             <w:tcBorders>
               <w:top w:val="nil"/>
@@ -746,8 +745,8 @@
         </w:tc>
         <w:tc>
           <w:tcPr>
-            <w:tcW w:w="4252" w:type="dxa"/>
-            <w:gridSpan w:val="7"/>
+            <w:tcW w:w="4172" w:type="dxa"/>
+            <w:gridSpan w:val="6"/>
             <w:tcBorders>
               <w:top w:val="nil"/>
               <w:left w:val="nil"/>
@@ -788,8 +787,8 @@
       <w:tr>
         <w:tc>
           <w:tcPr>
-            <w:tcW w:w="11335" w:type="dxa"/>
-            <w:gridSpan w:val="10"/>
+            <w:tcW w:w="10685" w:type="dxa"/>
+            <w:gridSpan w:val="9"/>
             <w:tcBorders>
               <w:top w:val="nil"/>
               <w:left w:val="nil"/>
@@ -1056,8 +1055,8 @@
       <w:tr>
         <w:tc>
           <w:tcPr>
-            <w:tcW w:w="11335" w:type="dxa"/>
-            <w:gridSpan w:val="10"/>
+            <w:tcW w:w="10685" w:type="dxa"/>
+            <w:gridSpan w:val="9"/>
             <w:tcBorders>
               <w:top w:val="nil"/>
               <w:left w:val="nil"/>
@@ -1084,7 +1083,7 @@
         </w:trPr>
         <w:tc>
           <w:tcPr>
-            <w:tcW w:w="7083" w:type="dxa"/>
+            <w:tcW w:w="6513" w:type="dxa"/>
             <w:gridSpan w:val="3"/>
             <w:tcBorders>
               <w:top w:val="nil"/>
@@ -1106,20 +1105,30 @@
             </w:pPr>
             <w:r>
               <w:rPr>
-                <w:rFonts w:ascii="Times New Roman" w:eastAsiaTheme="minorEastAsia" w:hAnsi="Times New Roman" w:cs="Times New Roman"/>
+                <w:rFonts w:ascii="Times New Roman" w:eastAsiaTheme="minorEastAsia" w:hAnsi="Times New Roman" w:cs="Times New Roman" w:hint="eastAsia"/>
                 <w:b/>
                 <w:sz w:val="28"/>
                 <w:szCs w:val="28"/>
                 <w:shd w:val="pct15" w:color="auto" w:fill="FFFFFF"/>
               </w:rPr>
-              <w:t>RESEARCH EXPERIENCES</w:t>
-            </w:r>
-          </w:p>
-        </w:tc>
-        <w:tc>
-          <w:tcPr>
-            <w:tcW w:w="4252" w:type="dxa"/>
-            <w:gridSpan w:val="7"/>
+              <w:t xml:space="preserve">PROJECT </w:t>
+            </w:r>
+            <w:r>
+              <w:rPr>
+                <w:rFonts w:ascii="Times New Roman" w:eastAsiaTheme="minorEastAsia" w:hAnsi="Times New Roman" w:cs="Times New Roman"/>
+                <w:b/>
+                <w:sz w:val="28"/>
+                <w:szCs w:val="28"/>
+                <w:shd w:val="pct15" w:color="auto" w:fill="FFFFFF"/>
+              </w:rPr>
+              <w:t>EXPERIENCES</w:t>
+            </w:r>
+          </w:p>
+        </w:tc>
+        <w:tc>
+          <w:tcPr>
+            <w:tcW w:w="4172" w:type="dxa"/>
+            <w:gridSpan w:val="6"/>
             <w:tcBorders>
               <w:top w:val="nil"/>
               <w:left w:val="nil"/>
@@ -1144,8 +1153,8 @@
       <w:tr>
         <w:tc>
           <w:tcPr>
-            <w:tcW w:w="11335" w:type="dxa"/>
-            <w:gridSpan w:val="10"/>
+            <w:tcW w:w="10685" w:type="dxa"/>
+            <w:gridSpan w:val="9"/>
             <w:tcBorders>
               <w:top w:val="single" w:sz="4" w:space="0" w:color="auto"/>
               <w:left w:val="nil"/>
@@ -1177,7 +1186,7 @@
       <w:tr>
         <w:tc>
           <w:tcPr>
-            <w:tcW w:w="5667" w:type="dxa"/>
+            <w:tcW w:w="5214" w:type="dxa"/>
             <w:tcBorders>
               <w:top w:val="nil"/>
               <w:left w:val="nil"/>
@@ -1203,13 +1212,23 @@
               </w:rPr>
               <w:t xml:space="preserve">Senior Design (Advisor: Prof. </w:t>
             </w:r>
-            <w:r>
-              <w:rPr>
-                <w:rFonts w:ascii="Times New Roman" w:eastAsiaTheme="minorEastAsia" w:hAnsi="Times New Roman" w:cs="Times New Roman"/>
-                <w:bCs/>
-                <w:szCs w:val="22"/>
-              </w:rPr>
-              <w:t>Oleskiy Penkov</w:t>
+            <w:proofErr w:type="spellStart"/>
+            <w:r>
+              <w:rPr>
+                <w:rFonts w:ascii="Times New Roman" w:eastAsiaTheme="minorEastAsia" w:hAnsi="Times New Roman" w:cs="Times New Roman"/>
+                <w:bCs/>
+                <w:szCs w:val="22"/>
+              </w:rPr>
+              <w:t>Oleskiy</w:t>
+            </w:r>
+            <w:proofErr w:type="spellEnd"/>
+            <w:r>
+              <w:rPr>
+                <w:rFonts w:ascii="Times New Roman" w:eastAsiaTheme="minorEastAsia" w:hAnsi="Times New Roman" w:cs="Times New Roman"/>
+                <w:bCs/>
+                <w:szCs w:val="22"/>
+              </w:rPr>
+              <w:t xml:space="preserve"> Penkov</w:t>
             </w:r>
             <w:r>
               <w:rPr>
@@ -1223,8 +1242,8 @@
         </w:tc>
         <w:tc>
           <w:tcPr>
-            <w:tcW w:w="5668" w:type="dxa"/>
-            <w:gridSpan w:val="9"/>
+            <w:tcW w:w="5471" w:type="dxa"/>
+            <w:gridSpan w:val="8"/>
             <w:tcBorders>
               <w:top w:val="nil"/>
               <w:left w:val="nil"/>
@@ -1248,7 +1267,15 @@
                 <w:bCs/>
                 <w:szCs w:val="22"/>
               </w:rPr>
-              <w:t xml:space="preserve">                                                        </w:t>
+              <w:t xml:space="preserve">                                                </w:t>
+            </w:r>
+            <w:r>
+              <w:rPr>
+                <w:rFonts w:ascii="Times New Roman" w:eastAsiaTheme="minorEastAsia" w:hAnsi="Times New Roman" w:cs="Times New Roman" w:hint="eastAsia"/>
+                <w:bCs/>
+                <w:szCs w:val="22"/>
+              </w:rPr>
+              <w:t xml:space="preserve">    </w:t>
             </w:r>
             <w:r>
               <w:rPr>
@@ -1272,7 +1299,23 @@
                 <w:bCs/>
                 <w:szCs w:val="22"/>
               </w:rPr>
-              <w:t xml:space="preserve"> - May 2025</w:t>
+              <w:t xml:space="preserve"> - May</w:t>
+            </w:r>
+            <w:r>
+              <w:rPr>
+                <w:rFonts w:ascii="Times New Roman" w:eastAsiaTheme="minorEastAsia" w:hAnsi="Times New Roman" w:cs="Times New Roman" w:hint="eastAsia"/>
+                <w:bCs/>
+                <w:szCs w:val="22"/>
+              </w:rPr>
+              <w:t xml:space="preserve"> </w:t>
+            </w:r>
+            <w:r>
+              <w:rPr>
+                <w:rFonts w:ascii="Times New Roman" w:eastAsiaTheme="minorEastAsia" w:hAnsi="Times New Roman" w:cs="Times New Roman"/>
+                <w:bCs/>
+                <w:szCs w:val="22"/>
+              </w:rPr>
+              <w:t>2025</w:t>
             </w:r>
           </w:p>
         </w:tc>
@@ -1280,8 +1323,8 @@
       <w:tr>
         <w:tc>
           <w:tcPr>
-            <w:tcW w:w="11335" w:type="dxa"/>
-            <w:gridSpan w:val="10"/>
+            <w:tcW w:w="10685" w:type="dxa"/>
+            <w:gridSpan w:val="9"/>
             <w:tcBorders>
               <w:top w:val="nil"/>
               <w:left w:val="nil"/>
@@ -1435,8 +1478,8 @@
       <w:tr>
         <w:tc>
           <w:tcPr>
-            <w:tcW w:w="11335" w:type="dxa"/>
-            <w:gridSpan w:val="10"/>
+            <w:tcW w:w="10685" w:type="dxa"/>
+            <w:gridSpan w:val="9"/>
             <w:tcBorders>
               <w:top w:val="nil"/>
               <w:left w:val="nil"/>
@@ -1484,7 +1527,7 @@
       <w:tr>
         <w:tc>
           <w:tcPr>
-            <w:tcW w:w="8411" w:type="dxa"/>
+            <w:tcW w:w="7739" w:type="dxa"/>
             <w:gridSpan w:val="4"/>
             <w:tcBorders>
               <w:top w:val="nil"/>
@@ -1515,8 +1558,8 @@
         </w:tc>
         <w:tc>
           <w:tcPr>
-            <w:tcW w:w="2924" w:type="dxa"/>
-            <w:gridSpan w:val="6"/>
+            <w:tcW w:w="2946" w:type="dxa"/>
+            <w:gridSpan w:val="5"/>
             <w:tcBorders>
               <w:top w:val="nil"/>
               <w:left w:val="nil"/>
@@ -1540,7 +1583,23 @@
                 <w:bCs/>
                 <w:szCs w:val="22"/>
               </w:rPr>
-              <w:t xml:space="preserve">       </w:t>
+              <w:t xml:space="preserve">  </w:t>
+            </w:r>
+            <w:r>
+              <w:rPr>
+                <w:rFonts w:ascii="Times New Roman" w:eastAsiaTheme="minorEastAsia" w:hAnsi="Times New Roman" w:cs="Times New Roman" w:hint="eastAsia"/>
+                <w:bCs/>
+                <w:szCs w:val="22"/>
+              </w:rPr>
+              <w:t xml:space="preserve"> </w:t>
+            </w:r>
+            <w:r>
+              <w:rPr>
+                <w:rFonts w:ascii="Times New Roman" w:eastAsiaTheme="minorEastAsia" w:hAnsi="Times New Roman" w:cs="Times New Roman" w:hint="eastAsia"/>
+                <w:bCs/>
+                <w:szCs w:val="22"/>
+              </w:rPr>
+              <w:t xml:space="preserve">    </w:t>
             </w:r>
             <w:r>
               <w:rPr>
@@ -1572,8 +1631,8 @@
       <w:tr>
         <w:tc>
           <w:tcPr>
-            <w:tcW w:w="11335" w:type="dxa"/>
-            <w:gridSpan w:val="10"/>
+            <w:tcW w:w="10685" w:type="dxa"/>
+            <w:gridSpan w:val="9"/>
             <w:tcBorders>
               <w:top w:val="nil"/>
               <w:left w:val="nil"/>
@@ -1639,7 +1698,31 @@
                 <w:sz w:val="20"/>
                 <w:szCs w:val="20"/>
               </w:rPr>
-              <w:t>Federated Learning, Personalized FL (pFedMe), EEG, Seizure Prediction</w:t>
+              <w:t>Federated Learning, Personalized FL (</w:t>
+            </w:r>
+            <w:proofErr w:type="spellStart"/>
+            <w:r>
+              <w:rPr>
+                <w:rFonts w:ascii="Times New Roman" w:eastAsiaTheme="minorEastAsia" w:hAnsi="Times New Roman" w:cs="Times New Roman"/>
+                <w:bCs/>
+                <w:i/>
+                <w:iCs/>
+                <w:sz w:val="20"/>
+                <w:szCs w:val="20"/>
+              </w:rPr>
+              <w:t>pFedMe</w:t>
+            </w:r>
+            <w:proofErr w:type="spellEnd"/>
+            <w:r>
+              <w:rPr>
+                <w:rFonts w:ascii="Times New Roman" w:eastAsiaTheme="minorEastAsia" w:hAnsi="Times New Roman" w:cs="Times New Roman"/>
+                <w:bCs/>
+                <w:i/>
+                <w:iCs/>
+                <w:sz w:val="20"/>
+                <w:szCs w:val="20"/>
+              </w:rPr>
+              <w:t>), EEG, Seizure Prediction</w:t>
             </w:r>
           </w:p>
           <w:p>
@@ -1663,7 +1746,25 @@
                 <w:bCs/>
                 <w:szCs w:val="22"/>
               </w:rPr>
-              <w:t>Designed and implemented a privacy-preserving pipeline for seizure prediction, processing EEG signals into Pearson Correlation Coefficient (PCC) matrices and training a CNN classifier using four distinct paradigms: Local, Centralized, FedAvg, and pFedMe.</w:t>
+              <w:t xml:space="preserve">Designed and implemented a privacy-preserving pipeline for seizure prediction, processing EEG signals into Pearson Correlation Coefficient (PCC) matrices and training a CNN classifier using four distinct paradigms: Local, Centralized, FedAvg, and </w:t>
+            </w:r>
+            <w:proofErr w:type="spellStart"/>
+            <w:r>
+              <w:rPr>
+                <w:rFonts w:ascii="Times New Roman" w:eastAsiaTheme="minorEastAsia" w:hAnsi="Times New Roman" w:cs="Times New Roman"/>
+                <w:bCs/>
+                <w:szCs w:val="22"/>
+              </w:rPr>
+              <w:t>pFedMe</w:t>
+            </w:r>
+            <w:proofErr w:type="spellEnd"/>
+            <w:r>
+              <w:rPr>
+                <w:rFonts w:ascii="Times New Roman" w:eastAsiaTheme="minorEastAsia" w:hAnsi="Times New Roman" w:cs="Times New Roman"/>
+                <w:bCs/>
+                <w:szCs w:val="22"/>
+              </w:rPr>
+              <w:t>.</w:t>
             </w:r>
           </w:p>
           <w:p>
@@ -1687,7 +1788,25 @@
                 <w:bCs/>
                 <w:szCs w:val="22"/>
               </w:rPr>
-              <w:t>Demonstrated that standard FedAvg underperforms due to client data heterogeneity and severe class imbalance, while personalized pFedMe significantly improves average sensitivity and F1-scores over FedAvg by adapting to unique patient data.</w:t>
+              <w:t xml:space="preserve">Demonstrated that standard FedAvg underperforms due to client data heterogeneity and severe class imbalance, while personalized </w:t>
+            </w:r>
+            <w:proofErr w:type="spellStart"/>
+            <w:r>
+              <w:rPr>
+                <w:rFonts w:ascii="Times New Roman" w:eastAsiaTheme="minorEastAsia" w:hAnsi="Times New Roman" w:cs="Times New Roman"/>
+                <w:bCs/>
+                <w:szCs w:val="22"/>
+              </w:rPr>
+              <w:t>pFedMe</w:t>
+            </w:r>
+            <w:proofErr w:type="spellEnd"/>
+            <w:r>
+              <w:rPr>
+                <w:rFonts w:ascii="Times New Roman" w:eastAsiaTheme="minorEastAsia" w:hAnsi="Times New Roman" w:cs="Times New Roman"/>
+                <w:bCs/>
+                <w:szCs w:val="22"/>
+              </w:rPr>
+              <w:t xml:space="preserve"> significantly improves average sensitivity and F1-scores over FedAvg by adapting to unique patient data.</w:t>
             </w:r>
           </w:p>
           <w:p>
@@ -1711,7 +1830,25 @@
                 <w:bCs/>
                 <w:szCs w:val="22"/>
               </w:rPr>
-              <w:t>Conducted a detailed hyperparameter analysis of the pFedMe personalization weight (λ), revealing that smaller λ values are critical for minority class detection (sensitivity), whereas larger values cause performance to collapse by forcing adherence to a globally biased model.</w:t>
+              <w:t xml:space="preserve">Conducted a detailed hyperparameter analysis of the </w:t>
+            </w:r>
+            <w:proofErr w:type="spellStart"/>
+            <w:r>
+              <w:rPr>
+                <w:rFonts w:ascii="Times New Roman" w:eastAsiaTheme="minorEastAsia" w:hAnsi="Times New Roman" w:cs="Times New Roman"/>
+                <w:bCs/>
+                <w:szCs w:val="22"/>
+              </w:rPr>
+              <w:t>pFedMe</w:t>
+            </w:r>
+            <w:proofErr w:type="spellEnd"/>
+            <w:r>
+              <w:rPr>
+                <w:rFonts w:ascii="Times New Roman" w:eastAsiaTheme="minorEastAsia" w:hAnsi="Times New Roman" w:cs="Times New Roman"/>
+                <w:bCs/>
+                <w:szCs w:val="22"/>
+              </w:rPr>
+              <w:t xml:space="preserve"> personalization weight (λ), revealing that smaller λ values are critical for minority class detection (sensitivity), whereas larger values cause performance to collapse by forcing adherence to a globally biased model.</w:t>
             </w:r>
           </w:p>
         </w:tc>
@@ -1719,7 +1856,7 @@
       <w:tr>
         <w:tc>
           <w:tcPr>
-            <w:tcW w:w="8411" w:type="dxa"/>
+            <w:tcW w:w="7739" w:type="dxa"/>
             <w:gridSpan w:val="4"/>
             <w:tcBorders>
               <w:top w:val="nil"/>
@@ -1750,8 +1887,8 @@
         </w:tc>
         <w:tc>
           <w:tcPr>
-            <w:tcW w:w="2924" w:type="dxa"/>
-            <w:gridSpan w:val="6"/>
+            <w:tcW w:w="2946" w:type="dxa"/>
+            <w:gridSpan w:val="5"/>
             <w:tcBorders>
               <w:top w:val="nil"/>
               <w:left w:val="nil"/>
@@ -1775,7 +1912,7 @@
       <w:tr>
         <w:tc>
           <w:tcPr>
-            <w:tcW w:w="7083" w:type="dxa"/>
+            <w:tcW w:w="6513" w:type="dxa"/>
             <w:gridSpan w:val="3"/>
             <w:tcBorders>
               <w:top w:val="nil"/>
@@ -1822,8 +1959,8 @@
         </w:tc>
         <w:tc>
           <w:tcPr>
-            <w:tcW w:w="4252" w:type="dxa"/>
-            <w:gridSpan w:val="7"/>
+            <w:tcW w:w="4172" w:type="dxa"/>
+            <w:gridSpan w:val="6"/>
             <w:tcBorders>
               <w:top w:val="nil"/>
               <w:left w:val="nil"/>
@@ -1847,7 +1984,23 @@
                 <w:bCs/>
                 <w:szCs w:val="22"/>
               </w:rPr>
-              <w:t xml:space="preserve">                        </w:t>
+              <w:t xml:space="preserve">                 </w:t>
+            </w:r>
+            <w:r>
+              <w:rPr>
+                <w:rFonts w:ascii="Times New Roman" w:eastAsiaTheme="minorEastAsia" w:hAnsi="Times New Roman" w:cs="Times New Roman" w:hint="eastAsia"/>
+                <w:bCs/>
+                <w:szCs w:val="22"/>
+              </w:rPr>
+              <w:t xml:space="preserve"> </w:t>
+            </w:r>
+            <w:r>
+              <w:rPr>
+                <w:rFonts w:ascii="Times New Roman" w:eastAsiaTheme="minorEastAsia" w:hAnsi="Times New Roman" w:cs="Times New Roman" w:hint="eastAsia"/>
+                <w:bCs/>
+                <w:szCs w:val="22"/>
+              </w:rPr>
+              <w:t xml:space="preserve">    </w:t>
             </w:r>
             <w:r>
               <w:rPr>
@@ -1887,8 +2040,8 @@
       <w:tr>
         <w:tc>
           <w:tcPr>
-            <w:tcW w:w="11335" w:type="dxa"/>
-            <w:gridSpan w:val="10"/>
+            <w:tcW w:w="10685" w:type="dxa"/>
+            <w:gridSpan w:val="9"/>
             <w:tcBorders>
               <w:top w:val="nil"/>
               <w:left w:val="nil"/>
@@ -2021,7 +2174,6 @@
                 <w:bCs/>
                 <w:szCs w:val="22"/>
               </w:rPr>
-              <w:lastRenderedPageBreak/>
               <w:t>Implemented a GPU-based forward convolution with a structured Prolog-Kernel-Epilog approach, ensuring memory management, convolution computation, and output transfer, while matching CPU implementation correctness and optimizing performance using Nsight profiling tools.</w:t>
             </w:r>
           </w:p>
@@ -2046,6 +2198,7 @@
                 <w:bCs/>
                 <w:szCs w:val="22"/>
               </w:rPr>
+              <w:lastRenderedPageBreak/>
               <w:t>Applied advanced GPU programming techniques</w:t>
             </w:r>
             <w:r>
@@ -2062,25 +2215,7 @@
                 <w:bCs/>
                 <w:szCs w:val="22"/>
               </w:rPr>
-              <w:t xml:space="preserve">, including streams, GEMM kernels, and kernel fusion, to achieve a target inference time </w:t>
-            </w:r>
-            <w:proofErr w:type="gramStart"/>
-            <w:r>
-              <w:rPr>
-                <w:rFonts w:ascii="Times New Roman" w:eastAsiaTheme="minorEastAsia" w:hAnsi="Times New Roman" w:cs="Times New Roman"/>
-                <w:bCs/>
-                <w:szCs w:val="22"/>
-              </w:rPr>
-              <w:t>of ≤80ms for</w:t>
-            </w:r>
-            <w:proofErr w:type="gramEnd"/>
-            <w:r>
-              <w:rPr>
-                <w:rFonts w:ascii="Times New Roman" w:eastAsiaTheme="minorEastAsia" w:hAnsi="Times New Roman" w:cs="Times New Roman"/>
-                <w:bCs/>
-                <w:szCs w:val="22"/>
-              </w:rPr>
-              <w:t xml:space="preserve"> 10,000 images from the Fashion MNIST dataset.</w:t>
+              <w:t>, including streams, GEMM kernels, and kernel fusion, to achieve a target inference time of ≤80ms for 10,000 images from the Fashion MNIST dataset.</w:t>
             </w:r>
           </w:p>
         </w:tc>
@@ -2088,7 +2223,7 @@
       <w:tr>
         <w:tc>
           <w:tcPr>
-            <w:tcW w:w="8411" w:type="dxa"/>
+            <w:tcW w:w="7739" w:type="dxa"/>
             <w:gridSpan w:val="4"/>
             <w:tcBorders>
               <w:top w:val="nil"/>
@@ -2120,8 +2255,8 @@
         </w:tc>
         <w:tc>
           <w:tcPr>
-            <w:tcW w:w="2924" w:type="dxa"/>
-            <w:gridSpan w:val="6"/>
+            <w:tcW w:w="2946" w:type="dxa"/>
+            <w:gridSpan w:val="5"/>
             <w:tcBorders>
               <w:top w:val="nil"/>
               <w:left w:val="nil"/>
@@ -2145,7 +2280,7 @@
       <w:tr>
         <w:tc>
           <w:tcPr>
-            <w:tcW w:w="7083" w:type="dxa"/>
+            <w:tcW w:w="6513" w:type="dxa"/>
             <w:gridSpan w:val="3"/>
             <w:tcBorders>
               <w:top w:val="nil"/>
@@ -2218,8 +2353,8 @@
         </w:tc>
         <w:tc>
           <w:tcPr>
-            <w:tcW w:w="4252" w:type="dxa"/>
-            <w:gridSpan w:val="7"/>
+            <w:tcW w:w="4172" w:type="dxa"/>
+            <w:gridSpan w:val="6"/>
             <w:tcBorders>
               <w:top w:val="nil"/>
               <w:left w:val="nil"/>
@@ -2268,8 +2403,8 @@
       <w:tr>
         <w:tc>
           <w:tcPr>
-            <w:tcW w:w="11335" w:type="dxa"/>
-            <w:gridSpan w:val="10"/>
+            <w:tcW w:w="10685" w:type="dxa"/>
+            <w:gridSpan w:val="9"/>
             <w:tcBorders>
               <w:top w:val="nil"/>
               <w:left w:val="nil"/>
@@ -2424,7 +2559,25 @@
                 <w:bCs/>
                 <w:szCs w:val="22"/>
               </w:rPr>
-              <w:t>Contributed to combining the BCIC IV IIa and the P300 RSVP datasets and designing an</w:t>
+              <w:t xml:space="preserve">Contributed to combining the BCIC IV </w:t>
+            </w:r>
+            <w:proofErr w:type="spellStart"/>
+            <w:r>
+              <w:rPr>
+                <w:rFonts w:ascii="Times New Roman" w:eastAsiaTheme="minorEastAsia" w:hAnsi="Times New Roman" w:cs="Times New Roman"/>
+                <w:bCs/>
+                <w:szCs w:val="22"/>
+              </w:rPr>
+              <w:t>IIa</w:t>
+            </w:r>
+            <w:proofErr w:type="spellEnd"/>
+            <w:r>
+              <w:rPr>
+                <w:rFonts w:ascii="Times New Roman" w:eastAsiaTheme="minorEastAsia" w:hAnsi="Times New Roman" w:cs="Times New Roman"/>
+                <w:bCs/>
+                <w:szCs w:val="22"/>
+              </w:rPr>
+              <w:t xml:space="preserve"> and the P300 RSVP datasets and designing an</w:t>
             </w:r>
             <w:r>
               <w:rPr>
@@ -2488,8 +2641,8 @@
       <w:tr>
         <w:tc>
           <w:tcPr>
-            <w:tcW w:w="9776" w:type="dxa"/>
-            <w:gridSpan w:val="9"/>
+            <w:tcW w:w="9244" w:type="dxa"/>
+            <w:gridSpan w:val="8"/>
             <w:tcBorders>
               <w:top w:val="nil"/>
               <w:left w:val="nil"/>
@@ -2543,7 +2696,7 @@
         </w:tc>
         <w:tc>
           <w:tcPr>
-            <w:tcW w:w="1559" w:type="dxa"/>
+            <w:tcW w:w="1441" w:type="dxa"/>
             <w:tcBorders>
               <w:top w:val="nil"/>
               <w:left w:val="nil"/>
@@ -2568,7 +2721,7 @@
       <w:tr>
         <w:tc>
           <w:tcPr>
-            <w:tcW w:w="8642" w:type="dxa"/>
+            <w:tcW w:w="7970" w:type="dxa"/>
             <w:gridSpan w:val="6"/>
             <w:tcBorders>
               <w:top w:val="nil"/>
@@ -2614,8 +2767,8 @@
         </w:tc>
         <w:tc>
           <w:tcPr>
-            <w:tcW w:w="2693" w:type="dxa"/>
-            <w:gridSpan w:val="4"/>
+            <w:tcW w:w="2715" w:type="dxa"/>
+            <w:gridSpan w:val="3"/>
             <w:tcBorders>
               <w:top w:val="nil"/>
               <w:bottom w:val="nil"/>
@@ -2647,8 +2800,8 @@
       <w:tr>
         <w:tc>
           <w:tcPr>
-            <w:tcW w:w="11335" w:type="dxa"/>
-            <w:gridSpan w:val="10"/>
+            <w:tcW w:w="10685" w:type="dxa"/>
+            <w:gridSpan w:val="9"/>
             <w:tcBorders>
               <w:top w:val="nil"/>
               <w:left w:val="nil"/>
@@ -2874,7 +3027,43 @@
                 <w:bCs/>
                 <w:szCs w:val="22"/>
               </w:rPr>
-              <w:t>Implemented MTCNN with ResNet and dlib-based face recognition, achieving better performance with the latter; trained the system with one hundred face images for live recognition.</w:t>
+              <w:t xml:space="preserve">Implemented MTCNN with </w:t>
+            </w:r>
+            <w:proofErr w:type="spellStart"/>
+            <w:r>
+              <w:rPr>
+                <w:rFonts w:ascii="Times New Roman" w:eastAsiaTheme="minorEastAsia" w:hAnsi="Times New Roman" w:cs="Times New Roman"/>
+                <w:bCs/>
+                <w:szCs w:val="22"/>
+              </w:rPr>
+              <w:t>ResNet</w:t>
+            </w:r>
+            <w:proofErr w:type="spellEnd"/>
+            <w:r>
+              <w:rPr>
+                <w:rFonts w:ascii="Times New Roman" w:eastAsiaTheme="minorEastAsia" w:hAnsi="Times New Roman" w:cs="Times New Roman"/>
+                <w:bCs/>
+                <w:szCs w:val="22"/>
+              </w:rPr>
+              <w:t xml:space="preserve"> and </w:t>
+            </w:r>
+            <w:proofErr w:type="spellStart"/>
+            <w:r>
+              <w:rPr>
+                <w:rFonts w:ascii="Times New Roman" w:eastAsiaTheme="minorEastAsia" w:hAnsi="Times New Roman" w:cs="Times New Roman"/>
+                <w:bCs/>
+                <w:szCs w:val="22"/>
+              </w:rPr>
+              <w:t>dlib</w:t>
+            </w:r>
+            <w:proofErr w:type="spellEnd"/>
+            <w:r>
+              <w:rPr>
+                <w:rFonts w:ascii="Times New Roman" w:eastAsiaTheme="minorEastAsia" w:hAnsi="Times New Roman" w:cs="Times New Roman"/>
+                <w:bCs/>
+                <w:szCs w:val="22"/>
+              </w:rPr>
+              <w:t>-based face recognition, achieving better performance with the latter; trained the system with one hundred face images for live recognition.</w:t>
             </w:r>
           </w:p>
           <w:p>
@@ -2898,7 +3087,25 @@
                 <w:bCs/>
                 <w:szCs w:val="22"/>
               </w:rPr>
-              <w:t>Built a custom residual neural network with Keras for speaker recognition, achieving 96% accuracy.</w:t>
+              <w:t xml:space="preserve">Built a custom residual neural network with </w:t>
+            </w:r>
+            <w:proofErr w:type="spellStart"/>
+            <w:r>
+              <w:rPr>
+                <w:rFonts w:ascii="Times New Roman" w:eastAsiaTheme="minorEastAsia" w:hAnsi="Times New Roman" w:cs="Times New Roman"/>
+                <w:bCs/>
+                <w:szCs w:val="22"/>
+              </w:rPr>
+              <w:t>Keras</w:t>
+            </w:r>
+            <w:proofErr w:type="spellEnd"/>
+            <w:r>
+              <w:rPr>
+                <w:rFonts w:ascii="Times New Roman" w:eastAsiaTheme="minorEastAsia" w:hAnsi="Times New Roman" w:cs="Times New Roman"/>
+                <w:bCs/>
+                <w:szCs w:val="22"/>
+              </w:rPr>
+              <w:t xml:space="preserve"> for speaker recognition, achieving 96% accuracy.</w:t>
             </w:r>
           </w:p>
           <w:p>
@@ -2931,8 +3138,8 @@
       <w:tr>
         <w:tc>
           <w:tcPr>
-            <w:tcW w:w="9776" w:type="dxa"/>
-            <w:gridSpan w:val="9"/>
+            <w:tcW w:w="9244" w:type="dxa"/>
+            <w:gridSpan w:val="8"/>
             <w:tcBorders>
               <w:top w:val="nil"/>
               <w:left w:val="nil"/>
@@ -3037,7 +3244,7 @@
         </w:tc>
         <w:tc>
           <w:tcPr>
-            <w:tcW w:w="1559" w:type="dxa"/>
+            <w:tcW w:w="1441" w:type="dxa"/>
             <w:tcBorders>
               <w:top w:val="nil"/>
               <w:left w:val="nil"/>
@@ -3062,8 +3269,8 @@
       <w:tr>
         <w:tc>
           <w:tcPr>
-            <w:tcW w:w="8931" w:type="dxa"/>
-            <w:gridSpan w:val="7"/>
+            <w:tcW w:w="7970" w:type="dxa"/>
+            <w:gridSpan w:val="6"/>
             <w:tcBorders>
               <w:top w:val="nil"/>
               <w:left w:val="nil"/>
@@ -3089,13 +3296,23 @@
               </w:rPr>
               <w:t xml:space="preserve">Course Project (Advisor: Prof. </w:t>
             </w:r>
-            <w:r>
-              <w:rPr>
-                <w:rFonts w:ascii="Times New Roman" w:eastAsiaTheme="minorEastAsia" w:hAnsi="Times New Roman" w:cs="Times New Roman"/>
-                <w:bCs/>
-                <w:szCs w:val="22"/>
-              </w:rPr>
-              <w:t>Zuofu Cheng</w:t>
+            <w:proofErr w:type="spellStart"/>
+            <w:r>
+              <w:rPr>
+                <w:rFonts w:ascii="Times New Roman" w:eastAsiaTheme="minorEastAsia" w:hAnsi="Times New Roman" w:cs="Times New Roman"/>
+                <w:bCs/>
+                <w:szCs w:val="22"/>
+              </w:rPr>
+              <w:t>Zuofu</w:t>
+            </w:r>
+            <w:proofErr w:type="spellEnd"/>
+            <w:r>
+              <w:rPr>
+                <w:rFonts w:ascii="Times New Roman" w:eastAsiaTheme="minorEastAsia" w:hAnsi="Times New Roman" w:cs="Times New Roman"/>
+                <w:bCs/>
+                <w:szCs w:val="22"/>
+              </w:rPr>
+              <w:t xml:space="preserve"> Cheng</w:t>
             </w:r>
             <w:r>
               <w:rPr>
@@ -3109,7 +3326,7 @@
         </w:tc>
         <w:tc>
           <w:tcPr>
-            <w:tcW w:w="2404" w:type="dxa"/>
+            <w:tcW w:w="2715" w:type="dxa"/>
             <w:gridSpan w:val="3"/>
             <w:tcBorders>
               <w:top w:val="nil"/>
@@ -3122,20 +3339,19 @@
             <w:pPr>
               <w:spacing w:after="0" w:line="259" w:lineRule="auto"/>
               <w:ind w:left="0" w:firstLine="0"/>
-              <w:jc w:val="right"/>
-              <w:rPr>
-                <w:rFonts w:ascii="Times New Roman" w:eastAsiaTheme="minorEastAsia" w:hAnsi="Times New Roman" w:cs="Times New Roman"/>
-                <w:bCs/>
-                <w:szCs w:val="22"/>
-              </w:rPr>
-            </w:pPr>
-            <w:r>
-              <w:rPr>
-                <w:rFonts w:ascii="Times New Roman" w:eastAsiaTheme="minorEastAsia" w:hAnsi="Times New Roman" w:cs="Times New Roman" w:hint="eastAsia"/>
-                <w:bCs/>
-                <w:szCs w:val="22"/>
-              </w:rPr>
-              <w:t>March 2024 - May 2024</w:t>
+              <w:rPr>
+                <w:rFonts w:ascii="Times New Roman" w:eastAsiaTheme="minorEastAsia" w:hAnsi="Times New Roman" w:cs="Times New Roman" w:hint="eastAsia"/>
+                <w:bCs/>
+                <w:szCs w:val="22"/>
+              </w:rPr>
+            </w:pPr>
+            <w:r>
+              <w:rPr>
+                <w:rFonts w:ascii="Times New Roman" w:eastAsiaTheme="minorEastAsia" w:hAnsi="Times New Roman" w:cs="Times New Roman" w:hint="eastAsia"/>
+                <w:bCs/>
+                <w:szCs w:val="22"/>
+              </w:rPr>
+              <w:t xml:space="preserve">       March 2024 -May 2024           </w:t>
             </w:r>
           </w:p>
         </w:tc>
@@ -3143,8 +3359,8 @@
       <w:tr>
         <w:tc>
           <w:tcPr>
-            <w:tcW w:w="11335" w:type="dxa"/>
-            <w:gridSpan w:val="10"/>
+            <w:tcW w:w="10685" w:type="dxa"/>
+            <w:gridSpan w:val="9"/>
             <w:tcBorders>
               <w:top w:val="nil"/>
               <w:left w:val="nil"/>
@@ -3185,7 +3401,31 @@
                 <w:sz w:val="20"/>
                 <w:szCs w:val="20"/>
               </w:rPr>
-              <w:t>: SystemVerilog, FPGA</w:t>
+              <w:t xml:space="preserve">: </w:t>
+            </w:r>
+            <w:proofErr w:type="spellStart"/>
+            <w:r>
+              <w:rPr>
+                <w:rFonts w:ascii="Times New Roman" w:eastAsiaTheme="minorEastAsia" w:hAnsi="Times New Roman" w:cs="Times New Roman"/>
+                <w:bCs/>
+                <w:i/>
+                <w:iCs/>
+                <w:sz w:val="20"/>
+                <w:szCs w:val="20"/>
+              </w:rPr>
+              <w:t>SystemVerilog</w:t>
+            </w:r>
+            <w:proofErr w:type="spellEnd"/>
+            <w:r>
+              <w:rPr>
+                <w:rFonts w:ascii="Times New Roman" w:eastAsiaTheme="minorEastAsia" w:hAnsi="Times New Roman" w:cs="Times New Roman"/>
+                <w:bCs/>
+                <w:i/>
+                <w:iCs/>
+                <w:sz w:val="20"/>
+                <w:szCs w:val="20"/>
+              </w:rPr>
+              <w:t>, FPGA</w:t>
             </w:r>
             <w:r>
               <w:rPr>
@@ -3350,8 +3590,8 @@
       <w:tr>
         <w:tc>
           <w:tcPr>
-            <w:tcW w:w="9776" w:type="dxa"/>
-            <w:gridSpan w:val="9"/>
+            <w:tcW w:w="9244" w:type="dxa"/>
+            <w:gridSpan w:val="8"/>
             <w:tcBorders>
               <w:top w:val="nil"/>
               <w:left w:val="nil"/>
@@ -3384,7 +3624,7 @@
         </w:tc>
         <w:tc>
           <w:tcPr>
-            <w:tcW w:w="1559" w:type="dxa"/>
+            <w:tcW w:w="1441" w:type="dxa"/>
             <w:tcBorders>
               <w:top w:val="nil"/>
               <w:left w:val="nil"/>
@@ -3409,7 +3649,7 @@
       <w:tr>
         <w:tc>
           <w:tcPr>
-            <w:tcW w:w="8505" w:type="dxa"/>
+            <w:tcW w:w="7833" w:type="dxa"/>
             <w:gridSpan w:val="5"/>
             <w:tcBorders>
               <w:top w:val="nil"/>
@@ -3464,8 +3704,8 @@
         </w:tc>
         <w:tc>
           <w:tcPr>
-            <w:tcW w:w="2830" w:type="dxa"/>
-            <w:gridSpan w:val="5"/>
+            <w:tcW w:w="2852" w:type="dxa"/>
+            <w:gridSpan w:val="4"/>
             <w:tcBorders>
               <w:top w:val="nil"/>
               <w:left w:val="nil"/>
@@ -3498,8 +3738,8 @@
       <w:tr>
         <w:tc>
           <w:tcPr>
-            <w:tcW w:w="11335" w:type="dxa"/>
-            <w:gridSpan w:val="10"/>
+            <w:tcW w:w="10685" w:type="dxa"/>
+            <w:gridSpan w:val="9"/>
             <w:tcBorders>
               <w:top w:val="nil"/>
               <w:left w:val="nil"/>
@@ -3788,8 +4028,8 @@
       <w:tr>
         <w:tc>
           <w:tcPr>
-            <w:tcW w:w="9776" w:type="dxa"/>
-            <w:gridSpan w:val="9"/>
+            <w:tcW w:w="9244" w:type="dxa"/>
+            <w:gridSpan w:val="8"/>
             <w:tcBorders>
               <w:top w:val="nil"/>
               <w:left w:val="nil"/>
@@ -3819,7 +4059,7 @@
         </w:tc>
         <w:tc>
           <w:tcPr>
-            <w:tcW w:w="1559" w:type="dxa"/>
+            <w:tcW w:w="1441" w:type="dxa"/>
             <w:tcBorders>
               <w:top w:val="nil"/>
               <w:left w:val="nil"/>
@@ -3844,7 +4084,7 @@
       <w:tr>
         <w:tc>
           <w:tcPr>
-            <w:tcW w:w="7083" w:type="dxa"/>
+            <w:tcW w:w="6513" w:type="dxa"/>
             <w:gridSpan w:val="3"/>
             <w:tcBorders>
               <w:top w:val="nil"/>
@@ -3907,8 +4147,8 @@
         </w:tc>
         <w:tc>
           <w:tcPr>
-            <w:tcW w:w="4252" w:type="dxa"/>
-            <w:gridSpan w:val="7"/>
+            <w:tcW w:w="4172" w:type="dxa"/>
+            <w:gridSpan w:val="6"/>
             <w:tcBorders>
               <w:top w:val="nil"/>
               <w:left w:val="nil"/>
@@ -3957,8 +4197,8 @@
       <w:tr>
         <w:tc>
           <w:tcPr>
-            <w:tcW w:w="11335" w:type="dxa"/>
-            <w:gridSpan w:val="10"/>
+            <w:tcW w:w="10685" w:type="dxa"/>
+            <w:gridSpan w:val="9"/>
             <w:tcBorders>
               <w:top w:val="nil"/>
               <w:left w:val="nil"/>
@@ -4069,7 +4309,6 @@
                 <w:bCs/>
                 <w:szCs w:val="22"/>
               </w:rPr>
-              <w:lastRenderedPageBreak/>
               <w:t>Accomplished applications including hooked ball-mitten toys and hairy objects, requiring precise path control to avoid defects and achieve intricate designs.</w:t>
             </w:r>
           </w:p>
@@ -4102,8 +4341,8 @@
       <w:tr>
         <w:tc>
           <w:tcPr>
-            <w:tcW w:w="9067" w:type="dxa"/>
-            <w:gridSpan w:val="8"/>
+            <w:tcW w:w="8593" w:type="dxa"/>
+            <w:gridSpan w:val="7"/>
             <w:tcBorders>
               <w:top w:val="nil"/>
               <w:left w:val="nil"/>
@@ -4127,7 +4366,6 @@
                 <w:b/>
                 <w:szCs w:val="22"/>
               </w:rPr>
-              <w:lastRenderedPageBreak/>
               <w:t>Over-the-Air-Computation Based Federated Learning Model Establishment</w:t>
             </w:r>
             <w:r>
@@ -4150,7 +4388,7 @@
         </w:tc>
         <w:tc>
           <w:tcPr>
-            <w:tcW w:w="2268" w:type="dxa"/>
+            <w:tcW w:w="2092" w:type="dxa"/>
             <w:gridSpan w:val="2"/>
             <w:tcBorders>
               <w:top w:val="nil"/>
@@ -4176,7 +4414,7 @@
       <w:tr>
         <w:tc>
           <w:tcPr>
-            <w:tcW w:w="7083" w:type="dxa"/>
+            <w:tcW w:w="6513" w:type="dxa"/>
             <w:gridSpan w:val="3"/>
             <w:tcBorders>
               <w:top w:val="nil"/>
@@ -4201,6 +4439,7 @@
                 <w:bCs/>
                 <w:szCs w:val="22"/>
               </w:rPr>
+              <w:lastRenderedPageBreak/>
               <w:t xml:space="preserve">Zhejiang University </w:t>
             </w:r>
             <w:r>
@@ -4247,8 +4486,8 @@
         </w:tc>
         <w:tc>
           <w:tcPr>
-            <w:tcW w:w="4252" w:type="dxa"/>
-            <w:gridSpan w:val="7"/>
+            <w:tcW w:w="4172" w:type="dxa"/>
+            <w:gridSpan w:val="6"/>
             <w:tcBorders>
               <w:top w:val="nil"/>
               <w:left w:val="nil"/>
@@ -4305,8 +4544,8 @@
       <w:tr>
         <w:tc>
           <w:tcPr>
-            <w:tcW w:w="11335" w:type="dxa"/>
-            <w:gridSpan w:val="10"/>
+            <w:tcW w:w="10685" w:type="dxa"/>
+            <w:gridSpan w:val="9"/>
             <w:tcBorders>
               <w:top w:val="nil"/>
               <w:left w:val="nil"/>
@@ -4487,7 +4726,7 @@
         </w:trPr>
         <w:tc>
           <w:tcPr>
-            <w:tcW w:w="7083" w:type="dxa"/>
+            <w:tcW w:w="6513" w:type="dxa"/>
             <w:gridSpan w:val="3"/>
             <w:tcBorders>
               <w:top w:val="nil"/>
@@ -4561,8 +4800,8 @@
         </w:tc>
         <w:tc>
           <w:tcPr>
-            <w:tcW w:w="4252" w:type="dxa"/>
-            <w:gridSpan w:val="7"/>
+            <w:tcW w:w="4172" w:type="dxa"/>
+            <w:gridSpan w:val="6"/>
             <w:tcBorders>
               <w:top w:val="nil"/>
               <w:left w:val="nil"/>
@@ -4590,7 +4829,7 @@
         </w:trPr>
         <w:tc>
           <w:tcPr>
-            <w:tcW w:w="6091" w:type="dxa"/>
+            <w:tcW w:w="5595" w:type="dxa"/>
             <w:gridSpan w:val="2"/>
             <w:tcBorders>
               <w:top w:val="single" w:sz="4" w:space="0" w:color="auto"/>
@@ -4620,7 +4859,7 @@
         </w:tc>
         <w:tc>
           <w:tcPr>
-            <w:tcW w:w="2551" w:type="dxa"/>
+            <w:tcW w:w="2375" w:type="dxa"/>
             <w:gridSpan w:val="4"/>
             <w:tcBorders>
               <w:top w:val="single" w:sz="4" w:space="0" w:color="auto"/>
@@ -4654,8 +4893,8 @@
         </w:tc>
         <w:tc>
           <w:tcPr>
-            <w:tcW w:w="2693" w:type="dxa"/>
-            <w:gridSpan w:val="4"/>
+            <w:tcW w:w="2715" w:type="dxa"/>
+            <w:gridSpan w:val="3"/>
             <w:tcBorders>
               <w:top w:val="single" w:sz="4" w:space="0" w:color="auto"/>
               <w:bottom w:val="nil"/>
@@ -4690,7 +4929,7 @@
         </w:trPr>
         <w:tc>
           <w:tcPr>
-            <w:tcW w:w="6091" w:type="dxa"/>
+            <w:tcW w:w="5595" w:type="dxa"/>
             <w:gridSpan w:val="2"/>
             <w:tcBorders>
               <w:top w:val="nil"/>
@@ -4728,7 +4967,7 @@
         </w:tc>
         <w:tc>
           <w:tcPr>
-            <w:tcW w:w="2551" w:type="dxa"/>
+            <w:tcW w:w="2375" w:type="dxa"/>
             <w:gridSpan w:val="4"/>
             <w:tcBorders>
               <w:top w:val="nil"/>
@@ -4762,8 +5001,8 @@
         </w:tc>
         <w:tc>
           <w:tcPr>
-            <w:tcW w:w="2693" w:type="dxa"/>
-            <w:gridSpan w:val="4"/>
+            <w:tcW w:w="2715" w:type="dxa"/>
+            <w:gridSpan w:val="3"/>
             <w:tcBorders>
               <w:top w:val="nil"/>
               <w:bottom w:val="nil"/>
@@ -4798,7 +5037,7 @@
         </w:trPr>
         <w:tc>
           <w:tcPr>
-            <w:tcW w:w="6091" w:type="dxa"/>
+            <w:tcW w:w="5595" w:type="dxa"/>
             <w:gridSpan w:val="2"/>
             <w:tcBorders>
               <w:top w:val="nil"/>
@@ -4828,7 +5067,7 @@
         </w:tc>
         <w:tc>
           <w:tcPr>
-            <w:tcW w:w="2551" w:type="dxa"/>
+            <w:tcW w:w="2375" w:type="dxa"/>
             <w:gridSpan w:val="4"/>
             <w:tcBorders>
               <w:top w:val="nil"/>
@@ -4862,8 +5101,8 @@
         </w:tc>
         <w:tc>
           <w:tcPr>
-            <w:tcW w:w="2693" w:type="dxa"/>
-            <w:gridSpan w:val="4"/>
+            <w:tcW w:w="2715" w:type="dxa"/>
+            <w:gridSpan w:val="3"/>
             <w:tcBorders>
               <w:top w:val="nil"/>
               <w:bottom w:val="nil"/>
@@ -4962,7 +5201,7 @@
         </w:trPr>
         <w:tc>
           <w:tcPr>
-            <w:tcW w:w="6091" w:type="dxa"/>
+            <w:tcW w:w="5595" w:type="dxa"/>
             <w:gridSpan w:val="2"/>
             <w:tcBorders>
               <w:top w:val="nil"/>
@@ -4992,7 +5231,7 @@
         </w:tc>
         <w:tc>
           <w:tcPr>
-            <w:tcW w:w="2551" w:type="dxa"/>
+            <w:tcW w:w="2375" w:type="dxa"/>
             <w:gridSpan w:val="4"/>
             <w:tcBorders>
               <w:top w:val="nil"/>
@@ -5026,8 +5265,8 @@
         </w:tc>
         <w:tc>
           <w:tcPr>
-            <w:tcW w:w="2693" w:type="dxa"/>
-            <w:gridSpan w:val="4"/>
+            <w:tcW w:w="2715" w:type="dxa"/>
+            <w:gridSpan w:val="3"/>
             <w:tcBorders>
               <w:top w:val="nil"/>
               <w:bottom w:val="nil"/>
@@ -5126,7 +5365,7 @@
         </w:trPr>
         <w:tc>
           <w:tcPr>
-            <w:tcW w:w="6091" w:type="dxa"/>
+            <w:tcW w:w="5595" w:type="dxa"/>
             <w:gridSpan w:val="2"/>
             <w:tcBorders>
               <w:top w:val="nil"/>
@@ -5158,7 +5397,7 @@
         </w:tc>
         <w:tc>
           <w:tcPr>
-            <w:tcW w:w="2551" w:type="dxa"/>
+            <w:tcW w:w="2375" w:type="dxa"/>
             <w:gridSpan w:val="4"/>
             <w:tcBorders>
               <w:top w:val="nil"/>
@@ -5192,8 +5431,8 @@
         </w:tc>
         <w:tc>
           <w:tcPr>
-            <w:tcW w:w="2693" w:type="dxa"/>
-            <w:gridSpan w:val="4"/>
+            <w:tcW w:w="2715" w:type="dxa"/>
+            <w:gridSpan w:val="3"/>
             <w:tcBorders>
               <w:top w:val="nil"/>
               <w:bottom w:val="nil"/>
@@ -5228,7 +5467,7 @@
         </w:trPr>
         <w:tc>
           <w:tcPr>
-            <w:tcW w:w="6091" w:type="dxa"/>
+            <w:tcW w:w="5595" w:type="dxa"/>
             <w:gridSpan w:val="2"/>
             <w:tcBorders>
               <w:top w:val="nil"/>
@@ -5258,7 +5497,7 @@
         </w:tc>
         <w:tc>
           <w:tcPr>
-            <w:tcW w:w="2551" w:type="dxa"/>
+            <w:tcW w:w="2375" w:type="dxa"/>
             <w:gridSpan w:val="4"/>
             <w:tcBorders>
               <w:top w:val="nil"/>
@@ -5292,8 +5531,8 @@
         </w:tc>
         <w:tc>
           <w:tcPr>
-            <w:tcW w:w="2693" w:type="dxa"/>
-            <w:gridSpan w:val="4"/>
+            <w:tcW w:w="2715" w:type="dxa"/>
+            <w:gridSpan w:val="3"/>
             <w:tcBorders>
               <w:top w:val="nil"/>
               <w:bottom w:val="nil"/>
@@ -5328,7 +5567,7 @@
         </w:trPr>
         <w:tc>
           <w:tcPr>
-            <w:tcW w:w="6091" w:type="dxa"/>
+            <w:tcW w:w="5595" w:type="dxa"/>
             <w:gridSpan w:val="2"/>
             <w:tcBorders>
               <w:top w:val="nil"/>
@@ -5374,7 +5613,7 @@
         </w:tc>
         <w:tc>
           <w:tcPr>
-            <w:tcW w:w="2551" w:type="dxa"/>
+            <w:tcW w:w="2375" w:type="dxa"/>
             <w:gridSpan w:val="4"/>
             <w:tcBorders>
               <w:top w:val="nil"/>
@@ -5408,8 +5647,8 @@
         </w:tc>
         <w:tc>
           <w:tcPr>
-            <w:tcW w:w="2693" w:type="dxa"/>
-            <w:gridSpan w:val="4"/>
+            <w:tcW w:w="2715" w:type="dxa"/>
+            <w:gridSpan w:val="3"/>
             <w:tcBorders>
               <w:top w:val="nil"/>
               <w:bottom w:val="nil"/>
@@ -5444,7 +5683,7 @@
         </w:trPr>
         <w:tc>
           <w:tcPr>
-            <w:tcW w:w="7083" w:type="dxa"/>
+            <w:tcW w:w="6513" w:type="dxa"/>
             <w:gridSpan w:val="3"/>
             <w:tcBorders>
               <w:top w:val="nil"/>
@@ -5491,8 +5730,8 @@
         </w:tc>
         <w:tc>
           <w:tcPr>
-            <w:tcW w:w="4252" w:type="dxa"/>
-            <w:gridSpan w:val="7"/>
+            <w:tcW w:w="4172" w:type="dxa"/>
+            <w:gridSpan w:val="6"/>
             <w:tcBorders>
               <w:top w:val="nil"/>
               <w:left w:val="nil"/>
@@ -5517,8 +5756,8 @@
       <w:tr>
         <w:tc>
           <w:tcPr>
-            <w:tcW w:w="11335" w:type="dxa"/>
-            <w:gridSpan w:val="10"/>
+            <w:tcW w:w="10685" w:type="dxa"/>
+            <w:gridSpan w:val="9"/>
             <w:tcBorders>
               <w:top w:val="single" w:sz="4" w:space="0" w:color="auto"/>
               <w:left w:val="nil"/>
@@ -5606,23 +5845,13 @@
                 <w:szCs w:val="22"/>
               </w:rPr>
             </w:pPr>
-            <w:proofErr w:type="gramStart"/>
-            <w:r>
-              <w:rPr>
-                <w:rFonts w:ascii="Times New Roman" w:eastAsiaTheme="minorEastAsia" w:hAnsi="Times New Roman" w:cs="Times New Roman"/>
-                <w:bCs/>
-                <w:szCs w:val="22"/>
-              </w:rPr>
-              <w:t>Hardwares</w:t>
-            </w:r>
-            <w:proofErr w:type="gramEnd"/>
-            <w:r>
-              <w:rPr>
-                <w:rFonts w:ascii="Times New Roman" w:eastAsiaTheme="minorEastAsia" w:hAnsi="Times New Roman" w:cs="Times New Roman"/>
-                <w:bCs/>
-                <w:szCs w:val="22"/>
-              </w:rPr>
-              <w:t xml:space="preserve">: </w:t>
+            <w:r>
+              <w:rPr>
+                <w:rFonts w:ascii="Times New Roman" w:eastAsiaTheme="minorEastAsia" w:hAnsi="Times New Roman" w:cs="Times New Roman"/>
+                <w:bCs/>
+                <w:szCs w:val="22"/>
+              </w:rPr>
+              <w:t xml:space="preserve">Hardwares: </w:t>
             </w:r>
             <w:r>
               <w:rPr>
